--- a/Docs/Architectural Advice for Redesigning JabberPoint.docx
+++ b/Docs/Architectural Advice for Redesigning JabberPoint.docx
@@ -5,6 +5,7 @@
     <w:p>
       <w:pPr>
         <w:pStyle w:val="Title"/>
+        <w:jc w:val="center"/>
         <w:rPr>
           <w:rFonts w:eastAsia="Aptos"/>
         </w:rPr>
@@ -24,11 +25,9 @@
       </w:r>
       <w:proofErr w:type="spellEnd"/>
     </w:p>
-    <w:p>
-      <w:r>
-        <w:br w:type="page"/>
-      </w:r>
-    </w:p>
+    <w:p/>
+    <w:p/>
+    <w:p/>
     <w:sdt>
       <w:sdtPr>
         <w:rPr>
@@ -68,7 +67,7 @@
             <w:rPr>
               <w:noProof/>
               <w:kern w:val="2"/>
-              <w:lang w:val="es-ES" w:eastAsia="es-ES"/>
+              <w:lang w:val="en-NL" w:eastAsia="en-NL"/>
               <w14:ligatures w14:val="standardContextual"/>
             </w:rPr>
           </w:pPr>
@@ -81,7 +80,7 @@
           <w:r>
             <w:fldChar w:fldCharType="separate"/>
           </w:r>
-          <w:hyperlink w:anchor="_Toc224204131" w:history="1">
+          <w:hyperlink w:anchor="_Toc226278333" w:history="1">
             <w:r>
               <w:rPr>
                 <w:rStyle w:val="Hyperlink"/>
@@ -108,7 +107,362 @@
                 <w:noProof/>
                 <w:webHidden/>
               </w:rPr>
-              <w:instrText xml:space="preserve"> PAGEREF _Toc224204131 \h </w:instrText>
+              <w:instrText xml:space="preserve"> PAGEREF _Toc226278333 \h </w:instrText>
+            </w:r>
+            <w:r>
+              <w:rPr>
+                <w:noProof/>
+                <w:webHidden/>
+              </w:rPr>
+            </w:r>
+            <w:r>
+              <w:rPr>
+                <w:noProof/>
+                <w:webHidden/>
+              </w:rPr>
+              <w:fldChar w:fldCharType="separate"/>
+            </w:r>
+            <w:r>
+              <w:rPr>
+                <w:noProof/>
+                <w:webHidden/>
+              </w:rPr>
+              <w:t>2</w:t>
+            </w:r>
+            <w:r>
+              <w:rPr>
+                <w:noProof/>
+                <w:webHidden/>
+              </w:rPr>
+              <w:fldChar w:fldCharType="end"/>
+            </w:r>
+          </w:hyperlink>
+        </w:p>
+        <w:p>
+          <w:pPr>
+            <w:pStyle w:val="TOC1"/>
+            <w:tabs>
+              <w:tab w:val="right" w:leader="dot" w:pos="9350"/>
+            </w:tabs>
+            <w:rPr>
+              <w:noProof/>
+              <w:kern w:val="2"/>
+              <w:lang w:val="en-NL" w:eastAsia="en-NL"/>
+              <w14:ligatures w14:val="standardContextual"/>
+            </w:rPr>
+          </w:pPr>
+          <w:hyperlink w:anchor="_Toc226278334" w:history="1">
+            <w:r>
+              <w:rPr>
+                <w:rStyle w:val="Hyperlink"/>
+                <w:noProof/>
+              </w:rPr>
+              <w:t>2. Pattern Applications</w:t>
+            </w:r>
+            <w:r>
+              <w:rPr>
+                <w:noProof/>
+                <w:webHidden/>
+              </w:rPr>
+              <w:tab/>
+            </w:r>
+            <w:r>
+              <w:rPr>
+                <w:noProof/>
+                <w:webHidden/>
+              </w:rPr>
+              <w:fldChar w:fldCharType="begin"/>
+            </w:r>
+            <w:r>
+              <w:rPr>
+                <w:noProof/>
+                <w:webHidden/>
+              </w:rPr>
+              <w:instrText xml:space="preserve"> PAGEREF _Toc226278334 \h </w:instrText>
+            </w:r>
+            <w:r>
+              <w:rPr>
+                <w:noProof/>
+                <w:webHidden/>
+              </w:rPr>
+            </w:r>
+            <w:r>
+              <w:rPr>
+                <w:noProof/>
+                <w:webHidden/>
+              </w:rPr>
+              <w:fldChar w:fldCharType="separate"/>
+            </w:r>
+            <w:r>
+              <w:rPr>
+                <w:noProof/>
+                <w:webHidden/>
+              </w:rPr>
+              <w:t>2</w:t>
+            </w:r>
+            <w:r>
+              <w:rPr>
+                <w:noProof/>
+                <w:webHidden/>
+              </w:rPr>
+              <w:fldChar w:fldCharType="end"/>
+            </w:r>
+          </w:hyperlink>
+        </w:p>
+        <w:p>
+          <w:pPr>
+            <w:pStyle w:val="TOC2"/>
+            <w:tabs>
+              <w:tab w:val="right" w:leader="dot" w:pos="9350"/>
+            </w:tabs>
+            <w:rPr>
+              <w:noProof/>
+              <w:kern w:val="2"/>
+              <w:lang w:val="en-NL" w:eastAsia="en-NL"/>
+              <w14:ligatures w14:val="standardContextual"/>
+            </w:rPr>
+          </w:pPr>
+          <w:hyperlink w:anchor="_Toc226278335" w:history="1">
+            <w:r>
+              <w:rPr>
+                <w:rStyle w:val="Hyperlink"/>
+                <w:noProof/>
+              </w:rPr>
+              <w:t>2.1 Composite Pattern – Model Structure</w:t>
+            </w:r>
+            <w:r>
+              <w:rPr>
+                <w:noProof/>
+                <w:webHidden/>
+              </w:rPr>
+              <w:tab/>
+            </w:r>
+            <w:r>
+              <w:rPr>
+                <w:noProof/>
+                <w:webHidden/>
+              </w:rPr>
+              <w:fldChar w:fldCharType="begin"/>
+            </w:r>
+            <w:r>
+              <w:rPr>
+                <w:noProof/>
+                <w:webHidden/>
+              </w:rPr>
+              <w:instrText xml:space="preserve"> PAGEREF _Toc226278335 \h </w:instrText>
+            </w:r>
+            <w:r>
+              <w:rPr>
+                <w:noProof/>
+                <w:webHidden/>
+              </w:rPr>
+            </w:r>
+            <w:r>
+              <w:rPr>
+                <w:noProof/>
+                <w:webHidden/>
+              </w:rPr>
+              <w:fldChar w:fldCharType="separate"/>
+            </w:r>
+            <w:r>
+              <w:rPr>
+                <w:noProof/>
+                <w:webHidden/>
+              </w:rPr>
+              <w:t>2</w:t>
+            </w:r>
+            <w:r>
+              <w:rPr>
+                <w:noProof/>
+                <w:webHidden/>
+              </w:rPr>
+              <w:fldChar w:fldCharType="end"/>
+            </w:r>
+          </w:hyperlink>
+        </w:p>
+        <w:p>
+          <w:pPr>
+            <w:pStyle w:val="TOC2"/>
+            <w:tabs>
+              <w:tab w:val="right" w:leader="dot" w:pos="9350"/>
+            </w:tabs>
+            <w:rPr>
+              <w:noProof/>
+              <w:kern w:val="2"/>
+              <w:lang w:val="en-NL" w:eastAsia="en-NL"/>
+              <w14:ligatures w14:val="standardContextual"/>
+            </w:rPr>
+          </w:pPr>
+          <w:hyperlink w:anchor="_Toc226278336" w:history="1">
+            <w:r>
+              <w:rPr>
+                <w:rStyle w:val="Hyperlink"/>
+                <w:noProof/>
+              </w:rPr>
+              <w:t>2.2 Observer Pattern – View Updates</w:t>
+            </w:r>
+            <w:r>
+              <w:rPr>
+                <w:noProof/>
+                <w:webHidden/>
+              </w:rPr>
+              <w:tab/>
+            </w:r>
+            <w:r>
+              <w:rPr>
+                <w:noProof/>
+                <w:webHidden/>
+              </w:rPr>
+              <w:fldChar w:fldCharType="begin"/>
+            </w:r>
+            <w:r>
+              <w:rPr>
+                <w:noProof/>
+                <w:webHidden/>
+              </w:rPr>
+              <w:instrText xml:space="preserve"> PAGEREF _Toc226278336 \h </w:instrText>
+            </w:r>
+            <w:r>
+              <w:rPr>
+                <w:noProof/>
+                <w:webHidden/>
+              </w:rPr>
+            </w:r>
+            <w:r>
+              <w:rPr>
+                <w:noProof/>
+                <w:webHidden/>
+              </w:rPr>
+              <w:fldChar w:fldCharType="separate"/>
+            </w:r>
+            <w:r>
+              <w:rPr>
+                <w:noProof/>
+                <w:webHidden/>
+              </w:rPr>
+              <w:t>2</w:t>
+            </w:r>
+            <w:r>
+              <w:rPr>
+                <w:noProof/>
+                <w:webHidden/>
+              </w:rPr>
+              <w:fldChar w:fldCharType="end"/>
+            </w:r>
+          </w:hyperlink>
+        </w:p>
+        <w:p>
+          <w:pPr>
+            <w:pStyle w:val="TOC2"/>
+            <w:tabs>
+              <w:tab w:val="right" w:leader="dot" w:pos="9350"/>
+            </w:tabs>
+            <w:rPr>
+              <w:noProof/>
+              <w:kern w:val="2"/>
+              <w:lang w:val="en-NL" w:eastAsia="en-NL"/>
+              <w14:ligatures w14:val="standardContextual"/>
+            </w:rPr>
+          </w:pPr>
+          <w:hyperlink w:anchor="_Toc226278337" w:history="1">
+            <w:r>
+              <w:rPr>
+                <w:rStyle w:val="Hyperlink"/>
+                <w:noProof/>
+              </w:rPr>
+              <w:t>2.3 Command Pattern – Controller Actions</w:t>
+            </w:r>
+            <w:r>
+              <w:rPr>
+                <w:noProof/>
+                <w:webHidden/>
+              </w:rPr>
+              <w:tab/>
+            </w:r>
+            <w:r>
+              <w:rPr>
+                <w:noProof/>
+                <w:webHidden/>
+              </w:rPr>
+              <w:fldChar w:fldCharType="begin"/>
+            </w:r>
+            <w:r>
+              <w:rPr>
+                <w:noProof/>
+                <w:webHidden/>
+              </w:rPr>
+              <w:instrText xml:space="preserve"> PAGEREF _Toc226278337 \h </w:instrText>
+            </w:r>
+            <w:r>
+              <w:rPr>
+                <w:noProof/>
+                <w:webHidden/>
+              </w:rPr>
+            </w:r>
+            <w:r>
+              <w:rPr>
+                <w:noProof/>
+                <w:webHidden/>
+              </w:rPr>
+              <w:fldChar w:fldCharType="separate"/>
+            </w:r>
+            <w:r>
+              <w:rPr>
+                <w:noProof/>
+                <w:webHidden/>
+              </w:rPr>
+              <w:t>3</w:t>
+            </w:r>
+            <w:r>
+              <w:rPr>
+                <w:noProof/>
+                <w:webHidden/>
+              </w:rPr>
+              <w:fldChar w:fldCharType="end"/>
+            </w:r>
+          </w:hyperlink>
+        </w:p>
+        <w:p>
+          <w:pPr>
+            <w:pStyle w:val="TOC2"/>
+            <w:tabs>
+              <w:tab w:val="right" w:leader="dot" w:pos="9350"/>
+            </w:tabs>
+            <w:rPr>
+              <w:noProof/>
+              <w:kern w:val="2"/>
+              <w:lang w:val="en-NL" w:eastAsia="en-NL"/>
+              <w14:ligatures w14:val="standardContextual"/>
+            </w:rPr>
+          </w:pPr>
+          <w:hyperlink w:anchor="_Toc226278338" w:history="1">
+            <w:r>
+              <w:rPr>
+                <w:rStyle w:val="Hyperlink"/>
+                <w:noProof/>
+              </w:rPr>
+              <w:t>3. Why these patterns</w:t>
+            </w:r>
+            <w:r>
+              <w:rPr>
+                <w:noProof/>
+                <w:webHidden/>
+              </w:rPr>
+              <w:tab/>
+            </w:r>
+            <w:r>
+              <w:rPr>
+                <w:noProof/>
+                <w:webHidden/>
+              </w:rPr>
+              <w:fldChar w:fldCharType="begin"/>
+            </w:r>
+            <w:r>
+              <w:rPr>
+                <w:noProof/>
+                <w:webHidden/>
+              </w:rPr>
+              <w:instrText xml:space="preserve"> PAGEREF _Toc226278338 \h </w:instrText>
             </w:r>
             <w:r>
               <w:rPr>
@@ -148,17 +502,17 @@
             <w:rPr>
               <w:noProof/>
               <w:kern w:val="2"/>
-              <w:lang w:val="es-ES" w:eastAsia="es-ES"/>
+              <w:lang w:val="en-NL" w:eastAsia="en-NL"/>
               <w14:ligatures w14:val="standardContextual"/>
             </w:rPr>
           </w:pPr>
-          <w:hyperlink w:anchor="_Toc224204132" w:history="1">
+          <w:hyperlink w:anchor="_Toc226278339" w:history="1">
             <w:r>
               <w:rPr>
                 <w:rStyle w:val="Hyperlink"/>
                 <w:noProof/>
               </w:rPr>
-              <w:t>2. Redesign Overview</w:t>
+              <w:t>4. Code Quality Benefits</w:t>
             </w:r>
             <w:r>
               <w:rPr>
@@ -179,78 +533,7 @@
                 <w:noProof/>
                 <w:webHidden/>
               </w:rPr>
-              <w:instrText xml:space="preserve"> PAGEREF _Toc224204132 \h </w:instrText>
-            </w:r>
-            <w:r>
-              <w:rPr>
-                <w:noProof/>
-                <w:webHidden/>
-              </w:rPr>
-            </w:r>
-            <w:r>
-              <w:rPr>
-                <w:noProof/>
-                <w:webHidden/>
-              </w:rPr>
-              <w:fldChar w:fldCharType="separate"/>
-            </w:r>
-            <w:r>
-              <w:rPr>
-                <w:noProof/>
-                <w:webHidden/>
-              </w:rPr>
-              <w:t>3</w:t>
-            </w:r>
-            <w:r>
-              <w:rPr>
-                <w:noProof/>
-                <w:webHidden/>
-              </w:rPr>
-              <w:fldChar w:fldCharType="end"/>
-            </w:r>
-          </w:hyperlink>
-        </w:p>
-        <w:p>
-          <w:pPr>
-            <w:pStyle w:val="TOC2"/>
-            <w:tabs>
-              <w:tab w:val="right" w:leader="dot" w:pos="9350"/>
-            </w:tabs>
-            <w:rPr>
-              <w:noProof/>
-              <w:kern w:val="2"/>
-              <w:lang w:val="es-ES" w:eastAsia="es-ES"/>
-              <w14:ligatures w14:val="standardContextual"/>
-            </w:rPr>
-          </w:pPr>
-          <w:hyperlink w:anchor="_Toc224204133" w:history="1">
-            <w:r>
-              <w:rPr>
-                <w:rStyle w:val="Hyperlink"/>
-                <w:noProof/>
-              </w:rPr>
-              <w:t>2.1 Goal</w:t>
-            </w:r>
-            <w:r>
-              <w:rPr>
-                <w:noProof/>
-                <w:webHidden/>
-              </w:rPr>
-              <w:tab/>
-            </w:r>
-            <w:r>
-              <w:rPr>
-                <w:noProof/>
-                <w:webHidden/>
-              </w:rPr>
-              <w:fldChar w:fldCharType="begin"/>
-            </w:r>
-            <w:r>
-              <w:rPr>
-                <w:noProof/>
-                <w:webHidden/>
-              </w:rPr>
-              <w:instrText xml:space="preserve"> PAGEREF _Toc224204133 \h </w:instrText>
+              <w:instrText xml:space="preserve"> PAGEREF _Toc226278339 \h </w:instrText>
             </w:r>
             <w:r>
               <w:rPr>
@@ -290,17 +573,17 @@
             <w:rPr>
               <w:noProof/>
               <w:kern w:val="2"/>
-              <w:lang w:val="es-ES" w:eastAsia="es-ES"/>
+              <w:lang w:val="en-NL" w:eastAsia="en-NL"/>
               <w14:ligatures w14:val="standardContextual"/>
             </w:rPr>
           </w:pPr>
-          <w:hyperlink w:anchor="_Toc224204134" w:history="1">
+          <w:hyperlink w:anchor="_Toc226278340" w:history="1">
             <w:r>
               <w:rPr>
                 <w:rStyle w:val="Hyperlink"/>
                 <w:noProof/>
               </w:rPr>
-              <w:t>3. Pattern Applications</w:t>
+              <w:t>5. Where to Look</w:t>
             </w:r>
             <w:r>
               <w:rPr>
@@ -321,7 +604,7 @@
                 <w:noProof/>
                 <w:webHidden/>
               </w:rPr>
-              <w:instrText xml:space="preserve"> PAGEREF _Toc224204134 \h </w:instrText>
+              <w:instrText xml:space="preserve"> PAGEREF _Toc226278340 \h </w:instrText>
             </w:r>
             <w:r>
               <w:rPr>
@@ -354,24 +637,24 @@
         </w:p>
         <w:p>
           <w:pPr>
-            <w:pStyle w:val="TOC2"/>
+            <w:pStyle w:val="TOC1"/>
             <w:tabs>
               <w:tab w:val="right" w:leader="dot" w:pos="9350"/>
             </w:tabs>
             <w:rPr>
               <w:noProof/>
               <w:kern w:val="2"/>
-              <w:lang w:val="es-ES" w:eastAsia="es-ES"/>
+              <w:lang w:val="en-NL" w:eastAsia="en-NL"/>
               <w14:ligatures w14:val="standardContextual"/>
             </w:rPr>
           </w:pPr>
-          <w:hyperlink w:anchor="_Toc224204135" w:history="1">
+          <w:hyperlink w:anchor="_Toc226278341" w:history="1">
             <w:r>
               <w:rPr>
                 <w:rStyle w:val="Hyperlink"/>
                 <w:noProof/>
               </w:rPr>
-              <w:t>3.1 Composite Pattern – Model Structure</w:t>
+              <w:t>6. Summary</w:t>
             </w:r>
             <w:r>
               <w:rPr>
@@ -392,7 +675,7 @@
                 <w:noProof/>
                 <w:webHidden/>
               </w:rPr>
-              <w:instrText xml:space="preserve"> PAGEREF _Toc224204135 \h </w:instrText>
+              <w:instrText xml:space="preserve"> PAGEREF _Toc226278341 \h </w:instrText>
             </w:r>
             <w:r>
               <w:rPr>
@@ -424,1852 +707,6 @@
           </w:hyperlink>
         </w:p>
         <w:p>
-          <w:pPr>
-            <w:pStyle w:val="TOC3"/>
-            <w:tabs>
-              <w:tab w:val="right" w:leader="dot" w:pos="9350"/>
-            </w:tabs>
-            <w:rPr>
-              <w:noProof/>
-              <w:kern w:val="2"/>
-              <w:lang w:val="es-ES" w:eastAsia="es-ES"/>
-              <w14:ligatures w14:val="standardContextual"/>
-            </w:rPr>
-          </w:pPr>
-          <w:hyperlink w:anchor="_Toc224204136" w:history="1">
-            <w:r>
-              <w:rPr>
-                <w:rStyle w:val="Hyperlink"/>
-                <w:noProof/>
-              </w:rPr>
-              <w:t>Classes involved:</w:t>
-            </w:r>
-            <w:r>
-              <w:rPr>
-                <w:noProof/>
-                <w:webHidden/>
-              </w:rPr>
-              <w:tab/>
-            </w:r>
-            <w:r>
-              <w:rPr>
-                <w:noProof/>
-                <w:webHidden/>
-              </w:rPr>
-              <w:fldChar w:fldCharType="begin"/>
-            </w:r>
-            <w:r>
-              <w:rPr>
-                <w:noProof/>
-                <w:webHidden/>
-              </w:rPr>
-              <w:instrText xml:space="preserve"> PAGEREF _Toc224204136 \h </w:instrText>
-            </w:r>
-            <w:r>
-              <w:rPr>
-                <w:noProof/>
-                <w:webHidden/>
-              </w:rPr>
-            </w:r>
-            <w:r>
-              <w:rPr>
-                <w:noProof/>
-                <w:webHidden/>
-              </w:rPr>
-              <w:fldChar w:fldCharType="separate"/>
-            </w:r>
-            <w:r>
-              <w:rPr>
-                <w:noProof/>
-                <w:webHidden/>
-              </w:rPr>
-              <w:t>4</w:t>
-            </w:r>
-            <w:r>
-              <w:rPr>
-                <w:noProof/>
-                <w:webHidden/>
-              </w:rPr>
-              <w:fldChar w:fldCharType="end"/>
-            </w:r>
-          </w:hyperlink>
-        </w:p>
-        <w:p>
-          <w:pPr>
-            <w:pStyle w:val="TOC3"/>
-            <w:tabs>
-              <w:tab w:val="right" w:leader="dot" w:pos="9350"/>
-            </w:tabs>
-            <w:rPr>
-              <w:noProof/>
-              <w:kern w:val="2"/>
-              <w:lang w:val="es-ES" w:eastAsia="es-ES"/>
-              <w14:ligatures w14:val="standardContextual"/>
-            </w:rPr>
-          </w:pPr>
-          <w:hyperlink w:anchor="_Toc224204137" w:history="1">
-            <w:r>
-              <w:rPr>
-                <w:rStyle w:val="Hyperlink"/>
-                <w:noProof/>
-              </w:rPr>
-              <w:t>Why Composite is useful here</w:t>
-            </w:r>
-            <w:r>
-              <w:rPr>
-                <w:noProof/>
-                <w:webHidden/>
-              </w:rPr>
-              <w:tab/>
-            </w:r>
-            <w:r>
-              <w:rPr>
-                <w:noProof/>
-                <w:webHidden/>
-              </w:rPr>
-              <w:fldChar w:fldCharType="begin"/>
-            </w:r>
-            <w:r>
-              <w:rPr>
-                <w:noProof/>
-                <w:webHidden/>
-              </w:rPr>
-              <w:instrText xml:space="preserve"> PAGEREF _Toc224204137 \h </w:instrText>
-            </w:r>
-            <w:r>
-              <w:rPr>
-                <w:noProof/>
-                <w:webHidden/>
-              </w:rPr>
-            </w:r>
-            <w:r>
-              <w:rPr>
-                <w:noProof/>
-                <w:webHidden/>
-              </w:rPr>
-              <w:fldChar w:fldCharType="separate"/>
-            </w:r>
-            <w:r>
-              <w:rPr>
-                <w:noProof/>
-                <w:webHidden/>
-              </w:rPr>
-              <w:t>4</w:t>
-            </w:r>
-            <w:r>
-              <w:rPr>
-                <w:noProof/>
-                <w:webHidden/>
-              </w:rPr>
-              <w:fldChar w:fldCharType="end"/>
-            </w:r>
-          </w:hyperlink>
-        </w:p>
-        <w:p>
-          <w:pPr>
-            <w:pStyle w:val="TOC3"/>
-            <w:tabs>
-              <w:tab w:val="right" w:leader="dot" w:pos="9350"/>
-            </w:tabs>
-            <w:rPr>
-              <w:noProof/>
-              <w:kern w:val="2"/>
-              <w:lang w:val="es-ES" w:eastAsia="es-ES"/>
-              <w14:ligatures w14:val="standardContextual"/>
-            </w:rPr>
-          </w:pPr>
-          <w:hyperlink w:anchor="_Toc224204138" w:history="1">
-            <w:r>
-              <w:rPr>
-                <w:rStyle w:val="Hyperlink"/>
-                <w:noProof/>
-              </w:rPr>
-              <w:t>Benefits</w:t>
-            </w:r>
-            <w:r>
-              <w:rPr>
-                <w:noProof/>
-                <w:webHidden/>
-              </w:rPr>
-              <w:tab/>
-            </w:r>
-            <w:r>
-              <w:rPr>
-                <w:noProof/>
-                <w:webHidden/>
-              </w:rPr>
-              <w:fldChar w:fldCharType="begin"/>
-            </w:r>
-            <w:r>
-              <w:rPr>
-                <w:noProof/>
-                <w:webHidden/>
-              </w:rPr>
-              <w:instrText xml:space="preserve"> PAGEREF _Toc224204138 \h </w:instrText>
-            </w:r>
-            <w:r>
-              <w:rPr>
-                <w:noProof/>
-                <w:webHidden/>
-              </w:rPr>
-            </w:r>
-            <w:r>
-              <w:rPr>
-                <w:noProof/>
-                <w:webHidden/>
-              </w:rPr>
-              <w:fldChar w:fldCharType="separate"/>
-            </w:r>
-            <w:r>
-              <w:rPr>
-                <w:noProof/>
-                <w:webHidden/>
-              </w:rPr>
-              <w:t>4</w:t>
-            </w:r>
-            <w:r>
-              <w:rPr>
-                <w:noProof/>
-                <w:webHidden/>
-              </w:rPr>
-              <w:fldChar w:fldCharType="end"/>
-            </w:r>
-          </w:hyperlink>
-        </w:p>
-        <w:p>
-          <w:pPr>
-            <w:pStyle w:val="TOC3"/>
-            <w:tabs>
-              <w:tab w:val="right" w:leader="dot" w:pos="9350"/>
-            </w:tabs>
-            <w:rPr>
-              <w:noProof/>
-              <w:kern w:val="2"/>
-              <w:lang w:val="es-ES" w:eastAsia="es-ES"/>
-              <w14:ligatures w14:val="standardContextual"/>
-            </w:rPr>
-          </w:pPr>
-          <w:hyperlink w:anchor="_Toc224204139" w:history="1">
-            <w:r>
-              <w:rPr>
-                <w:rStyle w:val="Hyperlink"/>
-                <w:noProof/>
-              </w:rPr>
-              <w:t>Example use cases:</w:t>
-            </w:r>
-            <w:r>
-              <w:rPr>
-                <w:noProof/>
-                <w:webHidden/>
-              </w:rPr>
-              <w:tab/>
-            </w:r>
-            <w:r>
-              <w:rPr>
-                <w:noProof/>
-                <w:webHidden/>
-              </w:rPr>
-              <w:fldChar w:fldCharType="begin"/>
-            </w:r>
-            <w:r>
-              <w:rPr>
-                <w:noProof/>
-                <w:webHidden/>
-              </w:rPr>
-              <w:instrText xml:space="preserve"> PAGEREF _Toc224204139 \h </w:instrText>
-            </w:r>
-            <w:r>
-              <w:rPr>
-                <w:noProof/>
-                <w:webHidden/>
-              </w:rPr>
-            </w:r>
-            <w:r>
-              <w:rPr>
-                <w:noProof/>
-                <w:webHidden/>
-              </w:rPr>
-              <w:fldChar w:fldCharType="separate"/>
-            </w:r>
-            <w:r>
-              <w:rPr>
-                <w:noProof/>
-                <w:webHidden/>
-              </w:rPr>
-              <w:t>4</w:t>
-            </w:r>
-            <w:r>
-              <w:rPr>
-                <w:noProof/>
-                <w:webHidden/>
-              </w:rPr>
-              <w:fldChar w:fldCharType="end"/>
-            </w:r>
-          </w:hyperlink>
-        </w:p>
-        <w:p>
-          <w:pPr>
-            <w:pStyle w:val="TOC2"/>
-            <w:tabs>
-              <w:tab w:val="right" w:leader="dot" w:pos="9350"/>
-            </w:tabs>
-            <w:rPr>
-              <w:noProof/>
-              <w:kern w:val="2"/>
-              <w:lang w:val="es-ES" w:eastAsia="es-ES"/>
-              <w14:ligatures w14:val="standardContextual"/>
-            </w:rPr>
-          </w:pPr>
-          <w:hyperlink w:anchor="_Toc224204140" w:history="1">
-            <w:r>
-              <w:rPr>
-                <w:rStyle w:val="Hyperlink"/>
-                <w:noProof/>
-              </w:rPr>
-              <w:t>3.2 Observer Pattern – View Updates</w:t>
-            </w:r>
-            <w:r>
-              <w:rPr>
-                <w:noProof/>
-                <w:webHidden/>
-              </w:rPr>
-              <w:tab/>
-            </w:r>
-            <w:r>
-              <w:rPr>
-                <w:noProof/>
-                <w:webHidden/>
-              </w:rPr>
-              <w:fldChar w:fldCharType="begin"/>
-            </w:r>
-            <w:r>
-              <w:rPr>
-                <w:noProof/>
-                <w:webHidden/>
-              </w:rPr>
-              <w:instrText xml:space="preserve"> PAGEREF _Toc224204140 \h </w:instrText>
-            </w:r>
-            <w:r>
-              <w:rPr>
-                <w:noProof/>
-                <w:webHidden/>
-              </w:rPr>
-            </w:r>
-            <w:r>
-              <w:rPr>
-                <w:noProof/>
-                <w:webHidden/>
-              </w:rPr>
-              <w:fldChar w:fldCharType="separate"/>
-            </w:r>
-            <w:r>
-              <w:rPr>
-                <w:noProof/>
-                <w:webHidden/>
-              </w:rPr>
-              <w:t>5</w:t>
-            </w:r>
-            <w:r>
-              <w:rPr>
-                <w:noProof/>
-                <w:webHidden/>
-              </w:rPr>
-              <w:fldChar w:fldCharType="end"/>
-            </w:r>
-          </w:hyperlink>
-        </w:p>
-        <w:p>
-          <w:pPr>
-            <w:pStyle w:val="TOC3"/>
-            <w:tabs>
-              <w:tab w:val="right" w:leader="dot" w:pos="9350"/>
-            </w:tabs>
-            <w:rPr>
-              <w:noProof/>
-              <w:kern w:val="2"/>
-              <w:lang w:val="es-ES" w:eastAsia="es-ES"/>
-              <w14:ligatures w14:val="standardContextual"/>
-            </w:rPr>
-          </w:pPr>
-          <w:hyperlink w:anchor="_Toc224204141" w:history="1">
-            <w:r>
-              <w:rPr>
-                <w:rStyle w:val="Hyperlink"/>
-                <w:noProof/>
-              </w:rPr>
-              <w:t>Classes involved:</w:t>
-            </w:r>
-            <w:r>
-              <w:rPr>
-                <w:noProof/>
-                <w:webHidden/>
-              </w:rPr>
-              <w:tab/>
-            </w:r>
-            <w:r>
-              <w:rPr>
-                <w:noProof/>
-                <w:webHidden/>
-              </w:rPr>
-              <w:fldChar w:fldCharType="begin"/>
-            </w:r>
-            <w:r>
-              <w:rPr>
-                <w:noProof/>
-                <w:webHidden/>
-              </w:rPr>
-              <w:instrText xml:space="preserve"> PAGEREF _Toc224204141 \h </w:instrText>
-            </w:r>
-            <w:r>
-              <w:rPr>
-                <w:noProof/>
-                <w:webHidden/>
-              </w:rPr>
-            </w:r>
-            <w:r>
-              <w:rPr>
-                <w:noProof/>
-                <w:webHidden/>
-              </w:rPr>
-              <w:fldChar w:fldCharType="separate"/>
-            </w:r>
-            <w:r>
-              <w:rPr>
-                <w:noProof/>
-                <w:webHidden/>
-              </w:rPr>
-              <w:t>5</w:t>
-            </w:r>
-            <w:r>
-              <w:rPr>
-                <w:noProof/>
-                <w:webHidden/>
-              </w:rPr>
-              <w:fldChar w:fldCharType="end"/>
-            </w:r>
-          </w:hyperlink>
-        </w:p>
-        <w:p>
-          <w:pPr>
-            <w:pStyle w:val="TOC3"/>
-            <w:tabs>
-              <w:tab w:val="right" w:leader="dot" w:pos="9350"/>
-            </w:tabs>
-            <w:rPr>
-              <w:noProof/>
-              <w:kern w:val="2"/>
-              <w:lang w:val="es-ES" w:eastAsia="es-ES"/>
-              <w14:ligatures w14:val="standardContextual"/>
-            </w:rPr>
-          </w:pPr>
-          <w:hyperlink w:anchor="_Toc224204142" w:history="1">
-            <w:r>
-              <w:rPr>
-                <w:rStyle w:val="Hyperlink"/>
-                <w:noProof/>
-              </w:rPr>
-              <w:t>Example flow:</w:t>
-            </w:r>
-            <w:r>
-              <w:rPr>
-                <w:noProof/>
-                <w:webHidden/>
-              </w:rPr>
-              <w:tab/>
-            </w:r>
-            <w:r>
-              <w:rPr>
-                <w:noProof/>
-                <w:webHidden/>
-              </w:rPr>
-              <w:fldChar w:fldCharType="begin"/>
-            </w:r>
-            <w:r>
-              <w:rPr>
-                <w:noProof/>
-                <w:webHidden/>
-              </w:rPr>
-              <w:instrText xml:space="preserve"> PAGEREF _Toc224204142 \h </w:instrText>
-            </w:r>
-            <w:r>
-              <w:rPr>
-                <w:noProof/>
-                <w:webHidden/>
-              </w:rPr>
-            </w:r>
-            <w:r>
-              <w:rPr>
-                <w:noProof/>
-                <w:webHidden/>
-              </w:rPr>
-              <w:fldChar w:fldCharType="separate"/>
-            </w:r>
-            <w:r>
-              <w:rPr>
-                <w:noProof/>
-                <w:webHidden/>
-              </w:rPr>
-              <w:t>5</w:t>
-            </w:r>
-            <w:r>
-              <w:rPr>
-                <w:noProof/>
-                <w:webHidden/>
-              </w:rPr>
-              <w:fldChar w:fldCharType="end"/>
-            </w:r>
-          </w:hyperlink>
-        </w:p>
-        <w:p>
-          <w:pPr>
-            <w:pStyle w:val="TOC3"/>
-            <w:tabs>
-              <w:tab w:val="right" w:leader="dot" w:pos="9350"/>
-            </w:tabs>
-            <w:rPr>
-              <w:noProof/>
-              <w:kern w:val="2"/>
-              <w:lang w:val="es-ES" w:eastAsia="es-ES"/>
-              <w14:ligatures w14:val="standardContextual"/>
-            </w:rPr>
-          </w:pPr>
-          <w:hyperlink w:anchor="_Toc224204143" w:history="1">
-            <w:r>
-              <w:rPr>
-                <w:rStyle w:val="Hyperlink"/>
-                <w:noProof/>
-              </w:rPr>
-              <w:t>Benefits</w:t>
-            </w:r>
-            <w:r>
-              <w:rPr>
-                <w:noProof/>
-                <w:webHidden/>
-              </w:rPr>
-              <w:tab/>
-            </w:r>
-            <w:r>
-              <w:rPr>
-                <w:noProof/>
-                <w:webHidden/>
-              </w:rPr>
-              <w:fldChar w:fldCharType="begin"/>
-            </w:r>
-            <w:r>
-              <w:rPr>
-                <w:noProof/>
-                <w:webHidden/>
-              </w:rPr>
-              <w:instrText xml:space="preserve"> PAGEREF _Toc224204143 \h </w:instrText>
-            </w:r>
-            <w:r>
-              <w:rPr>
-                <w:noProof/>
-                <w:webHidden/>
-              </w:rPr>
-            </w:r>
-            <w:r>
-              <w:rPr>
-                <w:noProof/>
-                <w:webHidden/>
-              </w:rPr>
-              <w:fldChar w:fldCharType="separate"/>
-            </w:r>
-            <w:r>
-              <w:rPr>
-                <w:noProof/>
-                <w:webHidden/>
-              </w:rPr>
-              <w:t>5</w:t>
-            </w:r>
-            <w:r>
-              <w:rPr>
-                <w:noProof/>
-                <w:webHidden/>
-              </w:rPr>
-              <w:fldChar w:fldCharType="end"/>
-            </w:r>
-          </w:hyperlink>
-        </w:p>
-        <w:p>
-          <w:pPr>
-            <w:pStyle w:val="TOC2"/>
-            <w:tabs>
-              <w:tab w:val="right" w:leader="dot" w:pos="9350"/>
-            </w:tabs>
-            <w:rPr>
-              <w:noProof/>
-              <w:kern w:val="2"/>
-              <w:lang w:val="es-ES" w:eastAsia="es-ES"/>
-              <w14:ligatures w14:val="standardContextual"/>
-            </w:rPr>
-          </w:pPr>
-          <w:hyperlink w:anchor="_Toc224204144" w:history="1">
-            <w:r>
-              <w:rPr>
-                <w:rStyle w:val="Hyperlink"/>
-                <w:noProof/>
-              </w:rPr>
-              <w:t>3.3 Command Pattern – Controller Actions</w:t>
-            </w:r>
-            <w:r>
-              <w:rPr>
-                <w:noProof/>
-                <w:webHidden/>
-              </w:rPr>
-              <w:tab/>
-            </w:r>
-            <w:r>
-              <w:rPr>
-                <w:noProof/>
-                <w:webHidden/>
-              </w:rPr>
-              <w:fldChar w:fldCharType="begin"/>
-            </w:r>
-            <w:r>
-              <w:rPr>
-                <w:noProof/>
-                <w:webHidden/>
-              </w:rPr>
-              <w:instrText xml:space="preserve"> PAGEREF _Toc224204144 \h </w:instrText>
-            </w:r>
-            <w:r>
-              <w:rPr>
-                <w:noProof/>
-                <w:webHidden/>
-              </w:rPr>
-            </w:r>
-            <w:r>
-              <w:rPr>
-                <w:noProof/>
-                <w:webHidden/>
-              </w:rPr>
-              <w:fldChar w:fldCharType="separate"/>
-            </w:r>
-            <w:r>
-              <w:rPr>
-                <w:noProof/>
-                <w:webHidden/>
-              </w:rPr>
-              <w:t>5</w:t>
-            </w:r>
-            <w:r>
-              <w:rPr>
-                <w:noProof/>
-                <w:webHidden/>
-              </w:rPr>
-              <w:fldChar w:fldCharType="end"/>
-            </w:r>
-          </w:hyperlink>
-        </w:p>
-        <w:p>
-          <w:pPr>
-            <w:pStyle w:val="TOC3"/>
-            <w:tabs>
-              <w:tab w:val="right" w:leader="dot" w:pos="9350"/>
-            </w:tabs>
-            <w:rPr>
-              <w:noProof/>
-              <w:kern w:val="2"/>
-              <w:lang w:val="es-ES" w:eastAsia="es-ES"/>
-              <w14:ligatures w14:val="standardContextual"/>
-            </w:rPr>
-          </w:pPr>
-          <w:hyperlink w:anchor="_Toc224204145" w:history="1">
-            <w:r>
-              <w:rPr>
-                <w:rStyle w:val="Hyperlink"/>
-                <w:noProof/>
-              </w:rPr>
-              <w:t>Example flow:</w:t>
-            </w:r>
-            <w:r>
-              <w:rPr>
-                <w:noProof/>
-                <w:webHidden/>
-              </w:rPr>
-              <w:tab/>
-            </w:r>
-            <w:r>
-              <w:rPr>
-                <w:noProof/>
-                <w:webHidden/>
-              </w:rPr>
-              <w:fldChar w:fldCharType="begin"/>
-            </w:r>
-            <w:r>
-              <w:rPr>
-                <w:noProof/>
-                <w:webHidden/>
-              </w:rPr>
-              <w:instrText xml:space="preserve"> PAGEREF _Toc224204145 \h </w:instrText>
-            </w:r>
-            <w:r>
-              <w:rPr>
-                <w:noProof/>
-                <w:webHidden/>
-              </w:rPr>
-            </w:r>
-            <w:r>
-              <w:rPr>
-                <w:noProof/>
-                <w:webHidden/>
-              </w:rPr>
-              <w:fldChar w:fldCharType="separate"/>
-            </w:r>
-            <w:r>
-              <w:rPr>
-                <w:noProof/>
-                <w:webHidden/>
-              </w:rPr>
-              <w:t>6</w:t>
-            </w:r>
-            <w:r>
-              <w:rPr>
-                <w:noProof/>
-                <w:webHidden/>
-              </w:rPr>
-              <w:fldChar w:fldCharType="end"/>
-            </w:r>
-          </w:hyperlink>
-        </w:p>
-        <w:p>
-          <w:pPr>
-            <w:pStyle w:val="TOC3"/>
-            <w:tabs>
-              <w:tab w:val="right" w:leader="dot" w:pos="9350"/>
-            </w:tabs>
-            <w:rPr>
-              <w:noProof/>
-              <w:kern w:val="2"/>
-              <w:lang w:val="es-ES" w:eastAsia="es-ES"/>
-              <w14:ligatures w14:val="standardContextual"/>
-            </w:rPr>
-          </w:pPr>
-          <w:hyperlink w:anchor="_Toc224204146" w:history="1">
-            <w:r>
-              <w:rPr>
-                <w:rStyle w:val="Hyperlink"/>
-                <w:noProof/>
-              </w:rPr>
-              <w:t>Benefits</w:t>
-            </w:r>
-            <w:r>
-              <w:rPr>
-                <w:noProof/>
-                <w:webHidden/>
-              </w:rPr>
-              <w:tab/>
-            </w:r>
-            <w:r>
-              <w:rPr>
-                <w:noProof/>
-                <w:webHidden/>
-              </w:rPr>
-              <w:fldChar w:fldCharType="begin"/>
-            </w:r>
-            <w:r>
-              <w:rPr>
-                <w:noProof/>
-                <w:webHidden/>
-              </w:rPr>
-              <w:instrText xml:space="preserve"> PAGEREF _Toc224204146 \h </w:instrText>
-            </w:r>
-            <w:r>
-              <w:rPr>
-                <w:noProof/>
-                <w:webHidden/>
-              </w:rPr>
-            </w:r>
-            <w:r>
-              <w:rPr>
-                <w:noProof/>
-                <w:webHidden/>
-              </w:rPr>
-              <w:fldChar w:fldCharType="separate"/>
-            </w:r>
-            <w:r>
-              <w:rPr>
-                <w:noProof/>
-                <w:webHidden/>
-              </w:rPr>
-              <w:t>6</w:t>
-            </w:r>
-            <w:r>
-              <w:rPr>
-                <w:noProof/>
-                <w:webHidden/>
-              </w:rPr>
-              <w:fldChar w:fldCharType="end"/>
-            </w:r>
-          </w:hyperlink>
-        </w:p>
-        <w:p>
-          <w:pPr>
-            <w:pStyle w:val="TOC2"/>
-            <w:tabs>
-              <w:tab w:val="right" w:leader="dot" w:pos="9350"/>
-            </w:tabs>
-            <w:rPr>
-              <w:noProof/>
-              <w:kern w:val="2"/>
-              <w:lang w:val="es-ES" w:eastAsia="es-ES"/>
-              <w14:ligatures w14:val="standardContextual"/>
-            </w:rPr>
-          </w:pPr>
-          <w:hyperlink w:anchor="_Toc224204147" w:history="1">
-            <w:r>
-              <w:rPr>
-                <w:rStyle w:val="Hyperlink"/>
-                <w:noProof/>
-              </w:rPr>
-              <w:t>4. Pattern Selection, Why these over similar ones?</w:t>
-            </w:r>
-            <w:r>
-              <w:rPr>
-                <w:noProof/>
-                <w:webHidden/>
-              </w:rPr>
-              <w:tab/>
-            </w:r>
-            <w:r>
-              <w:rPr>
-                <w:noProof/>
-                <w:webHidden/>
-              </w:rPr>
-              <w:fldChar w:fldCharType="begin"/>
-            </w:r>
-            <w:r>
-              <w:rPr>
-                <w:noProof/>
-                <w:webHidden/>
-              </w:rPr>
-              <w:instrText xml:space="preserve"> PAGEREF _Toc224204147 \h </w:instrText>
-            </w:r>
-            <w:r>
-              <w:rPr>
-                <w:noProof/>
-                <w:webHidden/>
-              </w:rPr>
-            </w:r>
-            <w:r>
-              <w:rPr>
-                <w:noProof/>
-                <w:webHidden/>
-              </w:rPr>
-              <w:fldChar w:fldCharType="separate"/>
-            </w:r>
-            <w:r>
-              <w:rPr>
-                <w:noProof/>
-                <w:webHidden/>
-              </w:rPr>
-              <w:t>6</w:t>
-            </w:r>
-            <w:r>
-              <w:rPr>
-                <w:noProof/>
-                <w:webHidden/>
-              </w:rPr>
-              <w:fldChar w:fldCharType="end"/>
-            </w:r>
-          </w:hyperlink>
-        </w:p>
-        <w:p>
-          <w:pPr>
-            <w:pStyle w:val="TOC2"/>
-            <w:tabs>
-              <w:tab w:val="right" w:leader="dot" w:pos="9350"/>
-            </w:tabs>
-            <w:rPr>
-              <w:noProof/>
-              <w:kern w:val="2"/>
-              <w:lang w:val="es-ES" w:eastAsia="es-ES"/>
-              <w14:ligatures w14:val="standardContextual"/>
-            </w:rPr>
-          </w:pPr>
-          <w:hyperlink w:anchor="_Toc224204148" w:history="1">
-            <w:r>
-              <w:rPr>
-                <w:rStyle w:val="Hyperlink"/>
-                <w:noProof/>
-              </w:rPr>
-              <w:t>Command vs Strategy</w:t>
-            </w:r>
-            <w:r>
-              <w:rPr>
-                <w:noProof/>
-                <w:webHidden/>
-              </w:rPr>
-              <w:tab/>
-            </w:r>
-            <w:r>
-              <w:rPr>
-                <w:noProof/>
-                <w:webHidden/>
-              </w:rPr>
-              <w:fldChar w:fldCharType="begin"/>
-            </w:r>
-            <w:r>
-              <w:rPr>
-                <w:noProof/>
-                <w:webHidden/>
-              </w:rPr>
-              <w:instrText xml:space="preserve"> PAGEREF _Toc224204148 \h </w:instrText>
-            </w:r>
-            <w:r>
-              <w:rPr>
-                <w:noProof/>
-                <w:webHidden/>
-              </w:rPr>
-            </w:r>
-            <w:r>
-              <w:rPr>
-                <w:noProof/>
-                <w:webHidden/>
-              </w:rPr>
-              <w:fldChar w:fldCharType="separate"/>
-            </w:r>
-            <w:r>
-              <w:rPr>
-                <w:noProof/>
-                <w:webHidden/>
-              </w:rPr>
-              <w:t>6</w:t>
-            </w:r>
-            <w:r>
-              <w:rPr>
-                <w:noProof/>
-                <w:webHidden/>
-              </w:rPr>
-              <w:fldChar w:fldCharType="end"/>
-            </w:r>
-          </w:hyperlink>
-        </w:p>
-        <w:p>
-          <w:pPr>
-            <w:pStyle w:val="TOC2"/>
-            <w:tabs>
-              <w:tab w:val="right" w:leader="dot" w:pos="9350"/>
-            </w:tabs>
-            <w:rPr>
-              <w:noProof/>
-              <w:kern w:val="2"/>
-              <w:lang w:val="es-ES" w:eastAsia="es-ES"/>
-              <w14:ligatures w14:val="standardContextual"/>
-            </w:rPr>
-          </w:pPr>
-          <w:hyperlink w:anchor="_Toc224204149" w:history="1">
-            <w:r>
-              <w:rPr>
-                <w:rStyle w:val="Hyperlink"/>
-                <w:noProof/>
-              </w:rPr>
-              <w:t>Observer vs Mediator</w:t>
-            </w:r>
-            <w:r>
-              <w:rPr>
-                <w:noProof/>
-                <w:webHidden/>
-              </w:rPr>
-              <w:tab/>
-            </w:r>
-            <w:r>
-              <w:rPr>
-                <w:noProof/>
-                <w:webHidden/>
-              </w:rPr>
-              <w:fldChar w:fldCharType="begin"/>
-            </w:r>
-            <w:r>
-              <w:rPr>
-                <w:noProof/>
-                <w:webHidden/>
-              </w:rPr>
-              <w:instrText xml:space="preserve"> PAGEREF _Toc224204149 \h </w:instrText>
-            </w:r>
-            <w:r>
-              <w:rPr>
-                <w:noProof/>
-                <w:webHidden/>
-              </w:rPr>
-            </w:r>
-            <w:r>
-              <w:rPr>
-                <w:noProof/>
-                <w:webHidden/>
-              </w:rPr>
-              <w:fldChar w:fldCharType="separate"/>
-            </w:r>
-            <w:r>
-              <w:rPr>
-                <w:noProof/>
-                <w:webHidden/>
-              </w:rPr>
-              <w:t>6</w:t>
-            </w:r>
-            <w:r>
-              <w:rPr>
-                <w:noProof/>
-                <w:webHidden/>
-              </w:rPr>
-              <w:fldChar w:fldCharType="end"/>
-            </w:r>
-          </w:hyperlink>
-        </w:p>
-        <w:p>
-          <w:pPr>
-            <w:pStyle w:val="TOC2"/>
-            <w:tabs>
-              <w:tab w:val="right" w:leader="dot" w:pos="9350"/>
-            </w:tabs>
-            <w:rPr>
-              <w:noProof/>
-              <w:kern w:val="2"/>
-              <w:lang w:val="es-ES" w:eastAsia="es-ES"/>
-              <w14:ligatures w14:val="standardContextual"/>
-            </w:rPr>
-          </w:pPr>
-          <w:hyperlink w:anchor="_Toc224204150" w:history="1">
-            <w:r>
-              <w:rPr>
-                <w:rStyle w:val="Hyperlink"/>
-                <w:noProof/>
-              </w:rPr>
-              <w:t>Composite vs Decorator</w:t>
-            </w:r>
-            <w:r>
-              <w:rPr>
-                <w:noProof/>
-                <w:webHidden/>
-              </w:rPr>
-              <w:tab/>
-            </w:r>
-            <w:r>
-              <w:rPr>
-                <w:noProof/>
-                <w:webHidden/>
-              </w:rPr>
-              <w:fldChar w:fldCharType="begin"/>
-            </w:r>
-            <w:r>
-              <w:rPr>
-                <w:noProof/>
-                <w:webHidden/>
-              </w:rPr>
-              <w:instrText xml:space="preserve"> PAGEREF _Toc224204150 \h </w:instrText>
-            </w:r>
-            <w:r>
-              <w:rPr>
-                <w:noProof/>
-                <w:webHidden/>
-              </w:rPr>
-            </w:r>
-            <w:r>
-              <w:rPr>
-                <w:noProof/>
-                <w:webHidden/>
-              </w:rPr>
-              <w:fldChar w:fldCharType="separate"/>
-            </w:r>
-            <w:r>
-              <w:rPr>
-                <w:noProof/>
-                <w:webHidden/>
-              </w:rPr>
-              <w:t>6</w:t>
-            </w:r>
-            <w:r>
-              <w:rPr>
-                <w:noProof/>
-                <w:webHidden/>
-              </w:rPr>
-              <w:fldChar w:fldCharType="end"/>
-            </w:r>
-          </w:hyperlink>
-        </w:p>
-        <w:p>
-          <w:pPr>
-            <w:pStyle w:val="TOC1"/>
-            <w:tabs>
-              <w:tab w:val="right" w:leader="dot" w:pos="9350"/>
-            </w:tabs>
-            <w:rPr>
-              <w:noProof/>
-              <w:kern w:val="2"/>
-              <w:lang w:val="es-ES" w:eastAsia="es-ES"/>
-              <w14:ligatures w14:val="standardContextual"/>
-            </w:rPr>
-          </w:pPr>
-          <w:hyperlink w:anchor="_Toc224204151" w:history="1">
-            <w:r>
-              <w:rPr>
-                <w:rStyle w:val="Hyperlink"/>
-                <w:noProof/>
-              </w:rPr>
-              <w:t>5. Clean Code Principles Applied</w:t>
-            </w:r>
-            <w:r>
-              <w:rPr>
-                <w:noProof/>
-                <w:webHidden/>
-              </w:rPr>
-              <w:tab/>
-            </w:r>
-            <w:r>
-              <w:rPr>
-                <w:noProof/>
-                <w:webHidden/>
-              </w:rPr>
-              <w:fldChar w:fldCharType="begin"/>
-            </w:r>
-            <w:r>
-              <w:rPr>
-                <w:noProof/>
-                <w:webHidden/>
-              </w:rPr>
-              <w:instrText xml:space="preserve"> PAGEREF _Toc224204151 \h </w:instrText>
-            </w:r>
-            <w:r>
-              <w:rPr>
-                <w:noProof/>
-                <w:webHidden/>
-              </w:rPr>
-            </w:r>
-            <w:r>
-              <w:rPr>
-                <w:noProof/>
-                <w:webHidden/>
-              </w:rPr>
-              <w:fldChar w:fldCharType="separate"/>
-            </w:r>
-            <w:r>
-              <w:rPr>
-                <w:noProof/>
-                <w:webHidden/>
-              </w:rPr>
-              <w:t>7</w:t>
-            </w:r>
-            <w:r>
-              <w:rPr>
-                <w:noProof/>
-                <w:webHidden/>
-              </w:rPr>
-              <w:fldChar w:fldCharType="end"/>
-            </w:r>
-          </w:hyperlink>
-        </w:p>
-        <w:p>
-          <w:pPr>
-            <w:pStyle w:val="TOC2"/>
-            <w:tabs>
-              <w:tab w:val="right" w:leader="dot" w:pos="9350"/>
-            </w:tabs>
-            <w:rPr>
-              <w:noProof/>
-              <w:kern w:val="2"/>
-              <w:lang w:val="es-ES" w:eastAsia="es-ES"/>
-              <w14:ligatures w14:val="standardContextual"/>
-            </w:rPr>
-          </w:pPr>
-          <w:hyperlink w:anchor="_Toc224204152" w:history="1">
-            <w:r>
-              <w:rPr>
-                <w:rStyle w:val="Hyperlink"/>
-                <w:noProof/>
-              </w:rPr>
-              <w:t>Single Responsibility Principle</w:t>
-            </w:r>
-            <w:r>
-              <w:rPr>
-                <w:noProof/>
-                <w:webHidden/>
-              </w:rPr>
-              <w:tab/>
-            </w:r>
-            <w:r>
-              <w:rPr>
-                <w:noProof/>
-                <w:webHidden/>
-              </w:rPr>
-              <w:fldChar w:fldCharType="begin"/>
-            </w:r>
-            <w:r>
-              <w:rPr>
-                <w:noProof/>
-                <w:webHidden/>
-              </w:rPr>
-              <w:instrText xml:space="preserve"> PAGEREF _Toc224204152 \h </w:instrText>
-            </w:r>
-            <w:r>
-              <w:rPr>
-                <w:noProof/>
-                <w:webHidden/>
-              </w:rPr>
-            </w:r>
-            <w:r>
-              <w:rPr>
-                <w:noProof/>
-                <w:webHidden/>
-              </w:rPr>
-              <w:fldChar w:fldCharType="separate"/>
-            </w:r>
-            <w:r>
-              <w:rPr>
-                <w:noProof/>
-                <w:webHidden/>
-              </w:rPr>
-              <w:t>7</w:t>
-            </w:r>
-            <w:r>
-              <w:rPr>
-                <w:noProof/>
-                <w:webHidden/>
-              </w:rPr>
-              <w:fldChar w:fldCharType="end"/>
-            </w:r>
-          </w:hyperlink>
-        </w:p>
-        <w:p>
-          <w:pPr>
-            <w:pStyle w:val="TOC2"/>
-            <w:tabs>
-              <w:tab w:val="right" w:leader="dot" w:pos="9350"/>
-            </w:tabs>
-            <w:rPr>
-              <w:noProof/>
-              <w:kern w:val="2"/>
-              <w:lang w:val="es-ES" w:eastAsia="es-ES"/>
-              <w14:ligatures w14:val="standardContextual"/>
-            </w:rPr>
-          </w:pPr>
-          <w:hyperlink w:anchor="_Toc224204153" w:history="1">
-            <w:r>
-              <w:rPr>
-                <w:rStyle w:val="Hyperlink"/>
-                <w:noProof/>
-              </w:rPr>
-              <w:t>Tell, Don't Ask</w:t>
-            </w:r>
-            <w:r>
-              <w:rPr>
-                <w:noProof/>
-                <w:webHidden/>
-              </w:rPr>
-              <w:tab/>
-            </w:r>
-            <w:r>
-              <w:rPr>
-                <w:noProof/>
-                <w:webHidden/>
-              </w:rPr>
-              <w:fldChar w:fldCharType="begin"/>
-            </w:r>
-            <w:r>
-              <w:rPr>
-                <w:noProof/>
-                <w:webHidden/>
-              </w:rPr>
-              <w:instrText xml:space="preserve"> PAGEREF _Toc224204153 \h </w:instrText>
-            </w:r>
-            <w:r>
-              <w:rPr>
-                <w:noProof/>
-                <w:webHidden/>
-              </w:rPr>
-            </w:r>
-            <w:r>
-              <w:rPr>
-                <w:noProof/>
-                <w:webHidden/>
-              </w:rPr>
-              <w:fldChar w:fldCharType="separate"/>
-            </w:r>
-            <w:r>
-              <w:rPr>
-                <w:noProof/>
-                <w:webHidden/>
-              </w:rPr>
-              <w:t>7</w:t>
-            </w:r>
-            <w:r>
-              <w:rPr>
-                <w:noProof/>
-                <w:webHidden/>
-              </w:rPr>
-              <w:fldChar w:fldCharType="end"/>
-            </w:r>
-          </w:hyperlink>
-        </w:p>
-        <w:p>
-          <w:pPr>
-            <w:pStyle w:val="TOC2"/>
-            <w:tabs>
-              <w:tab w:val="right" w:leader="dot" w:pos="9350"/>
-            </w:tabs>
-            <w:rPr>
-              <w:noProof/>
-              <w:kern w:val="2"/>
-              <w:lang w:val="es-ES" w:eastAsia="es-ES"/>
-              <w14:ligatures w14:val="standardContextual"/>
-            </w:rPr>
-          </w:pPr>
-          <w:hyperlink w:anchor="_Toc224204154" w:history="1">
-            <w:r>
-              <w:rPr>
-                <w:rStyle w:val="Hyperlink"/>
-                <w:noProof/>
-              </w:rPr>
-              <w:t>Encapsulate What Varies</w:t>
-            </w:r>
-            <w:r>
-              <w:rPr>
-                <w:noProof/>
-                <w:webHidden/>
-              </w:rPr>
-              <w:tab/>
-            </w:r>
-            <w:r>
-              <w:rPr>
-                <w:noProof/>
-                <w:webHidden/>
-              </w:rPr>
-              <w:fldChar w:fldCharType="begin"/>
-            </w:r>
-            <w:r>
-              <w:rPr>
-                <w:noProof/>
-                <w:webHidden/>
-              </w:rPr>
-              <w:instrText xml:space="preserve"> PAGEREF _Toc224204154 \h </w:instrText>
-            </w:r>
-            <w:r>
-              <w:rPr>
-                <w:noProof/>
-                <w:webHidden/>
-              </w:rPr>
-            </w:r>
-            <w:r>
-              <w:rPr>
-                <w:noProof/>
-                <w:webHidden/>
-              </w:rPr>
-              <w:fldChar w:fldCharType="separate"/>
-            </w:r>
-            <w:r>
-              <w:rPr>
-                <w:noProof/>
-                <w:webHidden/>
-              </w:rPr>
-              <w:t>7</w:t>
-            </w:r>
-            <w:r>
-              <w:rPr>
-                <w:noProof/>
-                <w:webHidden/>
-              </w:rPr>
-              <w:fldChar w:fldCharType="end"/>
-            </w:r>
-          </w:hyperlink>
-        </w:p>
-        <w:p>
-          <w:pPr>
-            <w:pStyle w:val="TOC1"/>
-            <w:tabs>
-              <w:tab w:val="right" w:leader="dot" w:pos="9350"/>
-            </w:tabs>
-            <w:rPr>
-              <w:noProof/>
-              <w:kern w:val="2"/>
-              <w:lang w:val="es-ES" w:eastAsia="es-ES"/>
-              <w14:ligatures w14:val="standardContextual"/>
-            </w:rPr>
-          </w:pPr>
-          <w:hyperlink w:anchor="_Toc224204155" w:history="1">
-            <w:r>
-              <w:rPr>
-                <w:rStyle w:val="Hyperlink"/>
-                <w:noProof/>
-              </w:rPr>
-              <w:t>6. Where to Find the Patterns in the Project</w:t>
-            </w:r>
-            <w:r>
-              <w:rPr>
-                <w:noProof/>
-                <w:webHidden/>
-              </w:rPr>
-              <w:tab/>
-            </w:r>
-            <w:r>
-              <w:rPr>
-                <w:noProof/>
-                <w:webHidden/>
-              </w:rPr>
-              <w:fldChar w:fldCharType="begin"/>
-            </w:r>
-            <w:r>
-              <w:rPr>
-                <w:noProof/>
-                <w:webHidden/>
-              </w:rPr>
-              <w:instrText xml:space="preserve"> PAGEREF _Toc224204155 \h </w:instrText>
-            </w:r>
-            <w:r>
-              <w:rPr>
-                <w:noProof/>
-                <w:webHidden/>
-              </w:rPr>
-            </w:r>
-            <w:r>
-              <w:rPr>
-                <w:noProof/>
-                <w:webHidden/>
-              </w:rPr>
-              <w:fldChar w:fldCharType="separate"/>
-            </w:r>
-            <w:r>
-              <w:rPr>
-                <w:noProof/>
-                <w:webHidden/>
-              </w:rPr>
-              <w:t>7</w:t>
-            </w:r>
-            <w:r>
-              <w:rPr>
-                <w:noProof/>
-                <w:webHidden/>
-              </w:rPr>
-              <w:fldChar w:fldCharType="end"/>
-            </w:r>
-          </w:hyperlink>
-        </w:p>
-        <w:p>
-          <w:pPr>
-            <w:pStyle w:val="TOC2"/>
-            <w:tabs>
-              <w:tab w:val="right" w:leader="dot" w:pos="9350"/>
-            </w:tabs>
-            <w:rPr>
-              <w:noProof/>
-              <w:kern w:val="2"/>
-              <w:lang w:val="es-ES" w:eastAsia="es-ES"/>
-              <w14:ligatures w14:val="standardContextual"/>
-            </w:rPr>
-          </w:pPr>
-          <w:hyperlink w:anchor="_Toc224204156" w:history="1">
-            <w:r>
-              <w:rPr>
-                <w:rStyle w:val="Hyperlink"/>
-                <w:noProof/>
-              </w:rPr>
-              <w:t>UML Diagram</w:t>
-            </w:r>
-            <w:r>
-              <w:rPr>
-                <w:noProof/>
-                <w:webHidden/>
-              </w:rPr>
-              <w:tab/>
-            </w:r>
-            <w:r>
-              <w:rPr>
-                <w:noProof/>
-                <w:webHidden/>
-              </w:rPr>
-              <w:fldChar w:fldCharType="begin"/>
-            </w:r>
-            <w:r>
-              <w:rPr>
-                <w:noProof/>
-                <w:webHidden/>
-              </w:rPr>
-              <w:instrText xml:space="preserve"> PAGEREF _Toc224204156 \h </w:instrText>
-            </w:r>
-            <w:r>
-              <w:rPr>
-                <w:noProof/>
-                <w:webHidden/>
-              </w:rPr>
-            </w:r>
-            <w:r>
-              <w:rPr>
-                <w:noProof/>
-                <w:webHidden/>
-              </w:rPr>
-              <w:fldChar w:fldCharType="separate"/>
-            </w:r>
-            <w:r>
-              <w:rPr>
-                <w:noProof/>
-                <w:webHidden/>
-              </w:rPr>
-              <w:t>7</w:t>
-            </w:r>
-            <w:r>
-              <w:rPr>
-                <w:noProof/>
-                <w:webHidden/>
-              </w:rPr>
-              <w:fldChar w:fldCharType="end"/>
-            </w:r>
-          </w:hyperlink>
-        </w:p>
-        <w:p>
-          <w:pPr>
-            <w:pStyle w:val="TOC2"/>
-            <w:tabs>
-              <w:tab w:val="right" w:leader="dot" w:pos="9350"/>
-            </w:tabs>
-            <w:rPr>
-              <w:noProof/>
-              <w:kern w:val="2"/>
-              <w:lang w:val="es-ES" w:eastAsia="es-ES"/>
-              <w14:ligatures w14:val="standardContextual"/>
-            </w:rPr>
-          </w:pPr>
-          <w:hyperlink w:anchor="_Toc224204157" w:history="1">
-            <w:r>
-              <w:rPr>
-                <w:rStyle w:val="Hyperlink"/>
-                <w:noProof/>
-              </w:rPr>
-              <w:t>Composite Pattern</w:t>
-            </w:r>
-            <w:r>
-              <w:rPr>
-                <w:noProof/>
-                <w:webHidden/>
-              </w:rPr>
-              <w:tab/>
-            </w:r>
-            <w:r>
-              <w:rPr>
-                <w:noProof/>
-                <w:webHidden/>
-              </w:rPr>
-              <w:fldChar w:fldCharType="begin"/>
-            </w:r>
-            <w:r>
-              <w:rPr>
-                <w:noProof/>
-                <w:webHidden/>
-              </w:rPr>
-              <w:instrText xml:space="preserve"> PAGEREF _Toc224204157 \h </w:instrText>
-            </w:r>
-            <w:r>
-              <w:rPr>
-                <w:noProof/>
-                <w:webHidden/>
-              </w:rPr>
-            </w:r>
-            <w:r>
-              <w:rPr>
-                <w:noProof/>
-                <w:webHidden/>
-              </w:rPr>
-              <w:fldChar w:fldCharType="separate"/>
-            </w:r>
-            <w:r>
-              <w:rPr>
-                <w:noProof/>
-                <w:webHidden/>
-              </w:rPr>
-              <w:t>8</w:t>
-            </w:r>
-            <w:r>
-              <w:rPr>
-                <w:noProof/>
-                <w:webHidden/>
-              </w:rPr>
-              <w:fldChar w:fldCharType="end"/>
-            </w:r>
-          </w:hyperlink>
-        </w:p>
-        <w:p>
-          <w:pPr>
-            <w:pStyle w:val="TOC2"/>
-            <w:tabs>
-              <w:tab w:val="right" w:leader="dot" w:pos="9350"/>
-            </w:tabs>
-            <w:rPr>
-              <w:noProof/>
-              <w:kern w:val="2"/>
-              <w:lang w:val="es-ES" w:eastAsia="es-ES"/>
-              <w14:ligatures w14:val="standardContextual"/>
-            </w:rPr>
-          </w:pPr>
-          <w:hyperlink w:anchor="_Toc224204158" w:history="1">
-            <w:r>
-              <w:rPr>
-                <w:rStyle w:val="Hyperlink"/>
-                <w:noProof/>
-              </w:rPr>
-              <w:t>Observer Pattern</w:t>
-            </w:r>
-            <w:r>
-              <w:rPr>
-                <w:noProof/>
-                <w:webHidden/>
-              </w:rPr>
-              <w:tab/>
-            </w:r>
-            <w:r>
-              <w:rPr>
-                <w:noProof/>
-                <w:webHidden/>
-              </w:rPr>
-              <w:fldChar w:fldCharType="begin"/>
-            </w:r>
-            <w:r>
-              <w:rPr>
-                <w:noProof/>
-                <w:webHidden/>
-              </w:rPr>
-              <w:instrText xml:space="preserve"> PAGEREF _Toc224204158 \h </w:instrText>
-            </w:r>
-            <w:r>
-              <w:rPr>
-                <w:noProof/>
-                <w:webHidden/>
-              </w:rPr>
-            </w:r>
-            <w:r>
-              <w:rPr>
-                <w:noProof/>
-                <w:webHidden/>
-              </w:rPr>
-              <w:fldChar w:fldCharType="separate"/>
-            </w:r>
-            <w:r>
-              <w:rPr>
-                <w:noProof/>
-                <w:webHidden/>
-              </w:rPr>
-              <w:t>8</w:t>
-            </w:r>
-            <w:r>
-              <w:rPr>
-                <w:noProof/>
-                <w:webHidden/>
-              </w:rPr>
-              <w:fldChar w:fldCharType="end"/>
-            </w:r>
-          </w:hyperlink>
-        </w:p>
-        <w:p>
-          <w:pPr>
-            <w:pStyle w:val="TOC2"/>
-            <w:tabs>
-              <w:tab w:val="right" w:leader="dot" w:pos="9350"/>
-            </w:tabs>
-            <w:rPr>
-              <w:noProof/>
-              <w:kern w:val="2"/>
-              <w:lang w:val="es-ES" w:eastAsia="es-ES"/>
-              <w14:ligatures w14:val="standardContextual"/>
-            </w:rPr>
-          </w:pPr>
-          <w:hyperlink w:anchor="_Toc224204159" w:history="1">
-            <w:r>
-              <w:rPr>
-                <w:rStyle w:val="Hyperlink"/>
-                <w:noProof/>
-              </w:rPr>
-              <w:t>Command Pattern</w:t>
-            </w:r>
-            <w:r>
-              <w:rPr>
-                <w:noProof/>
-                <w:webHidden/>
-              </w:rPr>
-              <w:tab/>
-            </w:r>
-            <w:r>
-              <w:rPr>
-                <w:noProof/>
-                <w:webHidden/>
-              </w:rPr>
-              <w:fldChar w:fldCharType="begin"/>
-            </w:r>
-            <w:r>
-              <w:rPr>
-                <w:noProof/>
-                <w:webHidden/>
-              </w:rPr>
-              <w:instrText xml:space="preserve"> PAGEREF _Toc224204159 \h </w:instrText>
-            </w:r>
-            <w:r>
-              <w:rPr>
-                <w:noProof/>
-                <w:webHidden/>
-              </w:rPr>
-            </w:r>
-            <w:r>
-              <w:rPr>
-                <w:noProof/>
-                <w:webHidden/>
-              </w:rPr>
-              <w:fldChar w:fldCharType="separate"/>
-            </w:r>
-            <w:r>
-              <w:rPr>
-                <w:noProof/>
-                <w:webHidden/>
-              </w:rPr>
-              <w:t>8</w:t>
-            </w:r>
-            <w:r>
-              <w:rPr>
-                <w:noProof/>
-                <w:webHidden/>
-              </w:rPr>
-              <w:fldChar w:fldCharType="end"/>
-            </w:r>
-          </w:hyperlink>
-        </w:p>
-        <w:p>
-          <w:pPr>
-            <w:pStyle w:val="TOC1"/>
-            <w:tabs>
-              <w:tab w:val="right" w:leader="dot" w:pos="9350"/>
-            </w:tabs>
-            <w:rPr>
-              <w:noProof/>
-              <w:kern w:val="2"/>
-              <w:lang w:val="es-ES" w:eastAsia="es-ES"/>
-              <w14:ligatures w14:val="standardContextual"/>
-            </w:rPr>
-          </w:pPr>
-          <w:hyperlink w:anchor="_Toc224204160" w:history="1">
-            <w:r>
-              <w:rPr>
-                <w:rStyle w:val="Hyperlink"/>
-                <w:noProof/>
-              </w:rPr>
-              <w:t>7. Notes and Possible Extensions</w:t>
-            </w:r>
-            <w:r>
-              <w:rPr>
-                <w:noProof/>
-                <w:webHidden/>
-              </w:rPr>
-              <w:tab/>
-            </w:r>
-            <w:r>
-              <w:rPr>
-                <w:noProof/>
-                <w:webHidden/>
-              </w:rPr>
-              <w:fldChar w:fldCharType="begin"/>
-            </w:r>
-            <w:r>
-              <w:rPr>
-                <w:noProof/>
-                <w:webHidden/>
-              </w:rPr>
-              <w:instrText xml:space="preserve"> PAGEREF _Toc224204160 \h </w:instrText>
-            </w:r>
-            <w:r>
-              <w:rPr>
-                <w:noProof/>
-                <w:webHidden/>
-              </w:rPr>
-            </w:r>
-            <w:r>
-              <w:rPr>
-                <w:noProof/>
-                <w:webHidden/>
-              </w:rPr>
-              <w:fldChar w:fldCharType="separate"/>
-            </w:r>
-            <w:r>
-              <w:rPr>
-                <w:noProof/>
-                <w:webHidden/>
-              </w:rPr>
-              <w:t>9</w:t>
-            </w:r>
-            <w:r>
-              <w:rPr>
-                <w:noProof/>
-                <w:webHidden/>
-              </w:rPr>
-              <w:fldChar w:fldCharType="end"/>
-            </w:r>
-          </w:hyperlink>
-        </w:p>
-        <w:p>
-          <w:pPr>
-            <w:pStyle w:val="TOC1"/>
-            <w:tabs>
-              <w:tab w:val="right" w:leader="dot" w:pos="9350"/>
-            </w:tabs>
-            <w:rPr>
-              <w:noProof/>
-              <w:kern w:val="2"/>
-              <w:lang w:val="es-ES" w:eastAsia="es-ES"/>
-              <w14:ligatures w14:val="standardContextual"/>
-            </w:rPr>
-          </w:pPr>
-          <w:hyperlink w:anchor="_Toc224204161" w:history="1">
-            <w:r>
-              <w:rPr>
-                <w:rStyle w:val="Hyperlink"/>
-                <w:noProof/>
-              </w:rPr>
-              <w:t>8. Summary</w:t>
-            </w:r>
-            <w:r>
-              <w:rPr>
-                <w:noProof/>
-                <w:webHidden/>
-              </w:rPr>
-              <w:tab/>
-            </w:r>
-            <w:r>
-              <w:rPr>
-                <w:noProof/>
-                <w:webHidden/>
-              </w:rPr>
-              <w:fldChar w:fldCharType="begin"/>
-            </w:r>
-            <w:r>
-              <w:rPr>
-                <w:noProof/>
-                <w:webHidden/>
-              </w:rPr>
-              <w:instrText xml:space="preserve"> PAGEREF _Toc224204161 \h </w:instrText>
-            </w:r>
-            <w:r>
-              <w:rPr>
-                <w:noProof/>
-                <w:webHidden/>
-              </w:rPr>
-            </w:r>
-            <w:r>
-              <w:rPr>
-                <w:noProof/>
-                <w:webHidden/>
-              </w:rPr>
-              <w:fldChar w:fldCharType="separate"/>
-            </w:r>
-            <w:r>
-              <w:rPr>
-                <w:noProof/>
-                <w:webHidden/>
-              </w:rPr>
-              <w:t>9</w:t>
-            </w:r>
-            <w:r>
-              <w:rPr>
-                <w:noProof/>
-                <w:webHidden/>
-              </w:rPr>
-              <w:fldChar w:fldCharType="end"/>
-            </w:r>
-          </w:hyperlink>
-        </w:p>
-        <w:p>
           <w:r>
             <w:rPr>
               <w:b/>
@@ -2280,13 +717,18 @@
         </w:p>
       </w:sdtContent>
     </w:sdt>
-    <w:p/>
     <w:p>
+      <w:r>
+        <w:br w:type="page"/>
+      </w:r>
+    </w:p>
+    <w:p>
       <w:pPr>
         <w:pStyle w:val="Heading1"/>
       </w:pPr>
-      <w:bookmarkStart w:id="0" w:name="_Toc224204131"/>
+      <w:bookmarkStart w:id="0" w:name="_Toc226278333"/>
       <w:r>
+        <w:lastRenderedPageBreak/>
         <w:t>1. Introduction</w:t>
       </w:r>
       <w:bookmarkEnd w:id="0"/>
@@ -2295,12 +737,14 @@
       <w:pPr>
         <w:rPr>
           <w:rFonts w:eastAsiaTheme="majorEastAsia"/>
+          <w:lang w:val="en-NL"/>
         </w:rPr>
       </w:pPr>
       <w:proofErr w:type="spellStart"/>
       <w:r>
         <w:rPr>
           <w:rFonts w:eastAsiaTheme="majorEastAsia"/>
+          <w:lang w:val="en-NL"/>
         </w:rPr>
         <w:t>JabberPoint</w:t>
       </w:r>
@@ -2308,104 +752,93 @@
       <w:r>
         <w:rPr>
           <w:rFonts w:eastAsiaTheme="majorEastAsia"/>
+          <w:lang w:val="en-NL"/>
         </w:rPr>
-        <w:t xml:space="preserve"> is a presentation application originally designed as a teaching example. While the application works correctly, the current architecture shows several maintainability issues such as tight coupling between components, limited extensibility, and unclear separation of responsibilities.</w:t>
+        <w:t xml:space="preserve"> is a presentation application with a simple original architecture. The redesign keeps the project recognizable but improves clarity, separation of responsibilities, and maintainability.</w:t>
       </w:r>
     </w:p>
     <w:p>
       <w:pPr>
         <w:rPr>
           <w:rFonts w:eastAsiaTheme="majorEastAsia"/>
+          <w:lang w:val="en-NL"/>
         </w:rPr>
       </w:pPr>
       <w:r>
         <w:rPr>
           <w:rFonts w:eastAsiaTheme="majorEastAsia"/>
+          <w:lang w:val="en-NL"/>
         </w:rPr>
-        <w:t>The goal of this redesign is not to rewrite the entire system, but to introduce small, targeted architectural improvements that improve clarity and reduce coupling. The redesign focuses on applying three design patterns where they provide clear benefits:</w:t>
+        <w:t>The redesign focuses on three patterns that fit the codebase well:</w:t>
       </w:r>
     </w:p>
     <w:p>
       <w:pPr>
-        <w:pStyle w:val="ListParagraph"/>
         <w:numPr>
           <w:ilvl w:val="0"/>
-          <w:numId w:val="44"/>
+          <w:numId w:val="59"/>
         </w:numPr>
         <w:rPr>
           <w:rFonts w:eastAsiaTheme="majorEastAsia"/>
+          <w:lang w:val="en-NL"/>
         </w:rPr>
       </w:pPr>
       <w:r>
         <w:rPr>
           <w:rFonts w:eastAsiaTheme="majorEastAsia"/>
+          <w:lang w:val="en-NL"/>
         </w:rPr>
-        <w:t>Composite – for the model tree structure of presentations, slides, and slide items</w:t>
+        <w:t>Composite for slide content structure</w:t>
       </w:r>
     </w:p>
     <w:p>
       <w:pPr>
-        <w:pStyle w:val="ListParagraph"/>
         <w:numPr>
           <w:ilvl w:val="0"/>
-          <w:numId w:val="44"/>
+          <w:numId w:val="59"/>
         </w:numPr>
         <w:rPr>
           <w:rFonts w:eastAsiaTheme="majorEastAsia"/>
+          <w:lang w:val="en-NL"/>
         </w:rPr>
       </w:pPr>
       <w:r>
         <w:rPr>
           <w:rFonts w:eastAsiaTheme="majorEastAsia"/>
+          <w:lang w:val="en-NL"/>
         </w:rPr>
-        <w:t>Observer – for updating the user interface when the presentation model changes</w:t>
+        <w:t>Observer for model-to-view updates</w:t>
       </w:r>
     </w:p>
     <w:p>
       <w:pPr>
-        <w:pStyle w:val="ListParagraph"/>
         <w:numPr>
           <w:ilvl w:val="0"/>
-          <w:numId w:val="44"/>
+          <w:numId w:val="59"/>
         </w:numPr>
         <w:rPr>
           <w:rFonts w:eastAsiaTheme="majorEastAsia"/>
+          <w:lang w:val="en-NL"/>
         </w:rPr>
       </w:pPr>
       <w:r>
         <w:rPr>
           <w:rFonts w:eastAsiaTheme="majorEastAsia"/>
+          <w:lang w:val="en-NL"/>
         </w:rPr>
-        <w:t>Command – for handling user actions triggered by controllers</w:t>
+        <w:t>Command for user actions</w:t>
       </w:r>
     </w:p>
     <w:p>
       <w:pPr>
-        <w:rPr>
-          <w:rFonts w:eastAsiaTheme="majorEastAsia"/>
-        </w:rPr>
-      </w:pPr>
+        <w:pStyle w:val="Heading1"/>
+      </w:pPr>
+      <w:bookmarkStart w:id="1" w:name="_Toc226278334"/>
       <w:r>
-        <w:rPr>
-          <w:rFonts w:eastAsiaTheme="majorEastAsia"/>
-        </w:rPr>
-        <w:t>These improvements follow software architecture principles and Clean Code practices to make the system easier to maintain, extend, and understand.</w:t>
+        <w:t>2</w:t>
       </w:r>
-    </w:p>
-    <w:p>
-      <w:pPr>
-        <w:rPr>
-          <w:rFonts w:eastAsiaTheme="majorEastAsia"/>
-        </w:rPr>
-      </w:pPr>
-    </w:p>
-    <w:p>
-      <w:pPr>
-        <w:pStyle w:val="Heading1"/>
-      </w:pPr>
-      <w:bookmarkStart w:id="1" w:name="_Toc224204132"/>
       <w:r>
-        <w:t>2. Redesign Overview</w:t>
+        <w:t>. Pattern Applications</w:t>
       </w:r>
       <w:bookmarkEnd w:id="1"/>
     </w:p>
@@ -2413,9 +846,12 @@
       <w:pPr>
         <w:pStyle w:val="Heading2"/>
       </w:pPr>
-      <w:bookmarkStart w:id="2" w:name="_Toc224204133"/>
+      <w:bookmarkStart w:id="2" w:name="_Toc226278335"/>
       <w:r>
-        <w:t>2.1 Goal</w:t>
+        <w:t>2</w:t>
+      </w:r>
+      <w:r>
+        <w:t>.1 Composite Pattern – Model Structure</w:t>
       </w:r>
       <w:bookmarkEnd w:id="2"/>
     </w:p>
@@ -2423,226 +859,97 @@
       <w:pPr>
         <w:rPr>
           <w:rFonts w:eastAsiaTheme="majorEastAsia"/>
+          <w:lang w:val="en-NL"/>
         </w:rPr>
       </w:pPr>
       <w:r>
         <w:rPr>
           <w:rFonts w:eastAsiaTheme="majorEastAsia"/>
+          <w:lang w:val="en-NL"/>
         </w:rPr>
-        <w:t>The goal of the redesign is to make local, targeted improvements that reduce coupling and increase clarity without rewriting the whole project.</w:t>
+        <w:t>Used for the slide content hierarchy.</w:t>
       </w:r>
     </w:p>
     <w:p>
       <w:pPr>
         <w:rPr>
           <w:rFonts w:eastAsiaTheme="majorEastAsia"/>
+          <w:lang w:val="en-NL"/>
         </w:rPr>
       </w:pPr>
       <w:r>
         <w:rPr>
           <w:rFonts w:eastAsiaTheme="majorEastAsia"/>
+          <w:lang w:val="en-NL"/>
         </w:rPr>
-        <w:t>The redesign introduces three patterns only where they bring clear benefits:</w:t>
+        <w:t>Classes:</w:t>
       </w:r>
     </w:p>
     <w:p>
       <w:pPr>
-        <w:pStyle w:val="ListParagraph"/>
         <w:numPr>
           <w:ilvl w:val="0"/>
-          <w:numId w:val="43"/>
+          <w:numId w:val="60"/>
         </w:numPr>
         <w:rPr>
           <w:rFonts w:eastAsiaTheme="majorEastAsia"/>
+          <w:lang w:val="en-NL"/>
         </w:rPr>
       </w:pPr>
+      <w:proofErr w:type="spellStart"/>
       <w:r>
         <w:rPr>
           <w:rFonts w:eastAsiaTheme="majorEastAsia"/>
+          <w:lang w:val="en-NL"/>
         </w:rPr>
-        <w:t>Composite for the model tree (slides and slide items)</w:t>
-      </w:r>
-    </w:p>
-    <w:p>
-      <w:pPr>
-        <w:pStyle w:val="ListParagraph"/>
-        <w:numPr>
-          <w:ilvl w:val="0"/>
-          <w:numId w:val="43"/>
-        </w:numPr>
-        <w:rPr>
-          <w:rFonts w:eastAsiaTheme="majorEastAsia"/>
-        </w:rPr>
-      </w:pPr>
-      <w:r>
-        <w:rPr>
-          <w:rFonts w:eastAsiaTheme="majorEastAsia"/>
-        </w:rPr>
-        <w:t>Observer for view updates</w:t>
-      </w:r>
-    </w:p>
-    <w:p>
-      <w:pPr>
-        <w:pStyle w:val="ListParagraph"/>
-        <w:numPr>
-          <w:ilvl w:val="0"/>
-          <w:numId w:val="43"/>
-        </w:numPr>
-        <w:rPr>
-          <w:rFonts w:eastAsiaTheme="majorEastAsia"/>
-        </w:rPr>
-      </w:pPr>
-      <w:r>
-        <w:rPr>
-          <w:rFonts w:eastAsiaTheme="majorEastAsia"/>
-        </w:rPr>
-        <w:t>Command for controller actions</w:t>
-      </w:r>
-    </w:p>
-    <w:p>
-      <w:pPr>
-        <w:rPr>
-          <w:rFonts w:eastAsiaTheme="majorEastAsia"/>
-        </w:rPr>
-      </w:pPr>
-      <w:r>
-        <w:rPr>
-          <w:rFonts w:eastAsiaTheme="majorEastAsia"/>
-        </w:rPr>
-        <w:lastRenderedPageBreak/>
-        <w:t>By applying these patterns carefully, the architecture becomes easier to extend while keeping the original project structure recognizable.</w:t>
-      </w:r>
-    </w:p>
-    <w:p>
-      <w:pPr>
-        <w:rPr>
-          <w:rFonts w:eastAsiaTheme="majorEastAsia"/>
-        </w:rPr>
-      </w:pPr>
-    </w:p>
-    <w:p>
-      <w:pPr>
-        <w:pStyle w:val="Heading1"/>
-      </w:pPr>
-      <w:bookmarkStart w:id="3" w:name="_Toc224204134"/>
-      <w:r>
-        <w:t>3. Pattern Applications</w:t>
-      </w:r>
-      <w:bookmarkEnd w:id="3"/>
-    </w:p>
-    <w:p>
-      <w:pPr>
-        <w:pStyle w:val="Heading2"/>
-      </w:pPr>
-      <w:bookmarkStart w:id="4" w:name="_Toc224204135"/>
-      <w:r>
-        <w:t>3.1 Composite Pattern – Model Structure</w:t>
-      </w:r>
-      <w:bookmarkEnd w:id="4"/>
-    </w:p>
-    <w:p>
-      <w:pPr>
-        <w:rPr>
-          <w:rFonts w:eastAsiaTheme="majorEastAsia"/>
-        </w:rPr>
-      </w:pPr>
-      <w:r>
-        <w:rPr>
-          <w:rFonts w:eastAsiaTheme="majorEastAsia"/>
-        </w:rPr>
-        <w:t>The Composite pattern is applied to represent the hierarchical structure of the presentation model:</w:t>
-      </w:r>
-    </w:p>
-    <w:p>
-      <w:pPr>
-        <w:rPr>
-          <w:rFonts w:eastAsiaTheme="majorEastAsia"/>
-        </w:rPr>
-      </w:pPr>
-      <w:r>
-        <w:rPr>
-          <w:rFonts w:eastAsiaTheme="majorEastAsia"/>
-        </w:rPr>
-        <w:t>Presentation</w:t>
+        <w:t>SlideIte</w:t>
       </w:r>
       <w:r>
         <w:rPr>
           <w:rFonts w:eastAsiaTheme="majorEastAsia"/>
+          <w:lang w:val="en-NL"/>
         </w:rPr>
-        <w:br/>
-        <w:t xml:space="preserve">   └── Slide</w:t>
+        <w:t>m</w:t>
       </w:r>
-      <w:r>
+      <w:proofErr w:type="spellEnd"/>
+    </w:p>
+    <w:p>
+      <w:pPr>
+        <w:numPr>
+          <w:ilvl w:val="0"/>
+          <w:numId w:val="60"/>
+        </w:numPr>
         <w:rPr>
           <w:rFonts w:eastAsiaTheme="majorEastAsia"/>
+          <w:lang w:val="en-NL"/>
         </w:rPr>
-        <w:br/>
-        <w:t xml:space="preserve">         └── </w:t>
-      </w:r>
+      </w:pPr>
       <w:proofErr w:type="spellStart"/>
       <w:r>
         <w:rPr>
           <w:rFonts w:eastAsiaTheme="majorEastAsia"/>
+          <w:lang w:val="en-NL"/>
         </w:rPr>
-        <w:t>SlideItem</w:t>
+        <w:t>TextItem</w:t>
       </w:r>
       <w:proofErr w:type="spellEnd"/>
-      <w:r>
+    </w:p>
+    <w:p>
+      <w:pPr>
+        <w:numPr>
+          <w:ilvl w:val="0"/>
+          <w:numId w:val="60"/>
+        </w:numPr>
         <w:rPr>
           <w:rFonts w:eastAsiaTheme="majorEastAsia"/>
+          <w:lang w:val="en-NL"/>
         </w:rPr>
-        <w:br/>
-        <w:t xml:space="preserve">                </w:t>
-      </w:r>
-      <w:r>
-        <w:rPr>
-          <w:rFonts w:ascii="MS Gothic" w:eastAsia="MS Gothic" w:hAnsi="MS Gothic" w:cs="MS Gothic" w:hint="eastAsia"/>
-        </w:rPr>
-        <w:t>├</w:t>
-      </w:r>
-      <w:r>
-        <w:rPr>
-          <w:rFonts w:ascii="Aptos Display" w:eastAsiaTheme="majorEastAsia" w:hAnsi="Aptos Display" w:cs="Aptos Display"/>
-        </w:rPr>
-        <w:t>──</w:t>
-      </w:r>
-      <w:r>
-        <w:rPr>
-          <w:rFonts w:eastAsiaTheme="majorEastAsia"/>
-        </w:rPr>
-        <w:t xml:space="preserve"> </w:t>
-      </w:r>
+      </w:pPr>
       <w:proofErr w:type="spellStart"/>
       <w:r>
         <w:rPr>
           <w:rFonts w:eastAsiaTheme="majorEastAsia"/>
-        </w:rPr>
-        <w:t>TextItem</w:t>
-      </w:r>
-      <w:proofErr w:type="spellEnd"/>
-      <w:r>
-        <w:rPr>
-          <w:rFonts w:eastAsiaTheme="majorEastAsia"/>
-        </w:rPr>
-        <w:br/>
-        <w:t xml:space="preserve">                </w:t>
-      </w:r>
-      <w:r>
-        <w:rPr>
-          <w:rFonts w:ascii="Aptos Display" w:eastAsiaTheme="majorEastAsia" w:hAnsi="Aptos Display" w:cs="Aptos Display"/>
-        </w:rPr>
-        <w:t>└──</w:t>
-      </w:r>
-      <w:r>
-        <w:rPr>
-          <w:rFonts w:eastAsiaTheme="majorEastAsia"/>
-        </w:rPr>
-        <w:t xml:space="preserve"> </w:t>
-      </w:r>
-      <w:proofErr w:type="spellStart"/>
-      <w:r>
-        <w:rPr>
-          <w:rFonts w:eastAsiaTheme="majorEastAsia"/>
+          <w:lang w:val="en-NL"/>
         </w:rPr>
         <w:t>BitmapItem</w:t>
       </w:r>
@@ -2650,669 +957,311 @@
     </w:p>
     <w:p>
       <w:pPr>
-        <w:pStyle w:val="Heading3"/>
-      </w:pPr>
-      <w:bookmarkStart w:id="5" w:name="_Toc224204136"/>
-      <w:r>
-        <w:t>Classes involved:</w:t>
-      </w:r>
-      <w:bookmarkEnd w:id="5"/>
-    </w:p>
-    <w:p>
-      <w:pPr>
-        <w:pStyle w:val="ListParagraph"/>
         <w:numPr>
           <w:ilvl w:val="0"/>
-          <w:numId w:val="40"/>
+          <w:numId w:val="60"/>
         </w:numPr>
         <w:rPr>
           <w:rFonts w:eastAsiaTheme="majorEastAsia"/>
+          <w:lang w:val="en-NL"/>
         </w:rPr>
       </w:pPr>
+      <w:proofErr w:type="spellStart"/>
       <w:r>
         <w:rPr>
           <w:rFonts w:eastAsiaTheme="majorEastAsia"/>
+          <w:lang w:val="en-NL"/>
+        </w:rPr>
+        <w:t>CompositeSlideItem</w:t>
+      </w:r>
+      <w:proofErr w:type="spellEnd"/>
+    </w:p>
+    <w:p>
+      <w:pPr>
+        <w:numPr>
+          <w:ilvl w:val="0"/>
+          <w:numId w:val="60"/>
+        </w:numPr>
+        <w:rPr>
+          <w:rFonts w:eastAsiaTheme="majorEastAsia"/>
+          <w:lang w:val="en-NL"/>
+        </w:rPr>
+      </w:pPr>
+      <w:r>
+        <w:rPr>
+          <w:rFonts w:eastAsiaTheme="majorEastAsia"/>
+          <w:lang w:val="en-NL"/>
+        </w:rPr>
+        <w:t>Slide</w:t>
+      </w:r>
+    </w:p>
+    <w:p>
+      <w:pPr>
+        <w:rPr>
+          <w:rFonts w:eastAsiaTheme="majorEastAsia"/>
+          <w:lang w:val="en-NL"/>
+        </w:rPr>
+      </w:pPr>
+      <w:r>
+        <w:rPr>
+          <w:rFonts w:eastAsiaTheme="majorEastAsia"/>
+          <w:lang w:val="en-NL"/>
+        </w:rPr>
+        <w:t>Why it fits:</w:t>
+      </w:r>
+      <w:r>
+        <w:rPr>
+          <w:rFonts w:eastAsiaTheme="majorEastAsia"/>
+          <w:lang w:val="en-NL"/>
+        </w:rPr>
+        <w:br/>
+        <w:t>Slides contain mixed content, and some content can itself contain children. Composite lets the code treat all slide items uniformly.</w:t>
+      </w:r>
+    </w:p>
+    <w:p>
+      <w:pPr>
+        <w:pStyle w:val="Heading2"/>
+      </w:pPr>
+      <w:bookmarkStart w:id="3" w:name="_Toc226278336"/>
+      <w:r>
+        <w:t>2</w:t>
+      </w:r>
+      <w:r>
+        <w:t>.2 Observer Pattern – View Updates</w:t>
+      </w:r>
+      <w:bookmarkEnd w:id="3"/>
+    </w:p>
+    <w:p>
+      <w:pPr>
+        <w:rPr>
+          <w:rFonts w:eastAsiaTheme="majorEastAsia"/>
+          <w:lang w:val="en-NL"/>
+        </w:rPr>
+      </w:pPr>
+      <w:r>
+        <w:rPr>
+          <w:rFonts w:eastAsiaTheme="majorEastAsia"/>
+          <w:lang w:val="en-NL"/>
+        </w:rPr>
+        <w:t>Used to keep the view in sync with the presentation model.</w:t>
+      </w:r>
+    </w:p>
+    <w:p>
+      <w:pPr>
+        <w:rPr>
+          <w:rFonts w:eastAsiaTheme="majorEastAsia"/>
+          <w:lang w:val="en-NL"/>
+        </w:rPr>
+      </w:pPr>
+      <w:r>
+        <w:rPr>
+          <w:rFonts w:eastAsiaTheme="majorEastAsia"/>
+          <w:lang w:val="en-NL"/>
+        </w:rPr>
+        <w:t>Classes:</w:t>
+      </w:r>
+    </w:p>
+    <w:p>
+      <w:pPr>
+        <w:numPr>
+          <w:ilvl w:val="0"/>
+          <w:numId w:val="61"/>
+        </w:numPr>
+        <w:rPr>
+          <w:rFonts w:eastAsiaTheme="majorEastAsia"/>
+          <w:lang w:val="en-NL"/>
+        </w:rPr>
+      </w:pPr>
+      <w:r>
+        <w:rPr>
+          <w:rFonts w:eastAsiaTheme="majorEastAsia"/>
+          <w:lang w:val="en-NL"/>
+        </w:rPr>
+        <w:t>Observable</w:t>
+      </w:r>
+    </w:p>
+    <w:p>
+      <w:pPr>
+        <w:numPr>
+          <w:ilvl w:val="0"/>
+          <w:numId w:val="61"/>
+        </w:numPr>
+        <w:rPr>
+          <w:rFonts w:eastAsiaTheme="majorEastAsia"/>
+          <w:lang w:val="en-NL"/>
+        </w:rPr>
+      </w:pPr>
+      <w:r>
+        <w:rPr>
+          <w:rFonts w:eastAsiaTheme="majorEastAsia"/>
+          <w:lang w:val="en-NL"/>
+        </w:rPr>
+        <w:t>Observer</w:t>
+      </w:r>
+    </w:p>
+    <w:p>
+      <w:pPr>
+        <w:numPr>
+          <w:ilvl w:val="0"/>
+          <w:numId w:val="61"/>
+        </w:numPr>
+        <w:rPr>
+          <w:rFonts w:eastAsiaTheme="majorEastAsia"/>
+          <w:lang w:val="en-NL"/>
+        </w:rPr>
+      </w:pPr>
+      <w:r>
+        <w:rPr>
+          <w:rFonts w:eastAsiaTheme="majorEastAsia"/>
+          <w:lang w:val="en-NL"/>
         </w:rPr>
         <w:t>Presentation</w:t>
       </w:r>
     </w:p>
     <w:p>
       <w:pPr>
-        <w:pStyle w:val="ListParagraph"/>
         <w:numPr>
           <w:ilvl w:val="0"/>
-          <w:numId w:val="40"/>
+          <w:numId w:val="61"/>
         </w:numPr>
         <w:rPr>
           <w:rFonts w:eastAsiaTheme="majorEastAsia"/>
-        </w:rPr>
-      </w:pPr>
-      <w:r>
-        <w:rPr>
-          <w:rFonts w:eastAsiaTheme="majorEastAsia"/>
-        </w:rPr>
-        <w:t>Slide</w:t>
-      </w:r>
-    </w:p>
-    <w:p>
-      <w:pPr>
-        <w:pStyle w:val="ListParagraph"/>
-        <w:numPr>
-          <w:ilvl w:val="0"/>
-          <w:numId w:val="40"/>
-        </w:numPr>
-        <w:rPr>
-          <w:rFonts w:eastAsiaTheme="majorEastAsia"/>
+          <w:lang w:val="en-NL"/>
         </w:rPr>
       </w:pPr>
       <w:proofErr w:type="spellStart"/>
       <w:r>
         <w:rPr>
           <w:rFonts w:eastAsiaTheme="majorEastAsia"/>
+          <w:lang w:val="en-NL"/>
         </w:rPr>
-        <w:t>SlideItem</w:t>
+        <w:lastRenderedPageBreak/>
+        <w:t>SlideViewerComponent</w:t>
       </w:r>
       <w:proofErr w:type="spellEnd"/>
     </w:p>
     <w:p>
       <w:pPr>
-        <w:pStyle w:val="ListParagraph"/>
+        <w:rPr>
+          <w:rFonts w:eastAsiaTheme="majorEastAsia"/>
+          <w:lang w:val="en-NL"/>
+        </w:rPr>
+      </w:pPr>
+      <w:r>
+        <w:rPr>
+          <w:rFonts w:eastAsiaTheme="majorEastAsia"/>
+          <w:lang w:val="en-NL"/>
+        </w:rPr>
+        <w:t>How it works:</w:t>
+      </w:r>
+      <w:r>
+        <w:rPr>
+          <w:rFonts w:eastAsiaTheme="majorEastAsia"/>
+          <w:lang w:val="en-NL"/>
+        </w:rPr>
+        <w:br/>
+        <w:t>When the presentation changes, it notifies the registered observer, and the view repaints itself.</w:t>
+      </w:r>
+    </w:p>
+    <w:p>
+      <w:pPr>
+        <w:pStyle w:val="Heading2"/>
+      </w:pPr>
+      <w:bookmarkStart w:id="4" w:name="_Toc226278337"/>
+      <w:r>
+        <w:t>2</w:t>
+      </w:r>
+      <w:r>
+        <w:t>.3 Command Pattern – Controller Actions</w:t>
+      </w:r>
+      <w:bookmarkEnd w:id="4"/>
+    </w:p>
+    <w:p>
+      <w:pPr>
+        <w:rPr>
+          <w:rFonts w:eastAsiaTheme="majorEastAsia"/>
+          <w:lang w:val="en-NL"/>
+        </w:rPr>
+      </w:pPr>
+      <w:r>
+        <w:rPr>
+          <w:rFonts w:eastAsiaTheme="majorEastAsia"/>
+          <w:lang w:val="en-NL"/>
+        </w:rPr>
+        <w:t>Used for controller actions.</w:t>
+      </w:r>
+    </w:p>
+    <w:p>
+      <w:pPr>
+        <w:rPr>
+          <w:rFonts w:eastAsiaTheme="majorEastAsia"/>
+          <w:lang w:val="en-NL"/>
+        </w:rPr>
+      </w:pPr>
+      <w:r>
+        <w:rPr>
+          <w:rFonts w:eastAsiaTheme="majorEastAsia"/>
+          <w:lang w:val="en-NL"/>
+        </w:rPr>
+        <w:t>Classes:</w:t>
+      </w:r>
+    </w:p>
+    <w:p>
+      <w:pPr>
         <w:numPr>
           <w:ilvl w:val="0"/>
-          <w:numId w:val="40"/>
+          <w:numId w:val="62"/>
         </w:numPr>
         <w:rPr>
           <w:rFonts w:eastAsiaTheme="majorEastAsia"/>
+          <w:lang w:val="en-NL"/>
+        </w:rPr>
+      </w:pPr>
+      <w:r>
+        <w:rPr>
+          <w:rFonts w:eastAsiaTheme="majorEastAsia"/>
+          <w:lang w:val="en-NL"/>
+        </w:rPr>
+        <w:t>Command</w:t>
+      </w:r>
+    </w:p>
+    <w:p>
+      <w:pPr>
+        <w:numPr>
+          <w:ilvl w:val="0"/>
+          <w:numId w:val="62"/>
+        </w:numPr>
+        <w:rPr>
+          <w:rFonts w:eastAsiaTheme="majorEastAsia"/>
+          <w:lang w:val="en-NL"/>
         </w:rPr>
       </w:pPr>
       <w:proofErr w:type="spellStart"/>
       <w:r>
         <w:rPr>
           <w:rFonts w:eastAsiaTheme="majorEastAsia"/>
+          <w:lang w:val="en-NL"/>
         </w:rPr>
-        <w:t>TextItem</w:t>
+        <w:t>NextSlideCommand</w:t>
       </w:r>
       <w:proofErr w:type="spellEnd"/>
     </w:p>
     <w:p>
       <w:pPr>
-        <w:pStyle w:val="ListParagraph"/>
         <w:numPr>
           <w:ilvl w:val="0"/>
-          <w:numId w:val="40"/>
+          <w:numId w:val="62"/>
         </w:numPr>
         <w:rPr>
           <w:rFonts w:eastAsiaTheme="majorEastAsia"/>
+          <w:lang w:val="en-NL"/>
         </w:rPr>
       </w:pPr>
       <w:proofErr w:type="spellStart"/>
       <w:r>
         <w:rPr>
           <w:rFonts w:eastAsiaTheme="majorEastAsia"/>
-        </w:rPr>
-        <w:t>BitmapItem</w:t>
-      </w:r>
-      <w:proofErr w:type="spellEnd"/>
-    </w:p>
-    <w:p>
-      <w:pPr>
-        <w:pStyle w:val="Heading3"/>
-      </w:pPr>
-      <w:bookmarkStart w:id="6" w:name="_Toc224204137"/>
-      <w:r>
-        <w:t>Why Composite is useful here</w:t>
-      </w:r>
-      <w:bookmarkEnd w:id="6"/>
-    </w:p>
-    <w:p>
-      <w:pPr>
-        <w:rPr>
-          <w:rFonts w:eastAsiaTheme="majorEastAsia"/>
-        </w:rPr>
-      </w:pPr>
-      <w:r>
-        <w:rPr>
-          <w:rFonts w:eastAsiaTheme="majorEastAsia"/>
-        </w:rPr>
-        <w:t>Slides contain multiple items such as text or images. The Composite pattern allows the system to treat individual objects and collections of objects uniformly.</w:t>
-      </w:r>
-    </w:p>
-    <w:p>
-      <w:pPr>
-        <w:pStyle w:val="Heading3"/>
-      </w:pPr>
-      <w:bookmarkStart w:id="7" w:name="_Toc224204138"/>
-      <w:r>
-        <w:t>Benefits</w:t>
-      </w:r>
-      <w:bookmarkEnd w:id="7"/>
-    </w:p>
-    <w:p>
-      <w:pPr>
-        <w:pStyle w:val="ListParagraph"/>
-        <w:numPr>
-          <w:ilvl w:val="0"/>
-          <w:numId w:val="41"/>
-        </w:numPr>
-        <w:rPr>
-          <w:rFonts w:eastAsiaTheme="majorEastAsia"/>
-        </w:rPr>
-      </w:pPr>
-      <w:r>
-        <w:rPr>
-          <w:rFonts w:eastAsiaTheme="majorEastAsia"/>
-        </w:rPr>
-        <w:t>Rendering logic can simply draw all slide items without special cases.</w:t>
-      </w:r>
-    </w:p>
-    <w:p>
-      <w:pPr>
-        <w:pStyle w:val="ListParagraph"/>
-        <w:numPr>
-          <w:ilvl w:val="0"/>
-          <w:numId w:val="41"/>
-        </w:numPr>
-        <w:rPr>
-          <w:rFonts w:eastAsiaTheme="majorEastAsia"/>
-        </w:rPr>
-      </w:pPr>
-      <w:r>
-        <w:rPr>
-          <w:rFonts w:eastAsiaTheme="majorEastAsia"/>
-        </w:rPr>
-        <w:t>Saving or exporting slides can traverse the structure generically.</w:t>
-      </w:r>
-    </w:p>
-    <w:p>
-      <w:pPr>
-        <w:pStyle w:val="ListParagraph"/>
-        <w:numPr>
-          <w:ilvl w:val="0"/>
-          <w:numId w:val="41"/>
-        </w:numPr>
-        <w:rPr>
-          <w:rFonts w:eastAsiaTheme="majorEastAsia"/>
-        </w:rPr>
-      </w:pPr>
-      <w:r>
-        <w:rPr>
-          <w:rFonts w:eastAsiaTheme="majorEastAsia"/>
-        </w:rPr>
-        <w:t>Reduces conditional logic and type checking.</w:t>
-      </w:r>
-    </w:p>
-    <w:p>
-      <w:pPr>
-        <w:pStyle w:val="Heading3"/>
-      </w:pPr>
-      <w:bookmarkStart w:id="8" w:name="_Toc224204139"/>
-      <w:r>
-        <w:t>Example use cases:</w:t>
-      </w:r>
-      <w:bookmarkEnd w:id="8"/>
-    </w:p>
-    <w:p>
-      <w:pPr>
-        <w:pStyle w:val="ListParagraph"/>
-        <w:numPr>
-          <w:ilvl w:val="0"/>
-          <w:numId w:val="42"/>
-        </w:numPr>
-        <w:rPr>
-          <w:rFonts w:eastAsiaTheme="majorEastAsia"/>
-        </w:rPr>
-      </w:pPr>
-      <w:r>
-        <w:rPr>
-          <w:rFonts w:eastAsiaTheme="majorEastAsia"/>
-        </w:rPr>
-        <w:t>Rendering all slide elements</w:t>
-      </w:r>
-    </w:p>
-    <w:p>
-      <w:pPr>
-        <w:pStyle w:val="ListParagraph"/>
-        <w:numPr>
-          <w:ilvl w:val="0"/>
-          <w:numId w:val="42"/>
-        </w:numPr>
-        <w:rPr>
-          <w:rFonts w:eastAsiaTheme="majorEastAsia"/>
-        </w:rPr>
-      </w:pPr>
-      <w:r>
-        <w:rPr>
-          <w:rFonts w:eastAsiaTheme="majorEastAsia"/>
-        </w:rPr>
-        <w:t>Iterating through items when saving presentations</w:t>
-      </w:r>
-    </w:p>
-    <w:p>
-      <w:pPr>
-        <w:pStyle w:val="ListParagraph"/>
-        <w:numPr>
-          <w:ilvl w:val="0"/>
-          <w:numId w:val="42"/>
-        </w:numPr>
-        <w:rPr>
-          <w:rFonts w:eastAsiaTheme="majorEastAsia"/>
-        </w:rPr>
-      </w:pPr>
-      <w:r>
-        <w:rPr>
-          <w:rFonts w:eastAsiaTheme="majorEastAsia"/>
-        </w:rPr>
-        <w:t>Managing collections of slide content</w:t>
-      </w:r>
-    </w:p>
-    <w:p>
-      <w:pPr>
-        <w:rPr>
-          <w:rFonts w:eastAsiaTheme="majorEastAsia"/>
-        </w:rPr>
-      </w:pPr>
-    </w:p>
-    <w:p>
-      <w:pPr>
-        <w:pStyle w:val="Heading2"/>
-      </w:pPr>
-      <w:bookmarkStart w:id="9" w:name="_Toc224204140"/>
-      <w:r>
-        <w:t>3.2 Observer Pattern – View Updates</w:t>
-      </w:r>
-      <w:bookmarkEnd w:id="9"/>
-    </w:p>
-    <w:p>
-      <w:pPr>
-        <w:rPr>
-          <w:rFonts w:eastAsiaTheme="majorEastAsia"/>
-        </w:rPr>
-      </w:pPr>
-      <w:r>
-        <w:rPr>
-          <w:rFonts w:eastAsiaTheme="majorEastAsia"/>
-        </w:rPr>
-        <w:t>The Observer pattern connects the presentation model to the UI components.</w:t>
-      </w:r>
-    </w:p>
-    <w:p>
-      <w:pPr>
-        <w:pStyle w:val="Heading3"/>
-      </w:pPr>
-      <w:bookmarkStart w:id="10" w:name="_Toc224204141"/>
-      <w:r>
-        <w:t>Classes involved:</w:t>
-      </w:r>
-      <w:bookmarkEnd w:id="10"/>
-    </w:p>
-    <w:p>
-      <w:pPr>
-        <w:pStyle w:val="ListParagraph"/>
-        <w:numPr>
-          <w:ilvl w:val="0"/>
-          <w:numId w:val="39"/>
-        </w:numPr>
-        <w:rPr>
-          <w:rFonts w:eastAsiaTheme="majorEastAsia"/>
-        </w:rPr>
-      </w:pPr>
-      <w:r>
-        <w:rPr>
-          <w:rFonts w:eastAsiaTheme="majorEastAsia"/>
-        </w:rPr>
-        <w:t>Presentation implements Observable</w:t>
-      </w:r>
-    </w:p>
-    <w:p>
-      <w:pPr>
-        <w:pStyle w:val="ListParagraph"/>
-        <w:numPr>
-          <w:ilvl w:val="0"/>
-          <w:numId w:val="39"/>
-        </w:numPr>
-        <w:rPr>
-          <w:rFonts w:eastAsiaTheme="majorEastAsia"/>
-        </w:rPr>
-      </w:pPr>
-      <w:proofErr w:type="spellStart"/>
-      <w:r>
-        <w:rPr>
-          <w:rFonts w:eastAsiaTheme="majorEastAsia"/>
-        </w:rPr>
-        <w:t>SlideViewerComponent</w:t>
-      </w:r>
-      <w:proofErr w:type="spellEnd"/>
-      <w:r>
-        <w:rPr>
-          <w:rFonts w:eastAsiaTheme="majorEastAsia"/>
-        </w:rPr>
-        <w:t xml:space="preserve"> implements Observer</w:t>
-      </w:r>
-    </w:p>
-    <w:p>
-      <w:pPr>
-        <w:pStyle w:val="ListParagraph"/>
-        <w:numPr>
-          <w:ilvl w:val="0"/>
-          <w:numId w:val="39"/>
-        </w:numPr>
-        <w:rPr>
-          <w:rFonts w:eastAsiaTheme="majorEastAsia"/>
-        </w:rPr>
-      </w:pPr>
-      <w:r>
-        <w:rPr>
-          <w:rFonts w:eastAsiaTheme="majorEastAsia"/>
-        </w:rPr>
-        <w:t>How it works</w:t>
-      </w:r>
-    </w:p>
-    <w:p>
-      <w:pPr>
-        <w:rPr>
-          <w:rFonts w:eastAsiaTheme="majorEastAsia"/>
-        </w:rPr>
-      </w:pPr>
-      <w:r>
-        <w:rPr>
-          <w:rFonts w:eastAsiaTheme="majorEastAsia"/>
-        </w:rPr>
-        <w:t>When the presentation changes (for example when moving to the next slide), the Presentation object notifies all observers.</w:t>
-      </w:r>
-    </w:p>
-    <w:p>
-      <w:pPr>
-        <w:pStyle w:val="Heading3"/>
-      </w:pPr>
-      <w:bookmarkStart w:id="11" w:name="_Toc224204142"/>
-      <w:r>
-        <w:t>Example flow:</w:t>
-      </w:r>
-      <w:bookmarkEnd w:id="11"/>
-    </w:p>
-    <w:p>
-      <w:pPr>
-        <w:pStyle w:val="ListParagraph"/>
-        <w:numPr>
-          <w:ilvl w:val="0"/>
-          <w:numId w:val="45"/>
-        </w:numPr>
-        <w:rPr>
-          <w:rFonts w:eastAsiaTheme="majorEastAsia"/>
-        </w:rPr>
-      </w:pPr>
-      <w:r>
-        <w:rPr>
-          <w:rFonts w:eastAsiaTheme="majorEastAsia"/>
-        </w:rPr>
-        <w:t>The presentation state changes (next slide, edit slide, etc.)</w:t>
-      </w:r>
-    </w:p>
-    <w:p>
-      <w:pPr>
-        <w:pStyle w:val="ListParagraph"/>
-        <w:numPr>
-          <w:ilvl w:val="0"/>
-          <w:numId w:val="45"/>
-        </w:numPr>
-        <w:rPr>
-          <w:rFonts w:eastAsiaTheme="majorEastAsia"/>
-        </w:rPr>
-      </w:pPr>
-      <w:r>
-        <w:rPr>
-          <w:rFonts w:eastAsiaTheme="majorEastAsia"/>
-        </w:rPr>
-        <w:t xml:space="preserve">Presentation calls </w:t>
-      </w:r>
-      <w:proofErr w:type="spellStart"/>
-      <w:proofErr w:type="gramStart"/>
-      <w:r>
-        <w:rPr>
-          <w:rFonts w:eastAsiaTheme="majorEastAsia"/>
-        </w:rPr>
-        <w:t>notifyObservers</w:t>
-      </w:r>
-      <w:proofErr w:type="spellEnd"/>
-      <w:r>
-        <w:rPr>
-          <w:rFonts w:eastAsiaTheme="majorEastAsia"/>
-        </w:rPr>
-        <w:t>(</w:t>
-      </w:r>
-      <w:proofErr w:type="gramEnd"/>
-      <w:r>
-        <w:rPr>
-          <w:rFonts w:eastAsiaTheme="majorEastAsia"/>
-        </w:rPr>
-        <w:t>)</w:t>
-      </w:r>
-    </w:p>
-    <w:p>
-      <w:pPr>
-        <w:pStyle w:val="ListParagraph"/>
-        <w:numPr>
-          <w:ilvl w:val="0"/>
-          <w:numId w:val="45"/>
-        </w:numPr>
-        <w:rPr>
-          <w:rFonts w:eastAsiaTheme="majorEastAsia"/>
-        </w:rPr>
-      </w:pPr>
-      <w:r>
-        <w:rPr>
-          <w:rFonts w:eastAsiaTheme="majorEastAsia"/>
-        </w:rPr>
-        <w:t xml:space="preserve">Each </w:t>
-      </w:r>
-      <w:proofErr w:type="spellStart"/>
-      <w:r>
-        <w:rPr>
-          <w:rFonts w:eastAsiaTheme="majorEastAsia"/>
-        </w:rPr>
-        <w:t>SlideViewerComponent</w:t>
-      </w:r>
-      <w:proofErr w:type="spellEnd"/>
-      <w:r>
-        <w:rPr>
-          <w:rFonts w:eastAsiaTheme="majorEastAsia"/>
-        </w:rPr>
-        <w:t xml:space="preserve"> receives update(presentation)</w:t>
-      </w:r>
-    </w:p>
-    <w:p>
-      <w:pPr>
-        <w:pStyle w:val="ListParagraph"/>
-        <w:numPr>
-          <w:ilvl w:val="0"/>
-          <w:numId w:val="45"/>
-        </w:numPr>
-        <w:rPr>
-          <w:rFonts w:eastAsiaTheme="majorEastAsia"/>
-        </w:rPr>
-      </w:pPr>
-      <w:r>
-        <w:rPr>
-          <w:rFonts w:eastAsiaTheme="majorEastAsia"/>
-        </w:rPr>
-        <w:t>The view redraws itself</w:t>
-      </w:r>
-    </w:p>
-    <w:p>
-      <w:pPr>
-        <w:pStyle w:val="Heading3"/>
-      </w:pPr>
-      <w:bookmarkStart w:id="12" w:name="_Toc224204143"/>
-      <w:r>
-        <w:t>Benefits</w:t>
-      </w:r>
-      <w:bookmarkEnd w:id="12"/>
-    </w:p>
-    <w:p>
-      <w:pPr>
-        <w:pStyle w:val="ListParagraph"/>
-        <w:numPr>
-          <w:ilvl w:val="0"/>
-          <w:numId w:val="46"/>
-        </w:numPr>
-        <w:rPr>
-          <w:rFonts w:eastAsiaTheme="majorEastAsia"/>
-        </w:rPr>
-      </w:pPr>
-      <w:r>
-        <w:rPr>
-          <w:rFonts w:eastAsiaTheme="majorEastAsia"/>
-        </w:rPr>
-        <w:t>The model does not need to know which views exist</w:t>
-      </w:r>
-    </w:p>
-    <w:p>
-      <w:pPr>
-        <w:pStyle w:val="ListParagraph"/>
-        <w:numPr>
-          <w:ilvl w:val="0"/>
-          <w:numId w:val="46"/>
-        </w:numPr>
-        <w:rPr>
-          <w:rFonts w:eastAsiaTheme="majorEastAsia"/>
-        </w:rPr>
-      </w:pPr>
-      <w:r>
-        <w:rPr>
-          <w:rFonts w:eastAsiaTheme="majorEastAsia"/>
-        </w:rPr>
-        <w:t>Views automatically stay synchronized with the model</w:t>
-      </w:r>
-    </w:p>
-    <w:p>
-      <w:pPr>
-        <w:pStyle w:val="ListParagraph"/>
-        <w:numPr>
-          <w:ilvl w:val="0"/>
-          <w:numId w:val="46"/>
-        </w:numPr>
-        <w:rPr>
-          <w:rFonts w:eastAsiaTheme="majorEastAsia"/>
-        </w:rPr>
-      </w:pPr>
-      <w:r>
-        <w:rPr>
-          <w:rFonts w:eastAsiaTheme="majorEastAsia"/>
-        </w:rPr>
-        <w:t>Improves separation between model and user interface</w:t>
-      </w:r>
-    </w:p>
-    <w:p>
-      <w:pPr>
-        <w:rPr>
-          <w:rFonts w:eastAsiaTheme="majorEastAsia"/>
-        </w:rPr>
-      </w:pPr>
-    </w:p>
-    <w:p>
-      <w:pPr>
-        <w:pStyle w:val="Heading2"/>
-      </w:pPr>
-      <w:bookmarkStart w:id="13" w:name="_Toc224204144"/>
-      <w:r>
-        <w:t>3.3 Command Pattern – Controller Actions</w:t>
-      </w:r>
-      <w:bookmarkEnd w:id="13"/>
-    </w:p>
-    <w:p>
-      <w:pPr>
-        <w:rPr>
-          <w:rFonts w:eastAsiaTheme="majorEastAsia"/>
-        </w:rPr>
-      </w:pPr>
-      <w:r>
-        <w:rPr>
-          <w:rFonts w:eastAsiaTheme="majorEastAsia"/>
-        </w:rPr>
-        <w:t>User input actions are encapsulated as command objects.</w:t>
-      </w:r>
-    </w:p>
-    <w:p>
-      <w:pPr>
-        <w:rPr>
-          <w:rFonts w:eastAsiaTheme="majorEastAsia"/>
-        </w:rPr>
-      </w:pPr>
-      <w:r>
-        <w:rPr>
-          <w:rFonts w:eastAsiaTheme="majorEastAsia"/>
-        </w:rPr>
-        <w:t>Structure:</w:t>
-      </w:r>
-    </w:p>
-    <w:p>
-      <w:pPr>
-        <w:rPr>
-          <w:rFonts w:eastAsiaTheme="majorEastAsia"/>
-        </w:rPr>
-      </w:pPr>
-      <w:r>
-        <w:rPr>
-          <w:rFonts w:eastAsiaTheme="majorEastAsia"/>
-        </w:rPr>
-        <w:t>Command (interface)</w:t>
-      </w:r>
-      <w:r>
-        <w:rPr>
-          <w:rFonts w:eastAsiaTheme="majorEastAsia"/>
-        </w:rPr>
-        <w:br/>
-        <w:t xml:space="preserve">    </w:t>
-      </w:r>
-      <w:r>
-        <w:rPr>
-          <w:rFonts w:ascii="MS Gothic" w:eastAsia="MS Gothic" w:hAnsi="MS Gothic" w:cs="MS Gothic" w:hint="eastAsia"/>
-        </w:rPr>
-        <w:t>├</w:t>
-      </w:r>
-      <w:r>
-        <w:rPr>
-          <w:rFonts w:ascii="Aptos Display" w:eastAsiaTheme="majorEastAsia" w:hAnsi="Aptos Display" w:cs="Aptos Display"/>
-        </w:rPr>
-        <w:t>──</w:t>
-      </w:r>
-      <w:r>
-        <w:rPr>
-          <w:rFonts w:eastAsiaTheme="majorEastAsia"/>
-        </w:rPr>
-        <w:t xml:space="preserve"> </w:t>
-      </w:r>
-      <w:proofErr w:type="spellStart"/>
-      <w:r>
-        <w:rPr>
-          <w:rFonts w:eastAsiaTheme="majorEastAsia"/>
-        </w:rPr>
-        <w:t>NextSlideCommand</w:t>
-      </w:r>
-      <w:proofErr w:type="spellEnd"/>
-      <w:r>
-        <w:rPr>
-          <w:rFonts w:eastAsiaTheme="majorEastAsia"/>
-        </w:rPr>
-        <w:br/>
-        <w:t xml:space="preserve">    </w:t>
-      </w:r>
-      <w:r>
-        <w:rPr>
-          <w:rFonts w:ascii="Aptos Display" w:eastAsiaTheme="majorEastAsia" w:hAnsi="Aptos Display" w:cs="Aptos Display"/>
-        </w:rPr>
-        <w:t>└──</w:t>
-      </w:r>
-      <w:r>
-        <w:rPr>
-          <w:rFonts w:eastAsiaTheme="majorEastAsia"/>
-        </w:rPr>
-        <w:t xml:space="preserve"> </w:t>
-      </w:r>
-      <w:proofErr w:type="spellStart"/>
-      <w:r>
-        <w:rPr>
-          <w:rFonts w:eastAsiaTheme="majorEastAsia"/>
+          <w:lang w:val="en-NL"/>
         </w:rPr>
         <w:t>PrevSlideCommand</w:t>
       </w:r>
@@ -3320,32 +1269,62 @@
     </w:p>
     <w:p>
       <w:pPr>
-        <w:rPr>
-          <w:rFonts w:eastAsiaTheme="majorEastAsia"/>
-        </w:rPr>
-      </w:pPr>
-      <w:r>
-        <w:rPr>
-          <w:rFonts w:eastAsiaTheme="majorEastAsia"/>
-        </w:rPr>
-        <w:t>Controllers:</w:t>
-      </w:r>
-    </w:p>
-    <w:p>
-      <w:pPr>
-        <w:pStyle w:val="ListParagraph"/>
         <w:numPr>
           <w:ilvl w:val="0"/>
-          <w:numId w:val="47"/>
+          <w:numId w:val="62"/>
         </w:numPr>
         <w:rPr>
           <w:rFonts w:eastAsiaTheme="majorEastAsia"/>
+          <w:lang w:val="en-NL"/>
         </w:rPr>
       </w:pPr>
       <w:proofErr w:type="spellStart"/>
       <w:r>
         <w:rPr>
           <w:rFonts w:eastAsiaTheme="majorEastAsia"/>
+          <w:lang w:val="en-NL"/>
+        </w:rPr>
+        <w:t>GotoSlideCommand</w:t>
+      </w:r>
+      <w:proofErr w:type="spellEnd"/>
+    </w:p>
+    <w:p>
+      <w:pPr>
+        <w:numPr>
+          <w:ilvl w:val="0"/>
+          <w:numId w:val="62"/>
+        </w:numPr>
+        <w:rPr>
+          <w:rFonts w:eastAsiaTheme="majorEastAsia"/>
+          <w:lang w:val="en-NL"/>
+        </w:rPr>
+      </w:pPr>
+      <w:proofErr w:type="spellStart"/>
+      <w:r>
+        <w:rPr>
+          <w:rFonts w:eastAsiaTheme="majorEastAsia"/>
+          <w:lang w:val="en-NL"/>
+        </w:rPr>
+        <w:t>ExitAppCommand</w:t>
+      </w:r>
+      <w:proofErr w:type="spellEnd"/>
+    </w:p>
+    <w:p>
+      <w:pPr>
+        <w:numPr>
+          <w:ilvl w:val="0"/>
+          <w:numId w:val="62"/>
+        </w:numPr>
+        <w:rPr>
+          <w:rFonts w:eastAsiaTheme="majorEastAsia"/>
+          <w:lang w:val="en-NL"/>
+        </w:rPr>
+      </w:pPr>
+      <w:proofErr w:type="spellStart"/>
+      <w:r>
+        <w:rPr>
+          <w:rFonts w:eastAsiaTheme="majorEastAsia"/>
+          <w:lang w:val="en-NL"/>
         </w:rPr>
         <w:t>KeyController</w:t>
       </w:r>
@@ -3353,19 +1332,20 @@
     </w:p>
     <w:p>
       <w:pPr>
-        <w:pStyle w:val="ListParagraph"/>
         <w:numPr>
           <w:ilvl w:val="0"/>
-          <w:numId w:val="47"/>
+          <w:numId w:val="62"/>
         </w:numPr>
         <w:rPr>
           <w:rFonts w:eastAsiaTheme="majorEastAsia"/>
+          <w:lang w:val="en-NL"/>
         </w:rPr>
       </w:pPr>
       <w:proofErr w:type="spellStart"/>
       <w:r>
         <w:rPr>
           <w:rFonts w:eastAsiaTheme="majorEastAsia"/>
+          <w:lang w:val="en-NL"/>
         </w:rPr>
         <w:t>MenuController</w:t>
       </w:r>
@@ -3373,363 +1353,31 @@
     </w:p>
     <w:p>
       <w:pPr>
-        <w:pStyle w:val="ListParagraph"/>
-        <w:numPr>
-          <w:ilvl w:val="0"/>
-          <w:numId w:val="47"/>
-        </w:numPr>
         <w:rPr>
           <w:rFonts w:eastAsiaTheme="majorEastAsia"/>
+          <w:lang w:val="en-NL"/>
         </w:rPr>
       </w:pPr>
       <w:r>
         <w:rPr>
           <w:rFonts w:eastAsiaTheme="majorEastAsia"/>
+          <w:lang w:val="en-NL"/>
         </w:rPr>
-        <w:t>How it works</w:t>
+        <w:t>How it works:</w:t>
       </w:r>
-    </w:p>
-    <w:p>
-      <w:pPr>
-        <w:rPr>
-          <w:rFonts w:eastAsiaTheme="majorEastAsia"/>
-        </w:rPr>
-      </w:pPr>
       <w:r>
         <w:rPr>
           <w:rFonts w:eastAsiaTheme="majorEastAsia"/>
+          <w:lang w:val="en-NL"/>
         </w:rPr>
-        <w:lastRenderedPageBreak/>
-        <w:t>Controllers hold references to command objects. When a user action occurs (for example a key press), the controller triggers the appropriate command.</w:t>
-      </w:r>
-    </w:p>
-    <w:p>
-      <w:pPr>
-        <w:pStyle w:val="Heading3"/>
-      </w:pPr>
-      <w:bookmarkStart w:id="14" w:name="_Toc224204145"/>
-      <w:r>
-        <w:t>Example flow:</w:t>
-      </w:r>
-      <w:bookmarkEnd w:id="14"/>
-    </w:p>
-    <w:p>
-      <w:pPr>
-        <w:rPr>
-          <w:rFonts w:eastAsiaTheme="majorEastAsia"/>
-        </w:rPr>
-      </w:pPr>
-      <w:r>
-        <w:rPr>
-          <w:rFonts w:eastAsiaTheme="majorEastAsia"/>
-        </w:rPr>
-        <w:t xml:space="preserve">Key Press → Controller → </w:t>
+        <w:br/>
+        <w:t xml:space="preserve">Controllers translate user input into command execution instead of handling the </w:t>
       </w:r>
       <w:proofErr w:type="spellStart"/>
       <w:r>
         <w:rPr>
           <w:rFonts w:eastAsiaTheme="majorEastAsia"/>
-        </w:rPr>
-        <w:t>Command.execute</w:t>
-      </w:r>
-      <w:proofErr w:type="spellEnd"/>
-      <w:r>
-        <w:rPr>
-          <w:rFonts w:eastAsiaTheme="majorEastAsia"/>
-        </w:rPr>
-        <w:t>() → Presentation updates → Observers update views</w:t>
-      </w:r>
-    </w:p>
-    <w:p>
-      <w:pPr>
-        <w:pStyle w:val="Heading3"/>
-      </w:pPr>
-      <w:bookmarkStart w:id="15" w:name="_Toc224204146"/>
-      <w:r>
-        <w:t>Benefits</w:t>
-      </w:r>
-      <w:bookmarkEnd w:id="15"/>
-    </w:p>
-    <w:p>
-      <w:pPr>
-        <w:pStyle w:val="ListParagraph"/>
-        <w:numPr>
-          <w:ilvl w:val="0"/>
-          <w:numId w:val="48"/>
-        </w:numPr>
-        <w:rPr>
-          <w:rFonts w:eastAsiaTheme="majorEastAsia"/>
-        </w:rPr>
-      </w:pPr>
-      <w:r>
-        <w:rPr>
-          <w:rFonts w:eastAsiaTheme="majorEastAsia"/>
-        </w:rPr>
-        <w:t>User actions are encapsulated into reusable objects</w:t>
-      </w:r>
-    </w:p>
-    <w:p>
-      <w:pPr>
-        <w:pStyle w:val="ListParagraph"/>
-        <w:numPr>
-          <w:ilvl w:val="0"/>
-          <w:numId w:val="48"/>
-        </w:numPr>
-        <w:rPr>
-          <w:rFonts w:eastAsiaTheme="majorEastAsia"/>
-        </w:rPr>
-      </w:pPr>
-      <w:r>
-        <w:rPr>
-          <w:rFonts w:eastAsiaTheme="majorEastAsia"/>
-        </w:rPr>
-        <w:t>Controllers remain simple</w:t>
-      </w:r>
-    </w:p>
-    <w:p>
-      <w:pPr>
-        <w:pStyle w:val="ListParagraph"/>
-        <w:numPr>
-          <w:ilvl w:val="0"/>
-          <w:numId w:val="48"/>
-        </w:numPr>
-        <w:rPr>
-          <w:rFonts w:eastAsiaTheme="majorEastAsia"/>
-        </w:rPr>
-      </w:pPr>
-      <w:r>
-        <w:rPr>
-          <w:rFonts w:eastAsiaTheme="majorEastAsia"/>
-        </w:rPr>
-        <w:t>Makes it easy to add:</w:t>
-      </w:r>
-    </w:p>
-    <w:p>
-      <w:pPr>
-        <w:pStyle w:val="ListParagraph"/>
-        <w:numPr>
-          <w:ilvl w:val="1"/>
-          <w:numId w:val="48"/>
-        </w:numPr>
-        <w:rPr>
-          <w:rFonts w:eastAsiaTheme="majorEastAsia"/>
-        </w:rPr>
-      </w:pPr>
-      <w:r>
-        <w:rPr>
-          <w:rFonts w:eastAsiaTheme="majorEastAsia"/>
-        </w:rPr>
-        <w:t>Menu actions</w:t>
-      </w:r>
-    </w:p>
-    <w:p>
-      <w:pPr>
-        <w:pStyle w:val="ListParagraph"/>
-        <w:numPr>
-          <w:ilvl w:val="1"/>
-          <w:numId w:val="48"/>
-        </w:numPr>
-        <w:rPr>
-          <w:rFonts w:eastAsiaTheme="majorEastAsia"/>
-        </w:rPr>
-      </w:pPr>
-      <w:r>
-        <w:rPr>
-          <w:rFonts w:eastAsiaTheme="majorEastAsia"/>
-        </w:rPr>
-        <w:t>Keyboard shortcuts</w:t>
-      </w:r>
-    </w:p>
-    <w:p>
-      <w:pPr>
-        <w:pStyle w:val="ListParagraph"/>
-        <w:numPr>
-          <w:ilvl w:val="1"/>
-          <w:numId w:val="48"/>
-        </w:numPr>
-        <w:rPr>
-          <w:rFonts w:eastAsiaTheme="majorEastAsia"/>
-        </w:rPr>
-      </w:pPr>
-      <w:r>
-        <w:rPr>
-          <w:rFonts w:eastAsiaTheme="majorEastAsia"/>
-        </w:rPr>
-        <w:t>Undo/redo functionality</w:t>
-      </w:r>
-    </w:p>
-    <w:p>
-      <w:pPr>
-        <w:pStyle w:val="ListParagraph"/>
-        <w:numPr>
-          <w:ilvl w:val="1"/>
-          <w:numId w:val="48"/>
-        </w:numPr>
-        <w:rPr>
-          <w:rFonts w:eastAsiaTheme="majorEastAsia"/>
-        </w:rPr>
-      </w:pPr>
-      <w:r>
-        <w:rPr>
-          <w:rFonts w:eastAsiaTheme="majorEastAsia"/>
-        </w:rPr>
-        <w:t>Logging or command history</w:t>
-      </w:r>
-    </w:p>
-    <w:p>
-      <w:pPr>
-        <w:rPr>
-          <w:rFonts w:eastAsiaTheme="majorEastAsia"/>
-        </w:rPr>
-      </w:pPr>
-    </w:p>
-    <w:p>
-      <w:pPr>
-        <w:pStyle w:val="Heading2"/>
-      </w:pPr>
-      <w:bookmarkStart w:id="16" w:name="_Toc224204147"/>
-      <w:r>
-        <w:t>4. Pattern Selection</w:t>
-      </w:r>
-      <w:r>
-        <w:t xml:space="preserve">, </w:t>
-      </w:r>
-      <w:proofErr w:type="gramStart"/>
-      <w:r>
-        <w:t>Why</w:t>
-      </w:r>
-      <w:proofErr w:type="gramEnd"/>
-      <w:r>
-        <w:t xml:space="preserve"> these over similar ones?</w:t>
-      </w:r>
-      <w:bookmarkEnd w:id="16"/>
-    </w:p>
-    <w:p>
-      <w:pPr>
-        <w:pStyle w:val="Heading2"/>
-      </w:pPr>
-      <w:bookmarkStart w:id="17" w:name="_Toc224204148"/>
-      <w:r>
-        <w:t>Command vs Strategy</w:t>
-      </w:r>
-      <w:bookmarkEnd w:id="17"/>
-    </w:p>
-    <w:p>
-      <w:pPr>
-        <w:rPr>
-          <w:rFonts w:eastAsiaTheme="majorEastAsia"/>
-        </w:rPr>
-      </w:pPr>
-      <w:r>
-        <w:rPr>
-          <w:rFonts w:eastAsiaTheme="majorEastAsia"/>
-        </w:rPr>
-        <w:t>Strategy is used to swap algorithms inside an object, while Command represents actions triggered by a user or system event.</w:t>
-      </w:r>
-    </w:p>
-    <w:p>
-      <w:pPr>
-        <w:rPr>
-          <w:rFonts w:eastAsiaTheme="majorEastAsia"/>
-        </w:rPr>
-      </w:pPr>
-      <w:r>
-        <w:rPr>
-          <w:rFonts w:eastAsiaTheme="majorEastAsia"/>
-        </w:rPr>
-        <w:t>Because the system handles user interface actions, Command is the better choice.</w:t>
-      </w:r>
-    </w:p>
-    <w:p>
-      <w:pPr>
-        <w:rPr>
-          <w:rFonts w:eastAsiaTheme="majorEastAsia"/>
-        </w:rPr>
-      </w:pPr>
-    </w:p>
-    <w:p>
-      <w:pPr>
-        <w:pStyle w:val="Heading2"/>
-      </w:pPr>
-      <w:bookmarkStart w:id="18" w:name="_Toc224204149"/>
-      <w:r>
-        <w:t>Observer vs Mediator</w:t>
-      </w:r>
-      <w:bookmarkEnd w:id="18"/>
-    </w:p>
-    <w:p>
-      <w:pPr>
-        <w:rPr>
-          <w:rFonts w:eastAsiaTheme="majorEastAsia"/>
-        </w:rPr>
-      </w:pPr>
-      <w:r>
-        <w:rPr>
-          <w:rFonts w:eastAsiaTheme="majorEastAsia"/>
-        </w:rPr>
-        <w:t xml:space="preserve">Mediator coordinates complex communication between many objects. In </w:t>
-      </w:r>
-      <w:proofErr w:type="spellStart"/>
-      <w:r>
-        <w:rPr>
-          <w:rFonts w:eastAsiaTheme="majorEastAsia"/>
-        </w:rPr>
-        <w:t>JabberPoint</w:t>
-      </w:r>
-      <w:proofErr w:type="spellEnd"/>
-      <w:r>
-        <w:rPr>
-          <w:rFonts w:eastAsiaTheme="majorEastAsia"/>
-        </w:rPr>
-        <w:t>, communication is mainly one-to-many from the model to views.</w:t>
-      </w:r>
-    </w:p>
-    <w:p>
-      <w:pPr>
-        <w:rPr>
-          <w:rFonts w:eastAsiaTheme="majorEastAsia"/>
-        </w:rPr>
-      </w:pPr>
-      <w:r>
-        <w:rPr>
-          <w:rFonts w:eastAsiaTheme="majorEastAsia"/>
-        </w:rPr>
-        <w:t>Observer provides a simpler and more appropriate solution.</w:t>
-      </w:r>
-    </w:p>
-    <w:p>
-      <w:pPr>
-        <w:rPr>
-          <w:rFonts w:eastAsiaTheme="majorEastAsia"/>
-        </w:rPr>
-      </w:pPr>
-    </w:p>
-    <w:p>
-      <w:pPr>
-        <w:pStyle w:val="Heading2"/>
-      </w:pPr>
-      <w:bookmarkStart w:id="19" w:name="_Toc224204150"/>
-      <w:r>
-        <w:t>Composite vs Decorator</w:t>
-      </w:r>
-      <w:bookmarkEnd w:id="19"/>
-    </w:p>
-    <w:p>
-      <w:pPr>
-        <w:rPr>
-          <w:rFonts w:eastAsiaTheme="majorEastAsia"/>
-        </w:rPr>
-      </w:pPr>
-      <w:r>
-        <w:rPr>
-          <w:rFonts w:eastAsiaTheme="majorEastAsia"/>
-        </w:rPr>
-        <w:t xml:space="preserve">Decorator adds </w:t>
-      </w:r>
-      <w:proofErr w:type="spellStart"/>
-      <w:r>
-        <w:rPr>
-          <w:rFonts w:eastAsiaTheme="majorEastAsia"/>
+          <w:lang w:val="en-NL"/>
         </w:rPr>
         <w:t>behavior</w:t>
       </w:r>
@@ -3737,1144 +1385,374 @@
       <w:r>
         <w:rPr>
           <w:rFonts w:eastAsiaTheme="majorEastAsia"/>
+          <w:lang w:val="en-NL"/>
         </w:rPr>
-        <w:t xml:space="preserve"> to a single object. Composite represents tree structures where parent and child objects share a common interface.</w:t>
+        <w:t xml:space="preserve"> directly.</w:t>
       </w:r>
     </w:p>
     <w:p>
       <w:pPr>
+        <w:pStyle w:val="Heading2"/>
+      </w:pPr>
+      <w:bookmarkStart w:id="5" w:name="_Toc226278338"/>
+      <w:r>
+        <w:t>3</w:t>
+      </w:r>
+      <w:r>
+        <w:t>.</w:t>
+      </w:r>
+      <w:r>
+        <w:t xml:space="preserve"> Why these</w:t>
+      </w:r>
+      <w:r>
+        <w:t xml:space="preserve"> patterns</w:t>
+      </w:r>
+      <w:bookmarkEnd w:id="5"/>
+    </w:p>
+    <w:p>
+      <w:pPr>
+        <w:numPr>
+          <w:ilvl w:val="0"/>
+          <w:numId w:val="63"/>
+        </w:numPr>
         <w:rPr>
           <w:rFonts w:eastAsiaTheme="majorEastAsia"/>
+          <w:lang w:val="en-NL"/>
         </w:rPr>
       </w:pPr>
       <w:r>
         <w:rPr>
           <w:rFonts w:eastAsiaTheme="majorEastAsia"/>
+          <w:lang w:val="en-NL"/>
         </w:rPr>
-        <w:lastRenderedPageBreak/>
-        <w:t>Since slides contain multiple slide items in a hierarchical structure, Composite matches the domain model better.</w:t>
+        <w:t>Command is better than Strategy because these are user-triggered actions, not interchangeable algorithms.</w:t>
       </w:r>
     </w:p>
     <w:p>
       <w:pPr>
+        <w:numPr>
+          <w:ilvl w:val="0"/>
+          <w:numId w:val="63"/>
+        </w:numPr>
         <w:rPr>
           <w:rFonts w:eastAsiaTheme="majorEastAsia"/>
-        </w:rPr>
-      </w:pPr>
-    </w:p>
-    <w:p>
-      <w:pPr>
-        <w:pStyle w:val="Heading1"/>
-      </w:pPr>
-      <w:bookmarkStart w:id="20" w:name="_Toc224204151"/>
-      <w:r>
-        <w:t>5. Clean Code Principles Applied</w:t>
-      </w:r>
-      <w:bookmarkEnd w:id="20"/>
-    </w:p>
-    <w:p>
-      <w:pPr>
-        <w:rPr>
-          <w:rFonts w:eastAsiaTheme="majorEastAsia"/>
+          <w:lang w:val="en-NL"/>
         </w:rPr>
       </w:pPr>
       <w:r>
         <w:rPr>
           <w:rFonts w:eastAsiaTheme="majorEastAsia"/>
+          <w:lang w:val="en-NL"/>
         </w:rPr>
-        <w:t>The redesign also applies several practical Clean Code principles.</w:t>
+        <w:t>Observer is better than Mediator because the main need is model-to-view notification.</w:t>
       </w:r>
     </w:p>
     <w:p>
       <w:pPr>
-        <w:pStyle w:val="Heading2"/>
-      </w:pPr>
-      <w:bookmarkStart w:id="21" w:name="_Toc224204152"/>
-      <w:r>
-        <w:t>Single Responsibility Principle</w:t>
-      </w:r>
-      <w:bookmarkEnd w:id="21"/>
-    </w:p>
-    <w:p>
-      <w:pPr>
+        <w:numPr>
+          <w:ilvl w:val="0"/>
+          <w:numId w:val="63"/>
+        </w:numPr>
         <w:rPr>
           <w:rFonts w:eastAsiaTheme="majorEastAsia"/>
+          <w:lang w:val="en-NL"/>
         </w:rPr>
       </w:pPr>
       <w:r>
         <w:rPr>
           <w:rFonts w:eastAsiaTheme="majorEastAsia"/>
+          <w:lang w:val="en-NL"/>
         </w:rPr>
-        <w:t>Classes now have clearer responsibilities:</w:t>
+        <w:t xml:space="preserve">Composite is better than Decorator because the domain is a tree of slide content, not added </w:t>
       </w:r>
-    </w:p>
-    <w:p>
-      <w:pPr>
-        <w:pStyle w:val="ListParagraph"/>
-        <w:numPr>
-          <w:ilvl w:val="0"/>
-          <w:numId w:val="49"/>
-        </w:numPr>
-        <w:rPr>
-          <w:rFonts w:eastAsiaTheme="majorEastAsia"/>
-        </w:rPr>
-      </w:pPr>
-      <w:r>
-        <w:rPr>
-          <w:rFonts w:eastAsiaTheme="majorEastAsia"/>
-        </w:rPr>
-        <w:t>Model classes manage presentation data</w:t>
-      </w:r>
-    </w:p>
-    <w:p>
-      <w:pPr>
-        <w:pStyle w:val="ListParagraph"/>
-        <w:numPr>
-          <w:ilvl w:val="0"/>
-          <w:numId w:val="49"/>
-        </w:numPr>
-        <w:rPr>
-          <w:rFonts w:eastAsiaTheme="majorEastAsia"/>
-        </w:rPr>
-      </w:pPr>
-      <w:r>
-        <w:rPr>
-          <w:rFonts w:eastAsiaTheme="majorEastAsia"/>
-        </w:rPr>
-        <w:t>Views render the presentation</w:t>
-      </w:r>
-    </w:p>
-    <w:p>
-      <w:pPr>
-        <w:pStyle w:val="ListParagraph"/>
-        <w:numPr>
-          <w:ilvl w:val="0"/>
-          <w:numId w:val="49"/>
-        </w:numPr>
-        <w:rPr>
-          <w:rFonts w:eastAsiaTheme="majorEastAsia"/>
-        </w:rPr>
-      </w:pPr>
-      <w:r>
-        <w:rPr>
-          <w:rFonts w:eastAsiaTheme="majorEastAsia"/>
-        </w:rPr>
-        <w:t>Controllers trigger commands</w:t>
-      </w:r>
-    </w:p>
-    <w:p>
-      <w:pPr>
-        <w:rPr>
-          <w:rFonts w:eastAsiaTheme="majorEastAsia"/>
-        </w:rPr>
-      </w:pPr>
-    </w:p>
-    <w:p>
-      <w:pPr>
-        <w:pStyle w:val="Heading2"/>
-      </w:pPr>
-      <w:bookmarkStart w:id="22" w:name="_Toc224204153"/>
-      <w:r>
-        <w:t>Tell, Don't Ask</w:t>
-      </w:r>
-      <w:bookmarkEnd w:id="22"/>
-    </w:p>
-    <w:p>
-      <w:pPr>
-        <w:rPr>
-          <w:rFonts w:eastAsiaTheme="majorEastAsia"/>
-        </w:rPr>
-      </w:pPr>
-      <w:r>
-        <w:rPr>
-          <w:rFonts w:eastAsiaTheme="majorEastAsia"/>
-        </w:rPr>
-        <w:t>Objects are asked to perform actions directly instead of exposing internal data.</w:t>
-      </w:r>
-    </w:p>
-    <w:p>
-      <w:pPr>
-        <w:rPr>
-          <w:rFonts w:eastAsiaTheme="majorEastAsia"/>
-        </w:rPr>
-      </w:pPr>
-      <w:r>
-        <w:rPr>
-          <w:rFonts w:eastAsiaTheme="majorEastAsia"/>
-        </w:rPr>
-        <w:t>Examples:</w:t>
-      </w:r>
-    </w:p>
-    <w:p>
-      <w:pPr>
-        <w:pStyle w:val="ListParagraph"/>
-        <w:numPr>
-          <w:ilvl w:val="0"/>
-          <w:numId w:val="50"/>
-        </w:numPr>
-        <w:rPr>
-          <w:rFonts w:eastAsiaTheme="majorEastAsia"/>
-        </w:rPr>
-      </w:pPr>
-      <w:proofErr w:type="spellStart"/>
-      <w:proofErr w:type="gramStart"/>
-      <w:r>
-        <w:rPr>
-          <w:rFonts w:eastAsiaTheme="majorEastAsia"/>
-        </w:rPr>
-        <w:t>command.execute</w:t>
-      </w:r>
-      <w:proofErr w:type="spellEnd"/>
-      <w:proofErr w:type="gramEnd"/>
-      <w:r>
-        <w:rPr>
-          <w:rFonts w:eastAsiaTheme="majorEastAsia"/>
-        </w:rPr>
-        <w:t>()</w:t>
-      </w:r>
-    </w:p>
-    <w:p>
-      <w:pPr>
-        <w:pStyle w:val="ListParagraph"/>
-        <w:numPr>
-          <w:ilvl w:val="0"/>
-          <w:numId w:val="50"/>
-        </w:numPr>
-        <w:rPr>
-          <w:rFonts w:eastAsiaTheme="majorEastAsia"/>
-        </w:rPr>
-      </w:pPr>
-      <w:proofErr w:type="spellStart"/>
-      <w:proofErr w:type="gramStart"/>
-      <w:r>
-        <w:rPr>
-          <w:rFonts w:eastAsiaTheme="majorEastAsia"/>
-        </w:rPr>
-        <w:t>observer.update</w:t>
-      </w:r>
-      <w:proofErr w:type="spellEnd"/>
-      <w:proofErr w:type="gramEnd"/>
-      <w:r>
-        <w:rPr>
-          <w:rFonts w:eastAsiaTheme="majorEastAsia"/>
-        </w:rPr>
-        <w:t>()</w:t>
-      </w:r>
-    </w:p>
-    <w:p>
-      <w:pPr>
-        <w:rPr>
-          <w:rFonts w:eastAsiaTheme="majorEastAsia"/>
-        </w:rPr>
-      </w:pPr>
-    </w:p>
-    <w:p>
-      <w:pPr>
-        <w:pStyle w:val="Heading2"/>
-      </w:pPr>
-      <w:bookmarkStart w:id="23" w:name="_Toc224204154"/>
-      <w:r>
-        <w:t>Encapsulate What Varies</w:t>
-      </w:r>
-      <w:bookmarkEnd w:id="23"/>
-    </w:p>
-    <w:p>
-      <w:pPr>
-        <w:rPr>
-          <w:rFonts w:eastAsiaTheme="majorEastAsia"/>
-        </w:rPr>
-      </w:pPr>
       <w:proofErr w:type="spellStart"/>
       <w:r>
         <w:rPr>
           <w:rFonts w:eastAsiaTheme="majorEastAsia"/>
+          <w:lang w:val="en-NL"/>
         </w:rPr>
-        <w:t>Behavior</w:t>
+        <w:t>behavior</w:t>
       </w:r>
       <w:proofErr w:type="spellEnd"/>
       <w:r>
         <w:rPr>
           <w:rFonts w:eastAsiaTheme="majorEastAsia"/>
+          <w:lang w:val="en-NL"/>
         </w:rPr>
-        <w:t xml:space="preserve"> that may change is encapsulated:</w:t>
+        <w:t>.</w:t>
       </w:r>
     </w:p>
     <w:p>
       <w:pPr>
-        <w:pStyle w:val="ListParagraph"/>
+        <w:pStyle w:val="Heading1"/>
+      </w:pPr>
+      <w:bookmarkStart w:id="6" w:name="_Toc226278339"/>
+      <w:r>
+        <w:t>4</w:t>
+      </w:r>
+      <w:r>
+        <w:t xml:space="preserve">. </w:t>
+      </w:r>
+      <w:r>
+        <w:t>Code Quality Benefits</w:t>
+      </w:r>
+      <w:bookmarkEnd w:id="6"/>
+    </w:p>
+    <w:p>
+      <w:pPr>
         <w:numPr>
           <w:ilvl w:val="0"/>
-          <w:numId w:val="51"/>
+          <w:numId w:val="64"/>
         </w:numPr>
         <w:rPr>
           <w:rFonts w:eastAsiaTheme="majorEastAsia"/>
+          <w:lang w:val="en-NL"/>
         </w:rPr>
       </w:pPr>
       <w:r>
         <w:rPr>
           <w:rFonts w:eastAsiaTheme="majorEastAsia"/>
+          <w:lang w:val="en-NL"/>
         </w:rPr>
-        <w:t>Commands encapsulate actions</w:t>
+        <w:t>Better separation of concerns</w:t>
       </w:r>
     </w:p>
     <w:p>
       <w:pPr>
-        <w:pStyle w:val="ListParagraph"/>
         <w:numPr>
           <w:ilvl w:val="0"/>
-          <w:numId w:val="51"/>
+          <w:numId w:val="64"/>
         </w:numPr>
         <w:rPr>
           <w:rFonts w:eastAsiaTheme="majorEastAsia"/>
+          <w:lang w:val="en-NL"/>
         </w:rPr>
       </w:pPr>
       <w:r>
         <w:rPr>
           <w:rFonts w:eastAsiaTheme="majorEastAsia"/>
+          <w:lang w:val="en-NL"/>
         </w:rPr>
-        <w:t>Observers encapsulate reactions to model changes</w:t>
+        <w:t>Less coupling between model, view, and controllers</w:t>
       </w:r>
     </w:p>
     <w:p>
       <w:pPr>
-        <w:pStyle w:val="ListParagraph"/>
         <w:numPr>
           <w:ilvl w:val="0"/>
-          <w:numId w:val="51"/>
+          <w:numId w:val="64"/>
         </w:numPr>
         <w:rPr>
           <w:rFonts w:eastAsiaTheme="majorEastAsia"/>
+          <w:lang w:val="en-NL"/>
         </w:rPr>
       </w:pPr>
       <w:r>
         <w:rPr>
           <w:rFonts w:eastAsiaTheme="majorEastAsia"/>
+          <w:lang w:val="en-NL"/>
         </w:rPr>
-        <w:t>This improves extensibility and reduces dependencies.</w:t>
+        <w:lastRenderedPageBreak/>
+        <w:t>Easier to extend and test</w:t>
       </w:r>
     </w:p>
     <w:p>
       <w:pPr>
+        <w:numPr>
+          <w:ilvl w:val="0"/>
+          <w:numId w:val="64"/>
+        </w:numPr>
         <w:rPr>
           <w:rFonts w:eastAsiaTheme="majorEastAsia"/>
-        </w:rPr>
-      </w:pPr>
-    </w:p>
-    <w:p>
-      <w:pPr>
-        <w:pStyle w:val="Heading1"/>
-      </w:pPr>
-      <w:bookmarkStart w:id="24" w:name="_Toc224204155"/>
-      <w:r>
-        <w:t>6. Where to Find the Patterns in the Project</w:t>
-      </w:r>
-      <w:bookmarkEnd w:id="24"/>
-    </w:p>
-    <w:p>
-      <w:pPr>
-        <w:pStyle w:val="Heading2"/>
-      </w:pPr>
-      <w:bookmarkStart w:id="25" w:name="_Toc224204156"/>
-      <w:r>
-        <w:t>UML Diagram</w:t>
-      </w:r>
-      <w:bookmarkEnd w:id="25"/>
-    </w:p>
-    <w:p>
-      <w:pPr>
-        <w:rPr>
-          <w:rFonts w:eastAsiaTheme="majorEastAsia"/>
+          <w:lang w:val="en-NL"/>
         </w:rPr>
       </w:pPr>
       <w:r>
         <w:rPr>
           <w:rFonts w:eastAsiaTheme="majorEastAsia"/>
+          <w:lang w:val="en-NL"/>
         </w:rPr>
-        <w:t>Open the diagram:</w:t>
+        <w:t>Clearer responsibilities per class</w:t>
       </w:r>
     </w:p>
     <w:p>
       <w:pPr>
+        <w:pStyle w:val="Heading1"/>
+      </w:pPr>
+      <w:bookmarkStart w:id="7" w:name="_Toc226278340"/>
+      <w:r>
+        <w:t>5</w:t>
+      </w:r>
+      <w:r>
+        <w:t xml:space="preserve">. Where to </w:t>
+      </w:r>
+      <w:r>
+        <w:t>Look</w:t>
+      </w:r>
+      <w:bookmarkEnd w:id="7"/>
+    </w:p>
+    <w:p>
+      <w:pPr>
+        <w:numPr>
+          <w:ilvl w:val="0"/>
+          <w:numId w:val="65"/>
+        </w:numPr>
         <w:rPr>
           <w:rFonts w:eastAsiaTheme="majorEastAsia"/>
+          <w:lang w:val="en-NL"/>
         </w:rPr>
       </w:pPr>
-      <w:proofErr w:type="spellStart"/>
       <w:r>
         <w:rPr>
           <w:rFonts w:eastAsiaTheme="majorEastAsia"/>
+          <w:lang w:val="en-NL"/>
         </w:rPr>
-        <w:lastRenderedPageBreak/>
-        <w:t>JabberPoint_Redesign_From_Original</w:t>
+        <w:t>Composite: SlideItem.java, TextItem.java, BitmapItem.java, CompositeSlideItem.java, Slide.java</w:t>
       </w:r>
-      <w:proofErr w:type="spellEnd"/>
     </w:p>
     <w:p>
       <w:pPr>
+        <w:numPr>
+          <w:ilvl w:val="0"/>
+          <w:numId w:val="65"/>
+        </w:numPr>
         <w:rPr>
           <w:rFonts w:eastAsiaTheme="majorEastAsia"/>
+          <w:lang w:val="en-NL"/>
         </w:rPr>
       </w:pPr>
       <w:r>
         <w:rPr>
           <w:rFonts w:eastAsiaTheme="majorEastAsia"/>
+          <w:lang w:val="en-NL"/>
         </w:rPr>
-        <w:t>This diagram shows the relationships between the redesigned components.</w:t>
+        <w:t>Observer: Observable.java, Observer.java, Presentation.java, SlideViewerComponent.java</w:t>
       </w:r>
     </w:p>
     <w:p>
       <w:pPr>
+        <w:numPr>
+          <w:ilvl w:val="0"/>
+          <w:numId w:val="65"/>
+        </w:numPr>
         <w:rPr>
           <w:rFonts w:eastAsiaTheme="majorEastAsia"/>
-        </w:rPr>
-      </w:pPr>
-    </w:p>
-    <w:p>
-      <w:pPr>
-        <w:pStyle w:val="Heading2"/>
-      </w:pPr>
-      <w:bookmarkStart w:id="26" w:name="_Toc224204157"/>
-      <w:r>
-        <w:t>Composite Pattern</w:t>
-      </w:r>
-      <w:bookmarkEnd w:id="26"/>
-    </w:p>
-    <w:p>
-      <w:pPr>
-        <w:rPr>
-          <w:rFonts w:eastAsiaTheme="majorEastAsia"/>
+          <w:lang w:val="en-NL"/>
         </w:rPr>
       </w:pPr>
       <w:r>
         <w:rPr>
           <w:rFonts w:eastAsiaTheme="majorEastAsia"/>
+          <w:lang w:val="en-NL"/>
         </w:rPr>
-        <w:t>Files:</w:t>
+        <w:t>Command: Command.java, NextSlideCommand.java, PrevSlideCommand.java, GotoSlideCommand.java, ExitAppCommand.java, KeyController.java, MenuController.java, SlideViewerFrame.java</w:t>
       </w:r>
     </w:p>
     <w:p>
       <w:pPr>
-        <w:pStyle w:val="ListParagraph"/>
-        <w:numPr>
-          <w:ilvl w:val="0"/>
-          <w:numId w:val="58"/>
-        </w:numPr>
+        <w:pStyle w:val="Heading1"/>
+      </w:pPr>
+      <w:bookmarkStart w:id="8" w:name="_Toc226278341"/>
+      <w:r>
+        <w:t>6</w:t>
+      </w:r>
+      <w:r>
+        <w:t xml:space="preserve">. </w:t>
+      </w:r>
+      <w:r>
+        <w:t>Summary</w:t>
+      </w:r>
+      <w:bookmarkEnd w:id="8"/>
+    </w:p>
+    <w:p>
+      <w:pPr>
         <w:rPr>
-          <w:rFonts w:eastAsiaTheme="majorEastAsia"/>
+          <w:lang w:val="en-NL"/>
         </w:rPr>
       </w:pPr>
-      <w:proofErr w:type="spellStart"/>
       <w:r>
         <w:rPr>
-          <w:rFonts w:eastAsiaTheme="majorEastAsia"/>
+          <w:lang w:val="en-NL"/>
         </w:rPr>
-        <w:t>src</w:t>
-      </w:r>
-      <w:proofErr w:type="spellEnd"/>
-      <w:r>
-        <w:rPr>
-          <w:rFonts w:eastAsiaTheme="majorEastAsia"/>
-        </w:rPr>
-        <w:t>/Slide.java</w:t>
-      </w:r>
-    </w:p>
-    <w:p>
-      <w:pPr>
-        <w:pStyle w:val="ListParagraph"/>
-        <w:numPr>
-          <w:ilvl w:val="0"/>
-          <w:numId w:val="58"/>
-        </w:numPr>
-        <w:rPr>
-          <w:rFonts w:eastAsiaTheme="majorEastAsia"/>
-        </w:rPr>
-      </w:pPr>
-      <w:proofErr w:type="spellStart"/>
-      <w:r>
-        <w:rPr>
-          <w:rFonts w:eastAsiaTheme="majorEastAsia"/>
-        </w:rPr>
-        <w:t>src</w:t>
-      </w:r>
-      <w:proofErr w:type="spellEnd"/>
-      <w:r>
-        <w:rPr>
-          <w:rFonts w:eastAsiaTheme="majorEastAsia"/>
-        </w:rPr>
-        <w:t>/SlideItem.java</w:t>
-      </w:r>
-    </w:p>
-    <w:p>
-      <w:pPr>
-        <w:pStyle w:val="ListParagraph"/>
-        <w:numPr>
-          <w:ilvl w:val="0"/>
-          <w:numId w:val="58"/>
-        </w:numPr>
-        <w:rPr>
-          <w:rFonts w:eastAsiaTheme="majorEastAsia"/>
-        </w:rPr>
-      </w:pPr>
-      <w:proofErr w:type="spellStart"/>
-      <w:r>
-        <w:rPr>
-          <w:rFonts w:eastAsiaTheme="majorEastAsia"/>
-        </w:rPr>
-        <w:t>src</w:t>
-      </w:r>
-      <w:proofErr w:type="spellEnd"/>
-      <w:r>
-        <w:rPr>
-          <w:rFonts w:eastAsiaTheme="majorEastAsia"/>
-        </w:rPr>
-        <w:t>/TextItem.java</w:t>
-      </w:r>
-    </w:p>
-    <w:p>
-      <w:pPr>
-        <w:pStyle w:val="ListParagraph"/>
-        <w:numPr>
-          <w:ilvl w:val="0"/>
-          <w:numId w:val="58"/>
-        </w:numPr>
-        <w:rPr>
-          <w:rFonts w:eastAsiaTheme="majorEastAsia"/>
-        </w:rPr>
-      </w:pPr>
-      <w:proofErr w:type="spellStart"/>
-      <w:r>
-        <w:rPr>
-          <w:rFonts w:eastAsiaTheme="majorEastAsia"/>
-        </w:rPr>
-        <w:t>src</w:t>
-      </w:r>
-      <w:proofErr w:type="spellEnd"/>
-      <w:r>
-        <w:rPr>
-          <w:rFonts w:eastAsiaTheme="majorEastAsia"/>
-        </w:rPr>
-        <w:t>/BitmapItem.java</w:t>
-      </w:r>
-    </w:p>
-    <w:p>
-      <w:pPr>
-        <w:pStyle w:val="ListParagraph"/>
-        <w:numPr>
-          <w:ilvl w:val="0"/>
-          <w:numId w:val="58"/>
-        </w:numPr>
-        <w:rPr>
-          <w:rFonts w:eastAsiaTheme="majorEastAsia"/>
-        </w:rPr>
-      </w:pPr>
-      <w:proofErr w:type="spellStart"/>
-      <w:r>
-        <w:rPr>
-          <w:rFonts w:eastAsiaTheme="majorEastAsia"/>
-        </w:rPr>
-        <w:t>src</w:t>
-      </w:r>
-      <w:proofErr w:type="spellEnd"/>
-      <w:r>
-        <w:rPr>
-          <w:rFonts w:eastAsiaTheme="majorEastAsia"/>
-        </w:rPr>
-        <w:t>/Presentation.java</w:t>
-      </w:r>
-    </w:p>
-    <w:p>
-      <w:pPr>
-        <w:rPr>
-          <w:rFonts w:eastAsiaTheme="majorEastAsia"/>
-        </w:rPr>
-      </w:pPr>
-    </w:p>
-    <w:p>
-      <w:pPr>
-        <w:pStyle w:val="Heading2"/>
-      </w:pPr>
-      <w:bookmarkStart w:id="27" w:name="_Toc224204158"/>
-      <w:r>
-        <w:t>Observer Pattern</w:t>
-      </w:r>
-      <w:bookmarkEnd w:id="27"/>
-    </w:p>
-    <w:p>
-      <w:pPr>
-        <w:rPr>
-          <w:rFonts w:eastAsiaTheme="majorEastAsia"/>
-        </w:rPr>
-      </w:pPr>
-      <w:r>
-        <w:rPr>
-          <w:rFonts w:eastAsiaTheme="majorEastAsia"/>
-        </w:rPr>
-        <w:t>Files:</w:t>
-      </w:r>
-    </w:p>
-    <w:p>
-      <w:pPr>
-        <w:pStyle w:val="ListParagraph"/>
-        <w:numPr>
-          <w:ilvl w:val="0"/>
-          <w:numId w:val="56"/>
-        </w:numPr>
-        <w:rPr>
-          <w:rFonts w:eastAsiaTheme="majorEastAsia"/>
-        </w:rPr>
-      </w:pPr>
-      <w:proofErr w:type="spellStart"/>
-      <w:r>
-        <w:rPr>
-          <w:rFonts w:eastAsiaTheme="majorEastAsia"/>
-        </w:rPr>
-        <w:t>src</w:t>
-      </w:r>
-      <w:proofErr w:type="spellEnd"/>
-      <w:r>
-        <w:rPr>
-          <w:rFonts w:eastAsiaTheme="majorEastAsia"/>
-        </w:rPr>
-        <w:t>/SlideViewerComponent.java</w:t>
-      </w:r>
-    </w:p>
-    <w:p>
-      <w:pPr>
-        <w:pStyle w:val="ListParagraph"/>
-        <w:numPr>
-          <w:ilvl w:val="0"/>
-          <w:numId w:val="56"/>
-        </w:numPr>
-        <w:rPr>
-          <w:rFonts w:eastAsiaTheme="majorEastAsia"/>
-        </w:rPr>
-      </w:pPr>
-      <w:proofErr w:type="spellStart"/>
-      <w:r>
-        <w:rPr>
-          <w:rFonts w:eastAsiaTheme="majorEastAsia"/>
-        </w:rPr>
-        <w:t>src</w:t>
-      </w:r>
-      <w:proofErr w:type="spellEnd"/>
-      <w:r>
-        <w:rPr>
-          <w:rFonts w:eastAsiaTheme="majorEastAsia"/>
-        </w:rPr>
-        <w:t>/Presentation.java</w:t>
-      </w:r>
-    </w:p>
-    <w:p>
-      <w:pPr>
-        <w:rPr>
-          <w:rFonts w:eastAsiaTheme="majorEastAsia"/>
-        </w:rPr>
-      </w:pPr>
-      <w:r>
-        <w:rPr>
-          <w:rFonts w:eastAsiaTheme="majorEastAsia"/>
-        </w:rPr>
-        <w:t>Look for:</w:t>
-      </w:r>
-    </w:p>
-    <w:p>
-      <w:pPr>
-        <w:pStyle w:val="ListParagraph"/>
-        <w:numPr>
-          <w:ilvl w:val="0"/>
-          <w:numId w:val="57"/>
-        </w:numPr>
-        <w:rPr>
-          <w:rFonts w:eastAsiaTheme="majorEastAsia"/>
-        </w:rPr>
-      </w:pPr>
-      <w:proofErr w:type="spellStart"/>
-      <w:proofErr w:type="gramStart"/>
-      <w:r>
-        <w:rPr>
-          <w:rFonts w:eastAsiaTheme="majorEastAsia"/>
-        </w:rPr>
-        <w:t>addObserver</w:t>
-      </w:r>
-      <w:proofErr w:type="spellEnd"/>
-      <w:r>
-        <w:rPr>
-          <w:rFonts w:eastAsiaTheme="majorEastAsia"/>
-        </w:rPr>
-        <w:t>(</w:t>
-      </w:r>
-      <w:proofErr w:type="gramEnd"/>
-      <w:r>
-        <w:rPr>
-          <w:rFonts w:eastAsiaTheme="majorEastAsia"/>
-        </w:rPr>
-        <w:t>)</w:t>
-      </w:r>
-    </w:p>
-    <w:p>
-      <w:pPr>
-        <w:pStyle w:val="ListParagraph"/>
-        <w:numPr>
-          <w:ilvl w:val="0"/>
-          <w:numId w:val="57"/>
-        </w:numPr>
-        <w:rPr>
-          <w:rFonts w:eastAsiaTheme="majorEastAsia"/>
-        </w:rPr>
-      </w:pPr>
-      <w:proofErr w:type="spellStart"/>
-      <w:proofErr w:type="gramStart"/>
-      <w:r>
-        <w:rPr>
-          <w:rFonts w:eastAsiaTheme="majorEastAsia"/>
-        </w:rPr>
-        <w:t>notifyObservers</w:t>
-      </w:r>
-      <w:proofErr w:type="spellEnd"/>
-      <w:r>
-        <w:rPr>
-          <w:rFonts w:eastAsiaTheme="majorEastAsia"/>
-        </w:rPr>
-        <w:t>(</w:t>
-      </w:r>
-      <w:proofErr w:type="gramEnd"/>
-      <w:r>
-        <w:rPr>
-          <w:rFonts w:eastAsiaTheme="majorEastAsia"/>
-        </w:rPr>
-        <w:t>)</w:t>
-      </w:r>
-    </w:p>
-    <w:p>
-      <w:pPr>
-        <w:pStyle w:val="ListParagraph"/>
-        <w:numPr>
-          <w:ilvl w:val="0"/>
-          <w:numId w:val="57"/>
-        </w:numPr>
-        <w:rPr>
-          <w:rFonts w:eastAsiaTheme="majorEastAsia"/>
-        </w:rPr>
-      </w:pPr>
-      <w:proofErr w:type="gramStart"/>
-      <w:r>
-        <w:rPr>
-          <w:rFonts w:eastAsiaTheme="majorEastAsia"/>
-        </w:rPr>
-        <w:t>update(</w:t>
-      </w:r>
-      <w:proofErr w:type="gramEnd"/>
-      <w:r>
-        <w:rPr>
-          <w:rFonts w:eastAsiaTheme="majorEastAsia"/>
-        </w:rPr>
-        <w:t>)</w:t>
-      </w:r>
-    </w:p>
-    <w:p>
-      <w:pPr>
-        <w:rPr>
-          <w:rFonts w:eastAsiaTheme="majorEastAsia"/>
-        </w:rPr>
-      </w:pPr>
-    </w:p>
-    <w:p>
-      <w:pPr>
-        <w:pStyle w:val="Heading2"/>
-      </w:pPr>
-      <w:bookmarkStart w:id="28" w:name="_Toc224204159"/>
-      <w:r>
-        <w:t>Command Pattern</w:t>
-      </w:r>
-      <w:bookmarkEnd w:id="28"/>
-    </w:p>
-    <w:p>
-      <w:pPr>
-        <w:rPr>
-          <w:rFonts w:eastAsiaTheme="majorEastAsia"/>
-        </w:rPr>
-      </w:pPr>
-      <w:r>
-        <w:rPr>
-          <w:rFonts w:eastAsiaTheme="majorEastAsia"/>
-        </w:rPr>
-        <w:t>Files:</w:t>
-      </w:r>
-    </w:p>
-    <w:p>
-      <w:pPr>
-        <w:pStyle w:val="ListParagraph"/>
-        <w:numPr>
-          <w:ilvl w:val="0"/>
-          <w:numId w:val="54"/>
-        </w:numPr>
-        <w:rPr>
-          <w:rFonts w:eastAsiaTheme="majorEastAsia"/>
-        </w:rPr>
-      </w:pPr>
-      <w:proofErr w:type="spellStart"/>
-      <w:r>
-        <w:rPr>
-          <w:rFonts w:eastAsiaTheme="majorEastAsia"/>
-        </w:rPr>
-        <w:t>src</w:t>
-      </w:r>
-      <w:proofErr w:type="spellEnd"/>
-      <w:r>
-        <w:rPr>
-          <w:rFonts w:eastAsiaTheme="majorEastAsia"/>
-        </w:rPr>
-        <w:t>/KeyController.java</w:t>
-      </w:r>
-    </w:p>
-    <w:p>
-      <w:pPr>
-        <w:pStyle w:val="ListParagraph"/>
-        <w:numPr>
-          <w:ilvl w:val="0"/>
-          <w:numId w:val="54"/>
-        </w:numPr>
-        <w:rPr>
-          <w:rFonts w:eastAsiaTheme="majorEastAsia"/>
-        </w:rPr>
-      </w:pPr>
-      <w:proofErr w:type="spellStart"/>
-      <w:r>
-        <w:rPr>
-          <w:rFonts w:eastAsiaTheme="majorEastAsia"/>
-        </w:rPr>
-        <w:t>src</w:t>
-      </w:r>
-      <w:proofErr w:type="spellEnd"/>
-      <w:r>
-        <w:rPr>
-          <w:rFonts w:eastAsiaTheme="majorEastAsia"/>
-        </w:rPr>
-        <w:t>/MenuController.java</w:t>
-      </w:r>
-    </w:p>
-    <w:p>
-      <w:pPr>
-        <w:rPr>
-          <w:rFonts w:eastAsiaTheme="majorEastAsia"/>
-        </w:rPr>
-      </w:pPr>
-      <w:r>
-        <w:rPr>
-          <w:rFonts w:eastAsiaTheme="majorEastAsia"/>
-        </w:rPr>
-        <w:t>Commands in the redesign diagram:</w:t>
-      </w:r>
-    </w:p>
-    <w:p>
-      <w:pPr>
-        <w:pStyle w:val="ListParagraph"/>
-        <w:numPr>
-          <w:ilvl w:val="0"/>
-          <w:numId w:val="55"/>
-        </w:numPr>
-        <w:rPr>
-          <w:rFonts w:eastAsiaTheme="majorEastAsia"/>
-        </w:rPr>
-      </w:pPr>
-      <w:r>
-        <w:rPr>
-          <w:rFonts w:eastAsiaTheme="majorEastAsia"/>
-        </w:rPr>
-        <w:t>Command</w:t>
-      </w:r>
-    </w:p>
-    <w:p>
-      <w:pPr>
-        <w:pStyle w:val="ListParagraph"/>
-        <w:numPr>
-          <w:ilvl w:val="0"/>
-          <w:numId w:val="55"/>
-        </w:numPr>
-        <w:rPr>
-          <w:rFonts w:eastAsiaTheme="majorEastAsia"/>
-        </w:rPr>
-      </w:pPr>
-      <w:proofErr w:type="spellStart"/>
-      <w:r>
-        <w:rPr>
-          <w:rFonts w:eastAsiaTheme="majorEastAsia"/>
-        </w:rPr>
-        <w:t>NextSlideCommand</w:t>
-      </w:r>
-      <w:proofErr w:type="spellEnd"/>
-    </w:p>
-    <w:p>
-      <w:pPr>
-        <w:pStyle w:val="ListParagraph"/>
-        <w:numPr>
-          <w:ilvl w:val="0"/>
-          <w:numId w:val="55"/>
-        </w:numPr>
-        <w:rPr>
-          <w:rFonts w:eastAsiaTheme="majorEastAsia"/>
-        </w:rPr>
-      </w:pPr>
-      <w:proofErr w:type="spellStart"/>
-      <w:r>
-        <w:rPr>
-          <w:rFonts w:eastAsiaTheme="majorEastAsia"/>
-        </w:rPr>
-        <w:t>PrevSlideCommand</w:t>
-      </w:r>
-      <w:proofErr w:type="spellEnd"/>
-    </w:p>
-    <w:p>
-      <w:pPr>
-        <w:rPr>
-          <w:rFonts w:eastAsiaTheme="majorEastAsia"/>
-        </w:rPr>
-      </w:pPr>
-      <w:r>
-        <w:rPr>
-          <w:rFonts w:eastAsiaTheme="majorEastAsia"/>
-        </w:rPr>
-        <w:lastRenderedPageBreak/>
-        <w:t>These command classes are included in the design diagram and can optionally be implemented as lightweight wrappers in the code.</w:t>
-      </w:r>
-    </w:p>
-    <w:p>
-      <w:pPr>
-        <w:rPr>
-          <w:rFonts w:eastAsiaTheme="majorEastAsia"/>
-        </w:rPr>
-      </w:pPr>
-    </w:p>
-    <w:p>
-      <w:pPr>
-        <w:rPr>
-          <w:rFonts w:eastAsiaTheme="majorEastAsia"/>
-        </w:rPr>
-      </w:pPr>
-    </w:p>
-    <w:p>
-      <w:pPr>
-        <w:pStyle w:val="Heading1"/>
-      </w:pPr>
-      <w:bookmarkStart w:id="29" w:name="_Toc224204160"/>
-      <w:r>
-        <w:t>7</w:t>
-      </w:r>
-      <w:r>
-        <w:t>. Notes and Possible Extensions</w:t>
-      </w:r>
-      <w:bookmarkEnd w:id="29"/>
-    </w:p>
-    <w:p>
-      <w:pPr>
-        <w:rPr>
-          <w:rFonts w:eastAsiaTheme="majorEastAsia"/>
-        </w:rPr>
-      </w:pPr>
-      <w:r>
-        <w:rPr>
-          <w:rFonts w:eastAsiaTheme="majorEastAsia"/>
-        </w:rPr>
-        <w:t>The redesign intentionally focuses only on model, view, and controller interactions to keep the changes small and manageable.</w:t>
-      </w:r>
-    </w:p>
-    <w:p>
-      <w:pPr>
-        <w:rPr>
-          <w:rFonts w:eastAsiaTheme="majorEastAsia"/>
-        </w:rPr>
-      </w:pPr>
-      <w:r>
-        <w:rPr>
-          <w:rFonts w:eastAsiaTheme="majorEastAsia"/>
-        </w:rPr>
-        <w:t>Possible future improvements include:</w:t>
-      </w:r>
-    </w:p>
-    <w:p>
-      <w:pPr>
-        <w:pStyle w:val="ListParagraph"/>
-        <w:numPr>
-          <w:ilvl w:val="0"/>
-          <w:numId w:val="52"/>
-        </w:numPr>
-        <w:rPr>
-          <w:rFonts w:eastAsiaTheme="majorEastAsia"/>
-        </w:rPr>
-      </w:pPr>
-      <w:r>
-        <w:rPr>
-          <w:rFonts w:eastAsiaTheme="majorEastAsia"/>
-        </w:rPr>
-        <w:t>Implementing full command classes in Java</w:t>
-      </w:r>
-    </w:p>
-    <w:p>
-      <w:pPr>
-        <w:pStyle w:val="ListParagraph"/>
-        <w:numPr>
-          <w:ilvl w:val="0"/>
-          <w:numId w:val="52"/>
-        </w:numPr>
-        <w:rPr>
-          <w:rFonts w:eastAsiaTheme="majorEastAsia"/>
-        </w:rPr>
-      </w:pPr>
-      <w:r>
-        <w:rPr>
-          <w:rFonts w:eastAsiaTheme="majorEastAsia"/>
-        </w:rPr>
-        <w:t>Adding an Undo/Redo command history</w:t>
-      </w:r>
-    </w:p>
-    <w:p>
-      <w:pPr>
-        <w:pStyle w:val="ListParagraph"/>
-        <w:numPr>
-          <w:ilvl w:val="0"/>
-          <w:numId w:val="52"/>
-        </w:numPr>
-        <w:rPr>
-          <w:rFonts w:eastAsiaTheme="majorEastAsia"/>
-        </w:rPr>
-      </w:pPr>
-      <w:r>
-        <w:rPr>
-          <w:rFonts w:eastAsiaTheme="majorEastAsia"/>
-        </w:rPr>
-        <w:t>Supporting additional slide item types</w:t>
-      </w:r>
-    </w:p>
-    <w:p>
-      <w:pPr>
-        <w:pStyle w:val="ListParagraph"/>
-        <w:numPr>
-          <w:ilvl w:val="0"/>
-          <w:numId w:val="52"/>
-        </w:numPr>
-        <w:rPr>
-          <w:rFonts w:eastAsiaTheme="majorEastAsia"/>
-        </w:rPr>
-      </w:pPr>
-      <w:r>
-        <w:rPr>
-          <w:rFonts w:eastAsiaTheme="majorEastAsia"/>
-        </w:rPr>
-        <w:t>Introducing automated tests for commands and observers</w:t>
-      </w:r>
-    </w:p>
-    <w:p>
-      <w:pPr>
-        <w:rPr>
-          <w:rFonts w:eastAsiaTheme="majorEastAsia"/>
-        </w:rPr>
-      </w:pPr>
-    </w:p>
-    <w:p>
-      <w:pPr>
-        <w:pStyle w:val="Heading1"/>
-      </w:pPr>
-      <w:bookmarkStart w:id="30" w:name="_Toc224204161"/>
-      <w:r>
-        <w:t>8</w:t>
-      </w:r>
-      <w:r>
-        <w:t>. Summary</w:t>
-      </w:r>
-      <w:bookmarkEnd w:id="30"/>
-    </w:p>
-    <w:p>
-      <w:pPr>
-        <w:rPr>
-          <w:rFonts w:eastAsiaTheme="majorEastAsia"/>
-        </w:rPr>
-      </w:pPr>
-      <w:r>
-        <w:rPr>
-          <w:rFonts w:eastAsiaTheme="majorEastAsia"/>
-        </w:rPr>
-        <w:t xml:space="preserve">This redesign improves the architecture of </w:t>
+        <w:t xml:space="preserve">The redesign mainly improves </w:t>
       </w:r>
       <w:proofErr w:type="spellStart"/>
       <w:r>
         <w:rPr>
-          <w:rFonts w:eastAsiaTheme="majorEastAsia"/>
+          <w:lang w:val="en-NL"/>
         </w:rPr>
         <w:t>JabberPoint</w:t>
       </w:r>
       <w:proofErr w:type="spellEnd"/>
       <w:r>
         <w:rPr>
-          <w:rFonts w:eastAsiaTheme="majorEastAsia"/>
+          <w:lang w:val="en-NL"/>
         </w:rPr>
-        <w:t xml:space="preserve"> by introducing three focused design patterns:</w:t>
+        <w:t xml:space="preserve"> by applying:</w:t>
       </w:r>
     </w:p>
     <w:p>
       <w:pPr>
-        <w:pStyle w:val="ListParagraph"/>
         <w:numPr>
           <w:ilvl w:val="0"/>
-          <w:numId w:val="53"/>
+          <w:numId w:val="66"/>
         </w:numPr>
         <w:rPr>
-          <w:rFonts w:eastAsiaTheme="majorEastAsia"/>
+          <w:lang w:val="en-NL"/>
         </w:rPr>
       </w:pPr>
       <w:r>
         <w:rPr>
-          <w:rFonts w:eastAsiaTheme="majorEastAsia"/>
+          <w:lang w:val="en-NL"/>
         </w:rPr>
-        <w:t>Composite for the hierarchical slide structure</w:t>
+        <w:t>Composite for content structure</w:t>
       </w:r>
     </w:p>
     <w:p>
       <w:pPr>
-        <w:pStyle w:val="ListParagraph"/>
         <w:numPr>
           <w:ilvl w:val="0"/>
-          <w:numId w:val="53"/>
+          <w:numId w:val="66"/>
         </w:numPr>
         <w:rPr>
-          <w:rFonts w:eastAsiaTheme="majorEastAsia"/>
+          <w:lang w:val="en-NL"/>
         </w:rPr>
       </w:pPr>
       <w:r>
         <w:rPr>
-          <w:rFonts w:eastAsiaTheme="majorEastAsia"/>
+          <w:lang w:val="en-NL"/>
         </w:rPr>
-        <w:t>Observer for model-to-view updates</w:t>
+        <w:t>Observer for UI updates</w:t>
       </w:r>
     </w:p>
     <w:p>
       <w:pPr>
-        <w:pStyle w:val="ListParagraph"/>
         <w:numPr>
           <w:ilvl w:val="0"/>
-          <w:numId w:val="53"/>
+          <w:numId w:val="66"/>
         </w:numPr>
         <w:rPr>
-          <w:rFonts w:eastAsiaTheme="majorEastAsia"/>
+          <w:lang w:val="en-NL"/>
         </w:rPr>
       </w:pPr>
       <w:r>
         <w:rPr>
-          <w:rFonts w:eastAsiaTheme="majorEastAsia"/>
+          <w:lang w:val="en-NL"/>
         </w:rPr>
-        <w:t>Command for handling user actions</w:t>
+        <w:t>Command for input handling</w:t>
       </w:r>
     </w:p>
     <w:p>
       <w:pPr>
         <w:rPr>
-          <w:rFonts w:eastAsiaTheme="majorEastAsia"/>
+          <w:lang w:val="en-NL"/>
         </w:rPr>
       </w:pPr>
       <w:r>
         <w:rPr>
-          <w:rFonts w:eastAsiaTheme="majorEastAsia"/>
+          <w:lang w:val="en-NL"/>
         </w:rPr>
-        <w:t>These changes reduce coupling, improve maintainability, and make the system easier to extend while keeping the original project structure largely intact.</w:t>
+        <w:t>These changes make the code easier to understand and extend without changing the overall project idea.</w:t>
       </w:r>
     </w:p>
     <w:p/>
@@ -7073,6 +3951,155 @@
     </w:lvl>
   </w:abstractNum>
   <w:abstractNum w:abstractNumId="17" w15:restartNumberingAfterBreak="0">
+    <w:nsid w:val="1A8F24EC"/>
+    <w:multiLevelType w:val="multilevel"/>
+    <w:tmpl w:val="329A8A86"/>
+    <w:lvl w:ilvl="0">
+      <w:start w:val="1"/>
+      <w:numFmt w:val="bullet"/>
+      <w:lvlText w:val=""/>
+      <w:lvlJc w:val="left"/>
+      <w:pPr>
+        <w:tabs>
+          <w:tab w:val="num" w:pos="720"/>
+        </w:tabs>
+        <w:ind w:left="720" w:hanging="360"/>
+      </w:pPr>
+      <w:rPr>
+        <w:rFonts w:ascii="Symbol" w:hAnsi="Symbol" w:hint="default"/>
+        <w:sz w:val="20"/>
+      </w:rPr>
+    </w:lvl>
+    <w:lvl w:ilvl="1" w:tentative="1">
+      <w:start w:val="1"/>
+      <w:numFmt w:val="bullet"/>
+      <w:lvlText w:val="o"/>
+      <w:lvlJc w:val="left"/>
+      <w:pPr>
+        <w:tabs>
+          <w:tab w:val="num" w:pos="1440"/>
+        </w:tabs>
+        <w:ind w:left="1440" w:hanging="360"/>
+      </w:pPr>
+      <w:rPr>
+        <w:rFonts w:ascii="Courier New" w:hAnsi="Courier New" w:hint="default"/>
+        <w:sz w:val="20"/>
+      </w:rPr>
+    </w:lvl>
+    <w:lvl w:ilvl="2" w:tentative="1">
+      <w:start w:val="1"/>
+      <w:numFmt w:val="bullet"/>
+      <w:lvlText w:val=""/>
+      <w:lvlJc w:val="left"/>
+      <w:pPr>
+        <w:tabs>
+          <w:tab w:val="num" w:pos="2160"/>
+        </w:tabs>
+        <w:ind w:left="2160" w:hanging="360"/>
+      </w:pPr>
+      <w:rPr>
+        <w:rFonts w:ascii="Wingdings" w:hAnsi="Wingdings" w:hint="default"/>
+        <w:sz w:val="20"/>
+      </w:rPr>
+    </w:lvl>
+    <w:lvl w:ilvl="3" w:tentative="1">
+      <w:start w:val="1"/>
+      <w:numFmt w:val="bullet"/>
+      <w:lvlText w:val=""/>
+      <w:lvlJc w:val="left"/>
+      <w:pPr>
+        <w:tabs>
+          <w:tab w:val="num" w:pos="2880"/>
+        </w:tabs>
+        <w:ind w:left="2880" w:hanging="360"/>
+      </w:pPr>
+      <w:rPr>
+        <w:rFonts w:ascii="Wingdings" w:hAnsi="Wingdings" w:hint="default"/>
+        <w:sz w:val="20"/>
+      </w:rPr>
+    </w:lvl>
+    <w:lvl w:ilvl="4" w:tentative="1">
+      <w:start w:val="1"/>
+      <w:numFmt w:val="bullet"/>
+      <w:lvlText w:val=""/>
+      <w:lvlJc w:val="left"/>
+      <w:pPr>
+        <w:tabs>
+          <w:tab w:val="num" w:pos="3600"/>
+        </w:tabs>
+        <w:ind w:left="3600" w:hanging="360"/>
+      </w:pPr>
+      <w:rPr>
+        <w:rFonts w:ascii="Wingdings" w:hAnsi="Wingdings" w:hint="default"/>
+        <w:sz w:val="20"/>
+      </w:rPr>
+    </w:lvl>
+    <w:lvl w:ilvl="5" w:tentative="1">
+      <w:start w:val="1"/>
+      <w:numFmt w:val="bullet"/>
+      <w:lvlText w:val=""/>
+      <w:lvlJc w:val="left"/>
+      <w:pPr>
+        <w:tabs>
+          <w:tab w:val="num" w:pos="4320"/>
+        </w:tabs>
+        <w:ind w:left="4320" w:hanging="360"/>
+      </w:pPr>
+      <w:rPr>
+        <w:rFonts w:ascii="Wingdings" w:hAnsi="Wingdings" w:hint="default"/>
+        <w:sz w:val="20"/>
+      </w:rPr>
+    </w:lvl>
+    <w:lvl w:ilvl="6" w:tentative="1">
+      <w:start w:val="1"/>
+      <w:numFmt w:val="bullet"/>
+      <w:lvlText w:val=""/>
+      <w:lvlJc w:val="left"/>
+      <w:pPr>
+        <w:tabs>
+          <w:tab w:val="num" w:pos="5040"/>
+        </w:tabs>
+        <w:ind w:left="5040" w:hanging="360"/>
+      </w:pPr>
+      <w:rPr>
+        <w:rFonts w:ascii="Wingdings" w:hAnsi="Wingdings" w:hint="default"/>
+        <w:sz w:val="20"/>
+      </w:rPr>
+    </w:lvl>
+    <w:lvl w:ilvl="7" w:tentative="1">
+      <w:start w:val="1"/>
+      <w:numFmt w:val="bullet"/>
+      <w:lvlText w:val=""/>
+      <w:lvlJc w:val="left"/>
+      <w:pPr>
+        <w:tabs>
+          <w:tab w:val="num" w:pos="5760"/>
+        </w:tabs>
+        <w:ind w:left="5760" w:hanging="360"/>
+      </w:pPr>
+      <w:rPr>
+        <w:rFonts w:ascii="Wingdings" w:hAnsi="Wingdings" w:hint="default"/>
+        <w:sz w:val="20"/>
+      </w:rPr>
+    </w:lvl>
+    <w:lvl w:ilvl="8" w:tentative="1">
+      <w:start w:val="1"/>
+      <w:numFmt w:val="bullet"/>
+      <w:lvlText w:val=""/>
+      <w:lvlJc w:val="left"/>
+      <w:pPr>
+        <w:tabs>
+          <w:tab w:val="num" w:pos="6480"/>
+        </w:tabs>
+        <w:ind w:left="6480" w:hanging="360"/>
+      </w:pPr>
+      <w:rPr>
+        <w:rFonts w:ascii="Wingdings" w:hAnsi="Wingdings" w:hint="default"/>
+        <w:sz w:val="20"/>
+      </w:rPr>
+    </w:lvl>
+  </w:abstractNum>
+  <w:abstractNum w:abstractNumId="18" w15:restartNumberingAfterBreak="0">
     <w:nsid w:val="1AA551AF"/>
     <w:multiLevelType w:val="multilevel"/>
     <w:tmpl w:val="C734CB54"/>
@@ -7221,7 +4248,156 @@
       </w:rPr>
     </w:lvl>
   </w:abstractNum>
-  <w:abstractNum w:abstractNumId="18" w15:restartNumberingAfterBreak="0">
+  <w:abstractNum w:abstractNumId="19" w15:restartNumberingAfterBreak="0">
+    <w:nsid w:val="1B8C108D"/>
+    <w:multiLevelType w:val="multilevel"/>
+    <w:tmpl w:val="27F66A4E"/>
+    <w:lvl w:ilvl="0">
+      <w:start w:val="1"/>
+      <w:numFmt w:val="bullet"/>
+      <w:lvlText w:val=""/>
+      <w:lvlJc w:val="left"/>
+      <w:pPr>
+        <w:tabs>
+          <w:tab w:val="num" w:pos="720"/>
+        </w:tabs>
+        <w:ind w:left="720" w:hanging="360"/>
+      </w:pPr>
+      <w:rPr>
+        <w:rFonts w:ascii="Symbol" w:hAnsi="Symbol" w:hint="default"/>
+        <w:sz w:val="20"/>
+      </w:rPr>
+    </w:lvl>
+    <w:lvl w:ilvl="1" w:tentative="1">
+      <w:start w:val="1"/>
+      <w:numFmt w:val="bullet"/>
+      <w:lvlText w:val="o"/>
+      <w:lvlJc w:val="left"/>
+      <w:pPr>
+        <w:tabs>
+          <w:tab w:val="num" w:pos="1440"/>
+        </w:tabs>
+        <w:ind w:left="1440" w:hanging="360"/>
+      </w:pPr>
+      <w:rPr>
+        <w:rFonts w:ascii="Courier New" w:hAnsi="Courier New" w:hint="default"/>
+        <w:sz w:val="20"/>
+      </w:rPr>
+    </w:lvl>
+    <w:lvl w:ilvl="2" w:tentative="1">
+      <w:start w:val="1"/>
+      <w:numFmt w:val="bullet"/>
+      <w:lvlText w:val=""/>
+      <w:lvlJc w:val="left"/>
+      <w:pPr>
+        <w:tabs>
+          <w:tab w:val="num" w:pos="2160"/>
+        </w:tabs>
+        <w:ind w:left="2160" w:hanging="360"/>
+      </w:pPr>
+      <w:rPr>
+        <w:rFonts w:ascii="Wingdings" w:hAnsi="Wingdings" w:hint="default"/>
+        <w:sz w:val="20"/>
+      </w:rPr>
+    </w:lvl>
+    <w:lvl w:ilvl="3" w:tentative="1">
+      <w:start w:val="1"/>
+      <w:numFmt w:val="bullet"/>
+      <w:lvlText w:val=""/>
+      <w:lvlJc w:val="left"/>
+      <w:pPr>
+        <w:tabs>
+          <w:tab w:val="num" w:pos="2880"/>
+        </w:tabs>
+        <w:ind w:left="2880" w:hanging="360"/>
+      </w:pPr>
+      <w:rPr>
+        <w:rFonts w:ascii="Wingdings" w:hAnsi="Wingdings" w:hint="default"/>
+        <w:sz w:val="20"/>
+      </w:rPr>
+    </w:lvl>
+    <w:lvl w:ilvl="4" w:tentative="1">
+      <w:start w:val="1"/>
+      <w:numFmt w:val="bullet"/>
+      <w:lvlText w:val=""/>
+      <w:lvlJc w:val="left"/>
+      <w:pPr>
+        <w:tabs>
+          <w:tab w:val="num" w:pos="3600"/>
+        </w:tabs>
+        <w:ind w:left="3600" w:hanging="360"/>
+      </w:pPr>
+      <w:rPr>
+        <w:rFonts w:ascii="Wingdings" w:hAnsi="Wingdings" w:hint="default"/>
+        <w:sz w:val="20"/>
+      </w:rPr>
+    </w:lvl>
+    <w:lvl w:ilvl="5" w:tentative="1">
+      <w:start w:val="1"/>
+      <w:numFmt w:val="bullet"/>
+      <w:lvlText w:val=""/>
+      <w:lvlJc w:val="left"/>
+      <w:pPr>
+        <w:tabs>
+          <w:tab w:val="num" w:pos="4320"/>
+        </w:tabs>
+        <w:ind w:left="4320" w:hanging="360"/>
+      </w:pPr>
+      <w:rPr>
+        <w:rFonts w:ascii="Wingdings" w:hAnsi="Wingdings" w:hint="default"/>
+        <w:sz w:val="20"/>
+      </w:rPr>
+    </w:lvl>
+    <w:lvl w:ilvl="6" w:tentative="1">
+      <w:start w:val="1"/>
+      <w:numFmt w:val="bullet"/>
+      <w:lvlText w:val=""/>
+      <w:lvlJc w:val="left"/>
+      <w:pPr>
+        <w:tabs>
+          <w:tab w:val="num" w:pos="5040"/>
+        </w:tabs>
+        <w:ind w:left="5040" w:hanging="360"/>
+      </w:pPr>
+      <w:rPr>
+        <w:rFonts w:ascii="Wingdings" w:hAnsi="Wingdings" w:hint="default"/>
+        <w:sz w:val="20"/>
+      </w:rPr>
+    </w:lvl>
+    <w:lvl w:ilvl="7" w:tentative="1">
+      <w:start w:val="1"/>
+      <w:numFmt w:val="bullet"/>
+      <w:lvlText w:val=""/>
+      <w:lvlJc w:val="left"/>
+      <w:pPr>
+        <w:tabs>
+          <w:tab w:val="num" w:pos="5760"/>
+        </w:tabs>
+        <w:ind w:left="5760" w:hanging="360"/>
+      </w:pPr>
+      <w:rPr>
+        <w:rFonts w:ascii="Wingdings" w:hAnsi="Wingdings" w:hint="default"/>
+        <w:sz w:val="20"/>
+      </w:rPr>
+    </w:lvl>
+    <w:lvl w:ilvl="8" w:tentative="1">
+      <w:start w:val="1"/>
+      <w:numFmt w:val="bullet"/>
+      <w:lvlText w:val=""/>
+      <w:lvlJc w:val="left"/>
+      <w:pPr>
+        <w:tabs>
+          <w:tab w:val="num" w:pos="6480"/>
+        </w:tabs>
+        <w:ind w:left="6480" w:hanging="360"/>
+      </w:pPr>
+      <w:rPr>
+        <w:rFonts w:ascii="Wingdings" w:hAnsi="Wingdings" w:hint="default"/>
+        <w:sz w:val="20"/>
+      </w:rPr>
+    </w:lvl>
+  </w:abstractNum>
+  <w:abstractNum w:abstractNumId="20" w15:restartNumberingAfterBreak="0">
     <w:nsid w:val="1D0335BE"/>
     <w:multiLevelType w:val="hybridMultilevel"/>
     <w:tmpl w:val="CD1E8498"/>
@@ -7334,7 +4510,7 @@
       </w:rPr>
     </w:lvl>
   </w:abstractNum>
-  <w:abstractNum w:abstractNumId="19" w15:restartNumberingAfterBreak="0">
+  <w:abstractNum w:abstractNumId="21" w15:restartNumberingAfterBreak="0">
     <w:nsid w:val="1DD3690F"/>
     <w:multiLevelType w:val="hybridMultilevel"/>
     <w:tmpl w:val="68562044"/>
@@ -7447,7 +4623,7 @@
       </w:rPr>
     </w:lvl>
   </w:abstractNum>
-  <w:abstractNum w:abstractNumId="20" w15:restartNumberingAfterBreak="0">
+  <w:abstractNum w:abstractNumId="22" w15:restartNumberingAfterBreak="0">
     <w:nsid w:val="1E125099"/>
     <w:multiLevelType w:val="hybridMultilevel"/>
     <w:tmpl w:val="FFFFFFFF"/>
@@ -7560,7 +4736,7 @@
       </w:rPr>
     </w:lvl>
   </w:abstractNum>
-  <w:abstractNum w:abstractNumId="21" w15:restartNumberingAfterBreak="0">
+  <w:abstractNum w:abstractNumId="23" w15:restartNumberingAfterBreak="0">
     <w:nsid w:val="208122B6"/>
     <w:multiLevelType w:val="hybridMultilevel"/>
     <w:tmpl w:val="A6163D5A"/>
@@ -7673,7 +4849,7 @@
       </w:rPr>
     </w:lvl>
   </w:abstractNum>
-  <w:abstractNum w:abstractNumId="22" w15:restartNumberingAfterBreak="0">
+  <w:abstractNum w:abstractNumId="24" w15:restartNumberingAfterBreak="0">
     <w:nsid w:val="22A67CD6"/>
     <w:multiLevelType w:val="hybridMultilevel"/>
     <w:tmpl w:val="E196FA42"/>
@@ -7786,7 +4962,7 @@
       </w:rPr>
     </w:lvl>
   </w:abstractNum>
-  <w:abstractNum w:abstractNumId="23" w15:restartNumberingAfterBreak="0">
+  <w:abstractNum w:abstractNumId="25" w15:restartNumberingAfterBreak="0">
     <w:nsid w:val="26636F4C"/>
     <w:multiLevelType w:val="hybridMultilevel"/>
     <w:tmpl w:val="FEE65398"/>
@@ -7899,7 +5075,7 @@
       </w:rPr>
     </w:lvl>
   </w:abstractNum>
-  <w:abstractNum w:abstractNumId="24" w15:restartNumberingAfterBreak="0">
+  <w:abstractNum w:abstractNumId="26" w15:restartNumberingAfterBreak="0">
     <w:nsid w:val="2B5F2164"/>
     <w:multiLevelType w:val="hybridMultilevel"/>
     <w:tmpl w:val="FFFFFFFF"/>
@@ -8012,7 +5188,7 @@
       </w:rPr>
     </w:lvl>
   </w:abstractNum>
-  <w:abstractNum w:abstractNumId="25" w15:restartNumberingAfterBreak="0">
+  <w:abstractNum w:abstractNumId="27" w15:restartNumberingAfterBreak="0">
     <w:nsid w:val="2CAA0FA1"/>
     <w:multiLevelType w:val="hybridMultilevel"/>
     <w:tmpl w:val="FFFFFFFF"/>
@@ -8125,7 +5301,7 @@
       </w:rPr>
     </w:lvl>
   </w:abstractNum>
-  <w:abstractNum w:abstractNumId="26" w15:restartNumberingAfterBreak="0">
+  <w:abstractNum w:abstractNumId="28" w15:restartNumberingAfterBreak="0">
     <w:nsid w:val="2F296158"/>
     <w:multiLevelType w:val="hybridMultilevel"/>
     <w:tmpl w:val="569C1868"/>
@@ -8238,7 +5414,7 @@
       </w:rPr>
     </w:lvl>
   </w:abstractNum>
-  <w:abstractNum w:abstractNumId="27" w15:restartNumberingAfterBreak="0">
+  <w:abstractNum w:abstractNumId="29" w15:restartNumberingAfterBreak="0">
     <w:nsid w:val="2FCC703D"/>
     <w:multiLevelType w:val="hybridMultilevel"/>
     <w:tmpl w:val="2702FEBA"/>
@@ -8351,7 +5527,7 @@
       </w:rPr>
     </w:lvl>
   </w:abstractNum>
-  <w:abstractNum w:abstractNumId="28" w15:restartNumberingAfterBreak="0">
+  <w:abstractNum w:abstractNumId="30" w15:restartNumberingAfterBreak="0">
     <w:nsid w:val="2FD693B0"/>
     <w:multiLevelType w:val="hybridMultilevel"/>
     <w:tmpl w:val="FFFFFFFF"/>
@@ -8464,7 +5640,7 @@
       </w:rPr>
     </w:lvl>
   </w:abstractNum>
-  <w:abstractNum w:abstractNumId="29" w15:restartNumberingAfterBreak="0">
+  <w:abstractNum w:abstractNumId="31" w15:restartNumberingAfterBreak="0">
     <w:nsid w:val="31DC06EA"/>
     <w:multiLevelType w:val="multilevel"/>
     <w:tmpl w:val="C48A8ED6"/>
@@ -8613,7 +5789,7 @@
       </w:rPr>
     </w:lvl>
   </w:abstractNum>
-  <w:abstractNum w:abstractNumId="30" w15:restartNumberingAfterBreak="0">
+  <w:abstractNum w:abstractNumId="32" w15:restartNumberingAfterBreak="0">
     <w:nsid w:val="363C5B75"/>
     <w:multiLevelType w:val="hybridMultilevel"/>
     <w:tmpl w:val="B9686F3A"/>
@@ -8726,7 +5902,7 @@
       </w:rPr>
     </w:lvl>
   </w:abstractNum>
-  <w:abstractNum w:abstractNumId="31" w15:restartNumberingAfterBreak="0">
+  <w:abstractNum w:abstractNumId="33" w15:restartNumberingAfterBreak="0">
     <w:nsid w:val="371A75E8"/>
     <w:multiLevelType w:val="hybridMultilevel"/>
     <w:tmpl w:val="FFFFFFFF"/>
@@ -8839,7 +6015,7 @@
       </w:rPr>
     </w:lvl>
   </w:abstractNum>
-  <w:abstractNum w:abstractNumId="32" w15:restartNumberingAfterBreak="0">
+  <w:abstractNum w:abstractNumId="34" w15:restartNumberingAfterBreak="0">
     <w:nsid w:val="37BE2648"/>
     <w:multiLevelType w:val="multilevel"/>
     <w:tmpl w:val="C77C82C6"/>
@@ -8988,7 +6164,305 @@
       </w:rPr>
     </w:lvl>
   </w:abstractNum>
-  <w:abstractNum w:abstractNumId="33" w15:restartNumberingAfterBreak="0">
+  <w:abstractNum w:abstractNumId="35" w15:restartNumberingAfterBreak="0">
+    <w:nsid w:val="3B723AAB"/>
+    <w:multiLevelType w:val="multilevel"/>
+    <w:tmpl w:val="E3C462F8"/>
+    <w:lvl w:ilvl="0">
+      <w:start w:val="1"/>
+      <w:numFmt w:val="bullet"/>
+      <w:lvlText w:val=""/>
+      <w:lvlJc w:val="left"/>
+      <w:pPr>
+        <w:tabs>
+          <w:tab w:val="num" w:pos="720"/>
+        </w:tabs>
+        <w:ind w:left="720" w:hanging="360"/>
+      </w:pPr>
+      <w:rPr>
+        <w:rFonts w:ascii="Symbol" w:hAnsi="Symbol" w:hint="default"/>
+        <w:sz w:val="20"/>
+      </w:rPr>
+    </w:lvl>
+    <w:lvl w:ilvl="1" w:tentative="1">
+      <w:start w:val="1"/>
+      <w:numFmt w:val="bullet"/>
+      <w:lvlText w:val="o"/>
+      <w:lvlJc w:val="left"/>
+      <w:pPr>
+        <w:tabs>
+          <w:tab w:val="num" w:pos="1440"/>
+        </w:tabs>
+        <w:ind w:left="1440" w:hanging="360"/>
+      </w:pPr>
+      <w:rPr>
+        <w:rFonts w:ascii="Courier New" w:hAnsi="Courier New" w:hint="default"/>
+        <w:sz w:val="20"/>
+      </w:rPr>
+    </w:lvl>
+    <w:lvl w:ilvl="2" w:tentative="1">
+      <w:start w:val="1"/>
+      <w:numFmt w:val="bullet"/>
+      <w:lvlText w:val=""/>
+      <w:lvlJc w:val="left"/>
+      <w:pPr>
+        <w:tabs>
+          <w:tab w:val="num" w:pos="2160"/>
+        </w:tabs>
+        <w:ind w:left="2160" w:hanging="360"/>
+      </w:pPr>
+      <w:rPr>
+        <w:rFonts w:ascii="Wingdings" w:hAnsi="Wingdings" w:hint="default"/>
+        <w:sz w:val="20"/>
+      </w:rPr>
+    </w:lvl>
+    <w:lvl w:ilvl="3" w:tentative="1">
+      <w:start w:val="1"/>
+      <w:numFmt w:val="bullet"/>
+      <w:lvlText w:val=""/>
+      <w:lvlJc w:val="left"/>
+      <w:pPr>
+        <w:tabs>
+          <w:tab w:val="num" w:pos="2880"/>
+        </w:tabs>
+        <w:ind w:left="2880" w:hanging="360"/>
+      </w:pPr>
+      <w:rPr>
+        <w:rFonts w:ascii="Wingdings" w:hAnsi="Wingdings" w:hint="default"/>
+        <w:sz w:val="20"/>
+      </w:rPr>
+    </w:lvl>
+    <w:lvl w:ilvl="4" w:tentative="1">
+      <w:start w:val="1"/>
+      <w:numFmt w:val="bullet"/>
+      <w:lvlText w:val=""/>
+      <w:lvlJc w:val="left"/>
+      <w:pPr>
+        <w:tabs>
+          <w:tab w:val="num" w:pos="3600"/>
+        </w:tabs>
+        <w:ind w:left="3600" w:hanging="360"/>
+      </w:pPr>
+      <w:rPr>
+        <w:rFonts w:ascii="Wingdings" w:hAnsi="Wingdings" w:hint="default"/>
+        <w:sz w:val="20"/>
+      </w:rPr>
+    </w:lvl>
+    <w:lvl w:ilvl="5" w:tentative="1">
+      <w:start w:val="1"/>
+      <w:numFmt w:val="bullet"/>
+      <w:lvlText w:val=""/>
+      <w:lvlJc w:val="left"/>
+      <w:pPr>
+        <w:tabs>
+          <w:tab w:val="num" w:pos="4320"/>
+        </w:tabs>
+        <w:ind w:left="4320" w:hanging="360"/>
+      </w:pPr>
+      <w:rPr>
+        <w:rFonts w:ascii="Wingdings" w:hAnsi="Wingdings" w:hint="default"/>
+        <w:sz w:val="20"/>
+      </w:rPr>
+    </w:lvl>
+    <w:lvl w:ilvl="6" w:tentative="1">
+      <w:start w:val="1"/>
+      <w:numFmt w:val="bullet"/>
+      <w:lvlText w:val=""/>
+      <w:lvlJc w:val="left"/>
+      <w:pPr>
+        <w:tabs>
+          <w:tab w:val="num" w:pos="5040"/>
+        </w:tabs>
+        <w:ind w:left="5040" w:hanging="360"/>
+      </w:pPr>
+      <w:rPr>
+        <w:rFonts w:ascii="Wingdings" w:hAnsi="Wingdings" w:hint="default"/>
+        <w:sz w:val="20"/>
+      </w:rPr>
+    </w:lvl>
+    <w:lvl w:ilvl="7" w:tentative="1">
+      <w:start w:val="1"/>
+      <w:numFmt w:val="bullet"/>
+      <w:lvlText w:val=""/>
+      <w:lvlJc w:val="left"/>
+      <w:pPr>
+        <w:tabs>
+          <w:tab w:val="num" w:pos="5760"/>
+        </w:tabs>
+        <w:ind w:left="5760" w:hanging="360"/>
+      </w:pPr>
+      <w:rPr>
+        <w:rFonts w:ascii="Wingdings" w:hAnsi="Wingdings" w:hint="default"/>
+        <w:sz w:val="20"/>
+      </w:rPr>
+    </w:lvl>
+    <w:lvl w:ilvl="8" w:tentative="1">
+      <w:start w:val="1"/>
+      <w:numFmt w:val="bullet"/>
+      <w:lvlText w:val=""/>
+      <w:lvlJc w:val="left"/>
+      <w:pPr>
+        <w:tabs>
+          <w:tab w:val="num" w:pos="6480"/>
+        </w:tabs>
+        <w:ind w:left="6480" w:hanging="360"/>
+      </w:pPr>
+      <w:rPr>
+        <w:rFonts w:ascii="Wingdings" w:hAnsi="Wingdings" w:hint="default"/>
+        <w:sz w:val="20"/>
+      </w:rPr>
+    </w:lvl>
+  </w:abstractNum>
+  <w:abstractNum w:abstractNumId="36" w15:restartNumberingAfterBreak="0">
+    <w:nsid w:val="3D256A6C"/>
+    <w:multiLevelType w:val="multilevel"/>
+    <w:tmpl w:val="06EAB7C2"/>
+    <w:lvl w:ilvl="0">
+      <w:start w:val="1"/>
+      <w:numFmt w:val="bullet"/>
+      <w:lvlText w:val=""/>
+      <w:lvlJc w:val="left"/>
+      <w:pPr>
+        <w:tabs>
+          <w:tab w:val="num" w:pos="720"/>
+        </w:tabs>
+        <w:ind w:left="720" w:hanging="360"/>
+      </w:pPr>
+      <w:rPr>
+        <w:rFonts w:ascii="Symbol" w:hAnsi="Symbol" w:hint="default"/>
+        <w:sz w:val="20"/>
+      </w:rPr>
+    </w:lvl>
+    <w:lvl w:ilvl="1" w:tentative="1">
+      <w:start w:val="1"/>
+      <w:numFmt w:val="bullet"/>
+      <w:lvlText w:val="o"/>
+      <w:lvlJc w:val="left"/>
+      <w:pPr>
+        <w:tabs>
+          <w:tab w:val="num" w:pos="1440"/>
+        </w:tabs>
+        <w:ind w:left="1440" w:hanging="360"/>
+      </w:pPr>
+      <w:rPr>
+        <w:rFonts w:ascii="Courier New" w:hAnsi="Courier New" w:hint="default"/>
+        <w:sz w:val="20"/>
+      </w:rPr>
+    </w:lvl>
+    <w:lvl w:ilvl="2" w:tentative="1">
+      <w:start w:val="1"/>
+      <w:numFmt w:val="bullet"/>
+      <w:lvlText w:val=""/>
+      <w:lvlJc w:val="left"/>
+      <w:pPr>
+        <w:tabs>
+          <w:tab w:val="num" w:pos="2160"/>
+        </w:tabs>
+        <w:ind w:left="2160" w:hanging="360"/>
+      </w:pPr>
+      <w:rPr>
+        <w:rFonts w:ascii="Wingdings" w:hAnsi="Wingdings" w:hint="default"/>
+        <w:sz w:val="20"/>
+      </w:rPr>
+    </w:lvl>
+    <w:lvl w:ilvl="3" w:tentative="1">
+      <w:start w:val="1"/>
+      <w:numFmt w:val="bullet"/>
+      <w:lvlText w:val=""/>
+      <w:lvlJc w:val="left"/>
+      <w:pPr>
+        <w:tabs>
+          <w:tab w:val="num" w:pos="2880"/>
+        </w:tabs>
+        <w:ind w:left="2880" w:hanging="360"/>
+      </w:pPr>
+      <w:rPr>
+        <w:rFonts w:ascii="Wingdings" w:hAnsi="Wingdings" w:hint="default"/>
+        <w:sz w:val="20"/>
+      </w:rPr>
+    </w:lvl>
+    <w:lvl w:ilvl="4" w:tentative="1">
+      <w:start w:val="1"/>
+      <w:numFmt w:val="bullet"/>
+      <w:lvlText w:val=""/>
+      <w:lvlJc w:val="left"/>
+      <w:pPr>
+        <w:tabs>
+          <w:tab w:val="num" w:pos="3600"/>
+        </w:tabs>
+        <w:ind w:left="3600" w:hanging="360"/>
+      </w:pPr>
+      <w:rPr>
+        <w:rFonts w:ascii="Wingdings" w:hAnsi="Wingdings" w:hint="default"/>
+        <w:sz w:val="20"/>
+      </w:rPr>
+    </w:lvl>
+    <w:lvl w:ilvl="5" w:tentative="1">
+      <w:start w:val="1"/>
+      <w:numFmt w:val="bullet"/>
+      <w:lvlText w:val=""/>
+      <w:lvlJc w:val="left"/>
+      <w:pPr>
+        <w:tabs>
+          <w:tab w:val="num" w:pos="4320"/>
+        </w:tabs>
+        <w:ind w:left="4320" w:hanging="360"/>
+      </w:pPr>
+      <w:rPr>
+        <w:rFonts w:ascii="Wingdings" w:hAnsi="Wingdings" w:hint="default"/>
+        <w:sz w:val="20"/>
+      </w:rPr>
+    </w:lvl>
+    <w:lvl w:ilvl="6" w:tentative="1">
+      <w:start w:val="1"/>
+      <w:numFmt w:val="bullet"/>
+      <w:lvlText w:val=""/>
+      <w:lvlJc w:val="left"/>
+      <w:pPr>
+        <w:tabs>
+          <w:tab w:val="num" w:pos="5040"/>
+        </w:tabs>
+        <w:ind w:left="5040" w:hanging="360"/>
+      </w:pPr>
+      <w:rPr>
+        <w:rFonts w:ascii="Wingdings" w:hAnsi="Wingdings" w:hint="default"/>
+        <w:sz w:val="20"/>
+      </w:rPr>
+    </w:lvl>
+    <w:lvl w:ilvl="7" w:tentative="1">
+      <w:start w:val="1"/>
+      <w:numFmt w:val="bullet"/>
+      <w:lvlText w:val=""/>
+      <w:lvlJc w:val="left"/>
+      <w:pPr>
+        <w:tabs>
+          <w:tab w:val="num" w:pos="5760"/>
+        </w:tabs>
+        <w:ind w:left="5760" w:hanging="360"/>
+      </w:pPr>
+      <w:rPr>
+        <w:rFonts w:ascii="Wingdings" w:hAnsi="Wingdings" w:hint="default"/>
+        <w:sz w:val="20"/>
+      </w:rPr>
+    </w:lvl>
+    <w:lvl w:ilvl="8" w:tentative="1">
+      <w:start w:val="1"/>
+      <w:numFmt w:val="bullet"/>
+      <w:lvlText w:val=""/>
+      <w:lvlJc w:val="left"/>
+      <w:pPr>
+        <w:tabs>
+          <w:tab w:val="num" w:pos="6480"/>
+        </w:tabs>
+        <w:ind w:left="6480" w:hanging="360"/>
+      </w:pPr>
+      <w:rPr>
+        <w:rFonts w:ascii="Wingdings" w:hAnsi="Wingdings" w:hint="default"/>
+        <w:sz w:val="20"/>
+      </w:rPr>
+    </w:lvl>
+  </w:abstractNum>
+  <w:abstractNum w:abstractNumId="37" w15:restartNumberingAfterBreak="0">
     <w:nsid w:val="40221856"/>
     <w:multiLevelType w:val="multilevel"/>
     <w:tmpl w:val="9D28B91A"/>
@@ -9137,7 +6611,7 @@
       </w:rPr>
     </w:lvl>
   </w:abstractNum>
-  <w:abstractNum w:abstractNumId="34" w15:restartNumberingAfterBreak="0">
+  <w:abstractNum w:abstractNumId="38" w15:restartNumberingAfterBreak="0">
     <w:nsid w:val="41B324F0"/>
     <w:multiLevelType w:val="multilevel"/>
     <w:tmpl w:val="93C6BF8C"/>
@@ -9286,7 +6760,7 @@
       </w:rPr>
     </w:lvl>
   </w:abstractNum>
-  <w:abstractNum w:abstractNumId="35" w15:restartNumberingAfterBreak="0">
+  <w:abstractNum w:abstractNumId="39" w15:restartNumberingAfterBreak="0">
     <w:nsid w:val="480B1B57"/>
     <w:multiLevelType w:val="hybridMultilevel"/>
     <w:tmpl w:val="0E309472"/>
@@ -9399,7 +6873,7 @@
       </w:rPr>
     </w:lvl>
   </w:abstractNum>
-  <w:abstractNum w:abstractNumId="36" w15:restartNumberingAfterBreak="0">
+  <w:abstractNum w:abstractNumId="40" w15:restartNumberingAfterBreak="0">
     <w:nsid w:val="48425556"/>
     <w:multiLevelType w:val="hybridMultilevel"/>
     <w:tmpl w:val="F94457F4"/>
@@ -9512,7 +6986,7 @@
       </w:rPr>
     </w:lvl>
   </w:abstractNum>
-  <w:abstractNum w:abstractNumId="37" w15:restartNumberingAfterBreak="0">
+  <w:abstractNum w:abstractNumId="41" w15:restartNumberingAfterBreak="0">
     <w:nsid w:val="48B765B0"/>
     <w:multiLevelType w:val="multilevel"/>
     <w:tmpl w:val="AFBE809A"/>
@@ -9661,7 +7135,7 @@
       </w:rPr>
     </w:lvl>
   </w:abstractNum>
-  <w:abstractNum w:abstractNumId="38" w15:restartNumberingAfterBreak="0">
+  <w:abstractNum w:abstractNumId="42" w15:restartNumberingAfterBreak="0">
     <w:nsid w:val="4B135C62"/>
     <w:multiLevelType w:val="multilevel"/>
     <w:tmpl w:val="C7CEC354"/>
@@ -9810,7 +7284,7 @@
       </w:rPr>
     </w:lvl>
   </w:abstractNum>
-  <w:abstractNum w:abstractNumId="39" w15:restartNumberingAfterBreak="0">
+  <w:abstractNum w:abstractNumId="43" w15:restartNumberingAfterBreak="0">
     <w:nsid w:val="4DD951CF"/>
     <w:multiLevelType w:val="multilevel"/>
     <w:tmpl w:val="4E6E5F82"/>
@@ -9959,7 +7433,7 @@
       </w:rPr>
     </w:lvl>
   </w:abstractNum>
-  <w:abstractNum w:abstractNumId="40" w15:restartNumberingAfterBreak="0">
+  <w:abstractNum w:abstractNumId="44" w15:restartNumberingAfterBreak="0">
     <w:nsid w:val="4E0D02CA"/>
     <w:multiLevelType w:val="multilevel"/>
     <w:tmpl w:val="59AA5220"/>
@@ -10072,7 +7546,7 @@
       </w:pPr>
     </w:lvl>
   </w:abstractNum>
-  <w:abstractNum w:abstractNumId="41" w15:restartNumberingAfterBreak="0">
+  <w:abstractNum w:abstractNumId="45" w15:restartNumberingAfterBreak="0">
     <w:nsid w:val="502A2DBD"/>
     <w:multiLevelType w:val="multilevel"/>
     <w:tmpl w:val="EEB0830A"/>
@@ -10221,7 +7695,7 @@
       </w:rPr>
     </w:lvl>
   </w:abstractNum>
-  <w:abstractNum w:abstractNumId="42" w15:restartNumberingAfterBreak="0">
+  <w:abstractNum w:abstractNumId="46" w15:restartNumberingAfterBreak="0">
     <w:nsid w:val="5262501F"/>
     <w:multiLevelType w:val="hybridMultilevel"/>
     <w:tmpl w:val="D774229C"/>
@@ -10334,7 +7808,156 @@
       </w:rPr>
     </w:lvl>
   </w:abstractNum>
-  <w:abstractNum w:abstractNumId="43" w15:restartNumberingAfterBreak="0">
+  <w:abstractNum w:abstractNumId="47" w15:restartNumberingAfterBreak="0">
+    <w:nsid w:val="55846E03"/>
+    <w:multiLevelType w:val="multilevel"/>
+    <w:tmpl w:val="77C8D34E"/>
+    <w:lvl w:ilvl="0">
+      <w:start w:val="1"/>
+      <w:numFmt w:val="bullet"/>
+      <w:lvlText w:val=""/>
+      <w:lvlJc w:val="left"/>
+      <w:pPr>
+        <w:tabs>
+          <w:tab w:val="num" w:pos="720"/>
+        </w:tabs>
+        <w:ind w:left="720" w:hanging="360"/>
+      </w:pPr>
+      <w:rPr>
+        <w:rFonts w:ascii="Symbol" w:hAnsi="Symbol" w:hint="default"/>
+        <w:sz w:val="20"/>
+      </w:rPr>
+    </w:lvl>
+    <w:lvl w:ilvl="1" w:tentative="1">
+      <w:start w:val="1"/>
+      <w:numFmt w:val="bullet"/>
+      <w:lvlText w:val="o"/>
+      <w:lvlJc w:val="left"/>
+      <w:pPr>
+        <w:tabs>
+          <w:tab w:val="num" w:pos="1440"/>
+        </w:tabs>
+        <w:ind w:left="1440" w:hanging="360"/>
+      </w:pPr>
+      <w:rPr>
+        <w:rFonts w:ascii="Courier New" w:hAnsi="Courier New" w:hint="default"/>
+        <w:sz w:val="20"/>
+      </w:rPr>
+    </w:lvl>
+    <w:lvl w:ilvl="2" w:tentative="1">
+      <w:start w:val="1"/>
+      <w:numFmt w:val="bullet"/>
+      <w:lvlText w:val=""/>
+      <w:lvlJc w:val="left"/>
+      <w:pPr>
+        <w:tabs>
+          <w:tab w:val="num" w:pos="2160"/>
+        </w:tabs>
+        <w:ind w:left="2160" w:hanging="360"/>
+      </w:pPr>
+      <w:rPr>
+        <w:rFonts w:ascii="Wingdings" w:hAnsi="Wingdings" w:hint="default"/>
+        <w:sz w:val="20"/>
+      </w:rPr>
+    </w:lvl>
+    <w:lvl w:ilvl="3" w:tentative="1">
+      <w:start w:val="1"/>
+      <w:numFmt w:val="bullet"/>
+      <w:lvlText w:val=""/>
+      <w:lvlJc w:val="left"/>
+      <w:pPr>
+        <w:tabs>
+          <w:tab w:val="num" w:pos="2880"/>
+        </w:tabs>
+        <w:ind w:left="2880" w:hanging="360"/>
+      </w:pPr>
+      <w:rPr>
+        <w:rFonts w:ascii="Wingdings" w:hAnsi="Wingdings" w:hint="default"/>
+        <w:sz w:val="20"/>
+      </w:rPr>
+    </w:lvl>
+    <w:lvl w:ilvl="4" w:tentative="1">
+      <w:start w:val="1"/>
+      <w:numFmt w:val="bullet"/>
+      <w:lvlText w:val=""/>
+      <w:lvlJc w:val="left"/>
+      <w:pPr>
+        <w:tabs>
+          <w:tab w:val="num" w:pos="3600"/>
+        </w:tabs>
+        <w:ind w:left="3600" w:hanging="360"/>
+      </w:pPr>
+      <w:rPr>
+        <w:rFonts w:ascii="Wingdings" w:hAnsi="Wingdings" w:hint="default"/>
+        <w:sz w:val="20"/>
+      </w:rPr>
+    </w:lvl>
+    <w:lvl w:ilvl="5" w:tentative="1">
+      <w:start w:val="1"/>
+      <w:numFmt w:val="bullet"/>
+      <w:lvlText w:val=""/>
+      <w:lvlJc w:val="left"/>
+      <w:pPr>
+        <w:tabs>
+          <w:tab w:val="num" w:pos="4320"/>
+        </w:tabs>
+        <w:ind w:left="4320" w:hanging="360"/>
+      </w:pPr>
+      <w:rPr>
+        <w:rFonts w:ascii="Wingdings" w:hAnsi="Wingdings" w:hint="default"/>
+        <w:sz w:val="20"/>
+      </w:rPr>
+    </w:lvl>
+    <w:lvl w:ilvl="6" w:tentative="1">
+      <w:start w:val="1"/>
+      <w:numFmt w:val="bullet"/>
+      <w:lvlText w:val=""/>
+      <w:lvlJc w:val="left"/>
+      <w:pPr>
+        <w:tabs>
+          <w:tab w:val="num" w:pos="5040"/>
+        </w:tabs>
+        <w:ind w:left="5040" w:hanging="360"/>
+      </w:pPr>
+      <w:rPr>
+        <w:rFonts w:ascii="Wingdings" w:hAnsi="Wingdings" w:hint="default"/>
+        <w:sz w:val="20"/>
+      </w:rPr>
+    </w:lvl>
+    <w:lvl w:ilvl="7" w:tentative="1">
+      <w:start w:val="1"/>
+      <w:numFmt w:val="bullet"/>
+      <w:lvlText w:val=""/>
+      <w:lvlJc w:val="left"/>
+      <w:pPr>
+        <w:tabs>
+          <w:tab w:val="num" w:pos="5760"/>
+        </w:tabs>
+        <w:ind w:left="5760" w:hanging="360"/>
+      </w:pPr>
+      <w:rPr>
+        <w:rFonts w:ascii="Wingdings" w:hAnsi="Wingdings" w:hint="default"/>
+        <w:sz w:val="20"/>
+      </w:rPr>
+    </w:lvl>
+    <w:lvl w:ilvl="8" w:tentative="1">
+      <w:start w:val="1"/>
+      <w:numFmt w:val="bullet"/>
+      <w:lvlText w:val=""/>
+      <w:lvlJc w:val="left"/>
+      <w:pPr>
+        <w:tabs>
+          <w:tab w:val="num" w:pos="6480"/>
+        </w:tabs>
+        <w:ind w:left="6480" w:hanging="360"/>
+      </w:pPr>
+      <w:rPr>
+        <w:rFonts w:ascii="Wingdings" w:hAnsi="Wingdings" w:hint="default"/>
+        <w:sz w:val="20"/>
+      </w:rPr>
+    </w:lvl>
+  </w:abstractNum>
+  <w:abstractNum w:abstractNumId="48" w15:restartNumberingAfterBreak="0">
     <w:nsid w:val="569FE338"/>
     <w:multiLevelType w:val="hybridMultilevel"/>
     <w:tmpl w:val="FFFFFFFF"/>
@@ -10447,7 +8070,156 @@
       </w:rPr>
     </w:lvl>
   </w:abstractNum>
-  <w:abstractNum w:abstractNumId="44" w15:restartNumberingAfterBreak="0">
+  <w:abstractNum w:abstractNumId="49" w15:restartNumberingAfterBreak="0">
+    <w:nsid w:val="59722C19"/>
+    <w:multiLevelType w:val="multilevel"/>
+    <w:tmpl w:val="DCD0B18C"/>
+    <w:lvl w:ilvl="0">
+      <w:start w:val="1"/>
+      <w:numFmt w:val="bullet"/>
+      <w:lvlText w:val=""/>
+      <w:lvlJc w:val="left"/>
+      <w:pPr>
+        <w:tabs>
+          <w:tab w:val="num" w:pos="720"/>
+        </w:tabs>
+        <w:ind w:left="720" w:hanging="360"/>
+      </w:pPr>
+      <w:rPr>
+        <w:rFonts w:ascii="Symbol" w:hAnsi="Symbol" w:hint="default"/>
+        <w:sz w:val="20"/>
+      </w:rPr>
+    </w:lvl>
+    <w:lvl w:ilvl="1" w:tentative="1">
+      <w:start w:val="1"/>
+      <w:numFmt w:val="bullet"/>
+      <w:lvlText w:val="o"/>
+      <w:lvlJc w:val="left"/>
+      <w:pPr>
+        <w:tabs>
+          <w:tab w:val="num" w:pos="1440"/>
+        </w:tabs>
+        <w:ind w:left="1440" w:hanging="360"/>
+      </w:pPr>
+      <w:rPr>
+        <w:rFonts w:ascii="Courier New" w:hAnsi="Courier New" w:hint="default"/>
+        <w:sz w:val="20"/>
+      </w:rPr>
+    </w:lvl>
+    <w:lvl w:ilvl="2" w:tentative="1">
+      <w:start w:val="1"/>
+      <w:numFmt w:val="bullet"/>
+      <w:lvlText w:val=""/>
+      <w:lvlJc w:val="left"/>
+      <w:pPr>
+        <w:tabs>
+          <w:tab w:val="num" w:pos="2160"/>
+        </w:tabs>
+        <w:ind w:left="2160" w:hanging="360"/>
+      </w:pPr>
+      <w:rPr>
+        <w:rFonts w:ascii="Wingdings" w:hAnsi="Wingdings" w:hint="default"/>
+        <w:sz w:val="20"/>
+      </w:rPr>
+    </w:lvl>
+    <w:lvl w:ilvl="3" w:tentative="1">
+      <w:start w:val="1"/>
+      <w:numFmt w:val="bullet"/>
+      <w:lvlText w:val=""/>
+      <w:lvlJc w:val="left"/>
+      <w:pPr>
+        <w:tabs>
+          <w:tab w:val="num" w:pos="2880"/>
+        </w:tabs>
+        <w:ind w:left="2880" w:hanging="360"/>
+      </w:pPr>
+      <w:rPr>
+        <w:rFonts w:ascii="Wingdings" w:hAnsi="Wingdings" w:hint="default"/>
+        <w:sz w:val="20"/>
+      </w:rPr>
+    </w:lvl>
+    <w:lvl w:ilvl="4" w:tentative="1">
+      <w:start w:val="1"/>
+      <w:numFmt w:val="bullet"/>
+      <w:lvlText w:val=""/>
+      <w:lvlJc w:val="left"/>
+      <w:pPr>
+        <w:tabs>
+          <w:tab w:val="num" w:pos="3600"/>
+        </w:tabs>
+        <w:ind w:left="3600" w:hanging="360"/>
+      </w:pPr>
+      <w:rPr>
+        <w:rFonts w:ascii="Wingdings" w:hAnsi="Wingdings" w:hint="default"/>
+        <w:sz w:val="20"/>
+      </w:rPr>
+    </w:lvl>
+    <w:lvl w:ilvl="5" w:tentative="1">
+      <w:start w:val="1"/>
+      <w:numFmt w:val="bullet"/>
+      <w:lvlText w:val=""/>
+      <w:lvlJc w:val="left"/>
+      <w:pPr>
+        <w:tabs>
+          <w:tab w:val="num" w:pos="4320"/>
+        </w:tabs>
+        <w:ind w:left="4320" w:hanging="360"/>
+      </w:pPr>
+      <w:rPr>
+        <w:rFonts w:ascii="Wingdings" w:hAnsi="Wingdings" w:hint="default"/>
+        <w:sz w:val="20"/>
+      </w:rPr>
+    </w:lvl>
+    <w:lvl w:ilvl="6" w:tentative="1">
+      <w:start w:val="1"/>
+      <w:numFmt w:val="bullet"/>
+      <w:lvlText w:val=""/>
+      <w:lvlJc w:val="left"/>
+      <w:pPr>
+        <w:tabs>
+          <w:tab w:val="num" w:pos="5040"/>
+        </w:tabs>
+        <w:ind w:left="5040" w:hanging="360"/>
+      </w:pPr>
+      <w:rPr>
+        <w:rFonts w:ascii="Wingdings" w:hAnsi="Wingdings" w:hint="default"/>
+        <w:sz w:val="20"/>
+      </w:rPr>
+    </w:lvl>
+    <w:lvl w:ilvl="7" w:tentative="1">
+      <w:start w:val="1"/>
+      <w:numFmt w:val="bullet"/>
+      <w:lvlText w:val=""/>
+      <w:lvlJc w:val="left"/>
+      <w:pPr>
+        <w:tabs>
+          <w:tab w:val="num" w:pos="5760"/>
+        </w:tabs>
+        <w:ind w:left="5760" w:hanging="360"/>
+      </w:pPr>
+      <w:rPr>
+        <w:rFonts w:ascii="Wingdings" w:hAnsi="Wingdings" w:hint="default"/>
+        <w:sz w:val="20"/>
+      </w:rPr>
+    </w:lvl>
+    <w:lvl w:ilvl="8" w:tentative="1">
+      <w:start w:val="1"/>
+      <w:numFmt w:val="bullet"/>
+      <w:lvlText w:val=""/>
+      <w:lvlJc w:val="left"/>
+      <w:pPr>
+        <w:tabs>
+          <w:tab w:val="num" w:pos="6480"/>
+        </w:tabs>
+        <w:ind w:left="6480" w:hanging="360"/>
+      </w:pPr>
+      <w:rPr>
+        <w:rFonts w:ascii="Wingdings" w:hAnsi="Wingdings" w:hint="default"/>
+        <w:sz w:val="20"/>
+      </w:rPr>
+    </w:lvl>
+  </w:abstractNum>
+  <w:abstractNum w:abstractNumId="50" w15:restartNumberingAfterBreak="0">
     <w:nsid w:val="5D137275"/>
     <w:multiLevelType w:val="hybridMultilevel"/>
     <w:tmpl w:val="86887E28"/>
@@ -10560,7 +8332,7 @@
       </w:rPr>
     </w:lvl>
   </w:abstractNum>
-  <w:abstractNum w:abstractNumId="45" w15:restartNumberingAfterBreak="0">
+  <w:abstractNum w:abstractNumId="51" w15:restartNumberingAfterBreak="0">
     <w:nsid w:val="5E204E95"/>
     <w:multiLevelType w:val="hybridMultilevel"/>
     <w:tmpl w:val="BA609780"/>
@@ -10673,7 +8445,7 @@
       </w:rPr>
     </w:lvl>
   </w:abstractNum>
-  <w:abstractNum w:abstractNumId="46" w15:restartNumberingAfterBreak="0">
+  <w:abstractNum w:abstractNumId="52" w15:restartNumberingAfterBreak="0">
     <w:nsid w:val="5E92D0FF"/>
     <w:multiLevelType w:val="hybridMultilevel"/>
     <w:tmpl w:val="FFFFFFFF"/>
@@ -10786,7 +8558,7 @@
       </w:rPr>
     </w:lvl>
   </w:abstractNum>
-  <w:abstractNum w:abstractNumId="47" w15:restartNumberingAfterBreak="0">
+  <w:abstractNum w:abstractNumId="53" w15:restartNumberingAfterBreak="0">
     <w:nsid w:val="63392B08"/>
     <w:multiLevelType w:val="hybridMultilevel"/>
     <w:tmpl w:val="FFFFFFFF"/>
@@ -10899,7 +8671,156 @@
       </w:rPr>
     </w:lvl>
   </w:abstractNum>
-  <w:abstractNum w:abstractNumId="48" w15:restartNumberingAfterBreak="0">
+  <w:abstractNum w:abstractNumId="54" w15:restartNumberingAfterBreak="0">
+    <w:nsid w:val="6AB44B53"/>
+    <w:multiLevelType w:val="multilevel"/>
+    <w:tmpl w:val="0B96CED4"/>
+    <w:lvl w:ilvl="0">
+      <w:start w:val="1"/>
+      <w:numFmt w:val="bullet"/>
+      <w:lvlText w:val=""/>
+      <w:lvlJc w:val="left"/>
+      <w:pPr>
+        <w:tabs>
+          <w:tab w:val="num" w:pos="720"/>
+        </w:tabs>
+        <w:ind w:left="720" w:hanging="360"/>
+      </w:pPr>
+      <w:rPr>
+        <w:rFonts w:ascii="Symbol" w:hAnsi="Symbol" w:hint="default"/>
+        <w:sz w:val="20"/>
+      </w:rPr>
+    </w:lvl>
+    <w:lvl w:ilvl="1" w:tentative="1">
+      <w:start w:val="1"/>
+      <w:numFmt w:val="bullet"/>
+      <w:lvlText w:val="o"/>
+      <w:lvlJc w:val="left"/>
+      <w:pPr>
+        <w:tabs>
+          <w:tab w:val="num" w:pos="1440"/>
+        </w:tabs>
+        <w:ind w:left="1440" w:hanging="360"/>
+      </w:pPr>
+      <w:rPr>
+        <w:rFonts w:ascii="Courier New" w:hAnsi="Courier New" w:hint="default"/>
+        <w:sz w:val="20"/>
+      </w:rPr>
+    </w:lvl>
+    <w:lvl w:ilvl="2" w:tentative="1">
+      <w:start w:val="1"/>
+      <w:numFmt w:val="bullet"/>
+      <w:lvlText w:val=""/>
+      <w:lvlJc w:val="left"/>
+      <w:pPr>
+        <w:tabs>
+          <w:tab w:val="num" w:pos="2160"/>
+        </w:tabs>
+        <w:ind w:left="2160" w:hanging="360"/>
+      </w:pPr>
+      <w:rPr>
+        <w:rFonts w:ascii="Wingdings" w:hAnsi="Wingdings" w:hint="default"/>
+        <w:sz w:val="20"/>
+      </w:rPr>
+    </w:lvl>
+    <w:lvl w:ilvl="3" w:tentative="1">
+      <w:start w:val="1"/>
+      <w:numFmt w:val="bullet"/>
+      <w:lvlText w:val=""/>
+      <w:lvlJc w:val="left"/>
+      <w:pPr>
+        <w:tabs>
+          <w:tab w:val="num" w:pos="2880"/>
+        </w:tabs>
+        <w:ind w:left="2880" w:hanging="360"/>
+      </w:pPr>
+      <w:rPr>
+        <w:rFonts w:ascii="Wingdings" w:hAnsi="Wingdings" w:hint="default"/>
+        <w:sz w:val="20"/>
+      </w:rPr>
+    </w:lvl>
+    <w:lvl w:ilvl="4" w:tentative="1">
+      <w:start w:val="1"/>
+      <w:numFmt w:val="bullet"/>
+      <w:lvlText w:val=""/>
+      <w:lvlJc w:val="left"/>
+      <w:pPr>
+        <w:tabs>
+          <w:tab w:val="num" w:pos="3600"/>
+        </w:tabs>
+        <w:ind w:left="3600" w:hanging="360"/>
+      </w:pPr>
+      <w:rPr>
+        <w:rFonts w:ascii="Wingdings" w:hAnsi="Wingdings" w:hint="default"/>
+        <w:sz w:val="20"/>
+      </w:rPr>
+    </w:lvl>
+    <w:lvl w:ilvl="5" w:tentative="1">
+      <w:start w:val="1"/>
+      <w:numFmt w:val="bullet"/>
+      <w:lvlText w:val=""/>
+      <w:lvlJc w:val="left"/>
+      <w:pPr>
+        <w:tabs>
+          <w:tab w:val="num" w:pos="4320"/>
+        </w:tabs>
+        <w:ind w:left="4320" w:hanging="360"/>
+      </w:pPr>
+      <w:rPr>
+        <w:rFonts w:ascii="Wingdings" w:hAnsi="Wingdings" w:hint="default"/>
+        <w:sz w:val="20"/>
+      </w:rPr>
+    </w:lvl>
+    <w:lvl w:ilvl="6" w:tentative="1">
+      <w:start w:val="1"/>
+      <w:numFmt w:val="bullet"/>
+      <w:lvlText w:val=""/>
+      <w:lvlJc w:val="left"/>
+      <w:pPr>
+        <w:tabs>
+          <w:tab w:val="num" w:pos="5040"/>
+        </w:tabs>
+        <w:ind w:left="5040" w:hanging="360"/>
+      </w:pPr>
+      <w:rPr>
+        <w:rFonts w:ascii="Wingdings" w:hAnsi="Wingdings" w:hint="default"/>
+        <w:sz w:val="20"/>
+      </w:rPr>
+    </w:lvl>
+    <w:lvl w:ilvl="7" w:tentative="1">
+      <w:start w:val="1"/>
+      <w:numFmt w:val="bullet"/>
+      <w:lvlText w:val=""/>
+      <w:lvlJc w:val="left"/>
+      <w:pPr>
+        <w:tabs>
+          <w:tab w:val="num" w:pos="5760"/>
+        </w:tabs>
+        <w:ind w:left="5760" w:hanging="360"/>
+      </w:pPr>
+      <w:rPr>
+        <w:rFonts w:ascii="Wingdings" w:hAnsi="Wingdings" w:hint="default"/>
+        <w:sz w:val="20"/>
+      </w:rPr>
+    </w:lvl>
+    <w:lvl w:ilvl="8" w:tentative="1">
+      <w:start w:val="1"/>
+      <w:numFmt w:val="bullet"/>
+      <w:lvlText w:val=""/>
+      <w:lvlJc w:val="left"/>
+      <w:pPr>
+        <w:tabs>
+          <w:tab w:val="num" w:pos="6480"/>
+        </w:tabs>
+        <w:ind w:left="6480" w:hanging="360"/>
+      </w:pPr>
+      <w:rPr>
+        <w:rFonts w:ascii="Wingdings" w:hAnsi="Wingdings" w:hint="default"/>
+        <w:sz w:val="20"/>
+      </w:rPr>
+    </w:lvl>
+  </w:abstractNum>
+  <w:abstractNum w:abstractNumId="55" w15:restartNumberingAfterBreak="0">
     <w:nsid w:val="6D2C08F7"/>
     <w:multiLevelType w:val="multilevel"/>
     <w:tmpl w:val="5AEED95E"/>
@@ -11048,7 +8969,7 @@
       </w:rPr>
     </w:lvl>
   </w:abstractNum>
-  <w:abstractNum w:abstractNumId="49" w15:restartNumberingAfterBreak="0">
+  <w:abstractNum w:abstractNumId="56" w15:restartNumberingAfterBreak="0">
     <w:nsid w:val="6DCB5351"/>
     <w:multiLevelType w:val="multilevel"/>
     <w:tmpl w:val="2932B36A"/>
@@ -11197,7 +9118,7 @@
       </w:rPr>
     </w:lvl>
   </w:abstractNum>
-  <w:abstractNum w:abstractNumId="50" w15:restartNumberingAfterBreak="0">
+  <w:abstractNum w:abstractNumId="57" w15:restartNumberingAfterBreak="0">
     <w:nsid w:val="6DDC672F"/>
     <w:multiLevelType w:val="hybridMultilevel"/>
     <w:tmpl w:val="9C54EA24"/>
@@ -11310,7 +9231,156 @@
       </w:rPr>
     </w:lvl>
   </w:abstractNum>
-  <w:abstractNum w:abstractNumId="51" w15:restartNumberingAfterBreak="0">
+  <w:abstractNum w:abstractNumId="58" w15:restartNumberingAfterBreak="0">
+    <w:nsid w:val="70E250B1"/>
+    <w:multiLevelType w:val="multilevel"/>
+    <w:tmpl w:val="C3925A44"/>
+    <w:lvl w:ilvl="0">
+      <w:start w:val="1"/>
+      <w:numFmt w:val="bullet"/>
+      <w:lvlText w:val=""/>
+      <w:lvlJc w:val="left"/>
+      <w:pPr>
+        <w:tabs>
+          <w:tab w:val="num" w:pos="720"/>
+        </w:tabs>
+        <w:ind w:left="720" w:hanging="360"/>
+      </w:pPr>
+      <w:rPr>
+        <w:rFonts w:ascii="Symbol" w:hAnsi="Symbol" w:hint="default"/>
+        <w:sz w:val="20"/>
+      </w:rPr>
+    </w:lvl>
+    <w:lvl w:ilvl="1" w:tentative="1">
+      <w:start w:val="1"/>
+      <w:numFmt w:val="bullet"/>
+      <w:lvlText w:val="o"/>
+      <w:lvlJc w:val="left"/>
+      <w:pPr>
+        <w:tabs>
+          <w:tab w:val="num" w:pos="1440"/>
+        </w:tabs>
+        <w:ind w:left="1440" w:hanging="360"/>
+      </w:pPr>
+      <w:rPr>
+        <w:rFonts w:ascii="Courier New" w:hAnsi="Courier New" w:hint="default"/>
+        <w:sz w:val="20"/>
+      </w:rPr>
+    </w:lvl>
+    <w:lvl w:ilvl="2" w:tentative="1">
+      <w:start w:val="1"/>
+      <w:numFmt w:val="bullet"/>
+      <w:lvlText w:val=""/>
+      <w:lvlJc w:val="left"/>
+      <w:pPr>
+        <w:tabs>
+          <w:tab w:val="num" w:pos="2160"/>
+        </w:tabs>
+        <w:ind w:left="2160" w:hanging="360"/>
+      </w:pPr>
+      <w:rPr>
+        <w:rFonts w:ascii="Wingdings" w:hAnsi="Wingdings" w:hint="default"/>
+        <w:sz w:val="20"/>
+      </w:rPr>
+    </w:lvl>
+    <w:lvl w:ilvl="3" w:tentative="1">
+      <w:start w:val="1"/>
+      <w:numFmt w:val="bullet"/>
+      <w:lvlText w:val=""/>
+      <w:lvlJc w:val="left"/>
+      <w:pPr>
+        <w:tabs>
+          <w:tab w:val="num" w:pos="2880"/>
+        </w:tabs>
+        <w:ind w:left="2880" w:hanging="360"/>
+      </w:pPr>
+      <w:rPr>
+        <w:rFonts w:ascii="Wingdings" w:hAnsi="Wingdings" w:hint="default"/>
+        <w:sz w:val="20"/>
+      </w:rPr>
+    </w:lvl>
+    <w:lvl w:ilvl="4" w:tentative="1">
+      <w:start w:val="1"/>
+      <w:numFmt w:val="bullet"/>
+      <w:lvlText w:val=""/>
+      <w:lvlJc w:val="left"/>
+      <w:pPr>
+        <w:tabs>
+          <w:tab w:val="num" w:pos="3600"/>
+        </w:tabs>
+        <w:ind w:left="3600" w:hanging="360"/>
+      </w:pPr>
+      <w:rPr>
+        <w:rFonts w:ascii="Wingdings" w:hAnsi="Wingdings" w:hint="default"/>
+        <w:sz w:val="20"/>
+      </w:rPr>
+    </w:lvl>
+    <w:lvl w:ilvl="5" w:tentative="1">
+      <w:start w:val="1"/>
+      <w:numFmt w:val="bullet"/>
+      <w:lvlText w:val=""/>
+      <w:lvlJc w:val="left"/>
+      <w:pPr>
+        <w:tabs>
+          <w:tab w:val="num" w:pos="4320"/>
+        </w:tabs>
+        <w:ind w:left="4320" w:hanging="360"/>
+      </w:pPr>
+      <w:rPr>
+        <w:rFonts w:ascii="Wingdings" w:hAnsi="Wingdings" w:hint="default"/>
+        <w:sz w:val="20"/>
+      </w:rPr>
+    </w:lvl>
+    <w:lvl w:ilvl="6" w:tentative="1">
+      <w:start w:val="1"/>
+      <w:numFmt w:val="bullet"/>
+      <w:lvlText w:val=""/>
+      <w:lvlJc w:val="left"/>
+      <w:pPr>
+        <w:tabs>
+          <w:tab w:val="num" w:pos="5040"/>
+        </w:tabs>
+        <w:ind w:left="5040" w:hanging="360"/>
+      </w:pPr>
+      <w:rPr>
+        <w:rFonts w:ascii="Wingdings" w:hAnsi="Wingdings" w:hint="default"/>
+        <w:sz w:val="20"/>
+      </w:rPr>
+    </w:lvl>
+    <w:lvl w:ilvl="7" w:tentative="1">
+      <w:start w:val="1"/>
+      <w:numFmt w:val="bullet"/>
+      <w:lvlText w:val=""/>
+      <w:lvlJc w:val="left"/>
+      <w:pPr>
+        <w:tabs>
+          <w:tab w:val="num" w:pos="5760"/>
+        </w:tabs>
+        <w:ind w:left="5760" w:hanging="360"/>
+      </w:pPr>
+      <w:rPr>
+        <w:rFonts w:ascii="Wingdings" w:hAnsi="Wingdings" w:hint="default"/>
+        <w:sz w:val="20"/>
+      </w:rPr>
+    </w:lvl>
+    <w:lvl w:ilvl="8" w:tentative="1">
+      <w:start w:val="1"/>
+      <w:numFmt w:val="bullet"/>
+      <w:lvlText w:val=""/>
+      <w:lvlJc w:val="left"/>
+      <w:pPr>
+        <w:tabs>
+          <w:tab w:val="num" w:pos="6480"/>
+        </w:tabs>
+        <w:ind w:left="6480" w:hanging="360"/>
+      </w:pPr>
+      <w:rPr>
+        <w:rFonts w:ascii="Wingdings" w:hAnsi="Wingdings" w:hint="default"/>
+        <w:sz w:val="20"/>
+      </w:rPr>
+    </w:lvl>
+  </w:abstractNum>
+  <w:abstractNum w:abstractNumId="59" w15:restartNumberingAfterBreak="0">
     <w:nsid w:val="7217D654"/>
     <w:multiLevelType w:val="hybridMultilevel"/>
     <w:tmpl w:val="FFFFFFFF"/>
@@ -11423,7 +9493,7 @@
       </w:rPr>
     </w:lvl>
   </w:abstractNum>
-  <w:abstractNum w:abstractNumId="52" w15:restartNumberingAfterBreak="0">
+  <w:abstractNum w:abstractNumId="60" w15:restartNumberingAfterBreak="0">
     <w:nsid w:val="729D318D"/>
     <w:multiLevelType w:val="multilevel"/>
     <w:tmpl w:val="7882ACEE"/>
@@ -11572,7 +9642,7 @@
       </w:rPr>
     </w:lvl>
   </w:abstractNum>
-  <w:abstractNum w:abstractNumId="53" w15:restartNumberingAfterBreak="0">
+  <w:abstractNum w:abstractNumId="61" w15:restartNumberingAfterBreak="0">
     <w:nsid w:val="752C5F08"/>
     <w:multiLevelType w:val="hybridMultilevel"/>
     <w:tmpl w:val="12802268"/>
@@ -11685,7 +9755,7 @@
       </w:rPr>
     </w:lvl>
   </w:abstractNum>
-  <w:abstractNum w:abstractNumId="54" w15:restartNumberingAfterBreak="0">
+  <w:abstractNum w:abstractNumId="62" w15:restartNumberingAfterBreak="0">
     <w:nsid w:val="758E22C9"/>
     <w:multiLevelType w:val="multilevel"/>
     <w:tmpl w:val="80C21970"/>
@@ -11834,7 +9904,7 @@
       </w:rPr>
     </w:lvl>
   </w:abstractNum>
-  <w:abstractNum w:abstractNumId="55" w15:restartNumberingAfterBreak="0">
+  <w:abstractNum w:abstractNumId="63" w15:restartNumberingAfterBreak="0">
     <w:nsid w:val="788D08EB"/>
     <w:multiLevelType w:val="hybridMultilevel"/>
     <w:tmpl w:val="849E2F50"/>
@@ -11947,7 +10017,7 @@
       </w:rPr>
     </w:lvl>
   </w:abstractNum>
-  <w:abstractNum w:abstractNumId="56" w15:restartNumberingAfterBreak="0">
+  <w:abstractNum w:abstractNumId="64" w15:restartNumberingAfterBreak="0">
     <w:nsid w:val="7B000076"/>
     <w:multiLevelType w:val="multilevel"/>
     <w:tmpl w:val="C54EFCAC"/>
@@ -12096,7 +10166,7 @@
       </w:rPr>
     </w:lvl>
   </w:abstractNum>
-  <w:abstractNum w:abstractNumId="57" w15:restartNumberingAfterBreak="0">
+  <w:abstractNum w:abstractNumId="65" w15:restartNumberingAfterBreak="0">
     <w:nsid w:val="7DF20984"/>
     <w:multiLevelType w:val="hybridMultilevel"/>
     <w:tmpl w:val="6DDABE80"/>
@@ -12213,13 +10283,13 @@
     <w:abstractNumId w:val="4"/>
   </w:num>
   <w:num w:numId="2" w16cid:durableId="1431730512">
-    <w:abstractNumId w:val="43"/>
+    <w:abstractNumId w:val="48"/>
   </w:num>
   <w:num w:numId="3" w16cid:durableId="151146161">
-    <w:abstractNumId w:val="31"/>
+    <w:abstractNumId w:val="33"/>
   </w:num>
   <w:num w:numId="4" w16cid:durableId="1671443663">
-    <w:abstractNumId w:val="47"/>
+    <w:abstractNumId w:val="53"/>
   </w:num>
   <w:num w:numId="5" w16cid:durableId="1767143358">
     <w:abstractNumId w:val="9"/>
@@ -12228,19 +10298,19 @@
     <w:abstractNumId w:val="10"/>
   </w:num>
   <w:num w:numId="7" w16cid:durableId="1825462458">
-    <w:abstractNumId w:val="51"/>
+    <w:abstractNumId w:val="59"/>
   </w:num>
   <w:num w:numId="8" w16cid:durableId="1856530112">
-    <w:abstractNumId w:val="25"/>
+    <w:abstractNumId w:val="27"/>
   </w:num>
   <w:num w:numId="9" w16cid:durableId="186139269">
-    <w:abstractNumId w:val="28"/>
+    <w:abstractNumId w:val="30"/>
   </w:num>
   <w:num w:numId="10" w16cid:durableId="2032996105">
-    <w:abstractNumId w:val="24"/>
+    <w:abstractNumId w:val="26"/>
   </w:num>
   <w:num w:numId="11" w16cid:durableId="244924323">
-    <w:abstractNumId w:val="46"/>
+    <w:abstractNumId w:val="52"/>
   </w:num>
   <w:num w:numId="12" w16cid:durableId="60756249">
     <w:abstractNumId w:val="7"/>
@@ -12252,7 +10322,7 @@
     <w:abstractNumId w:val="0"/>
   </w:num>
   <w:num w:numId="15" w16cid:durableId="932394986">
-    <w:abstractNumId w:val="20"/>
+    <w:abstractNumId w:val="22"/>
   </w:num>
   <w:num w:numId="16" w16cid:durableId="1509910348">
     <w:abstractNumId w:val="11"/>
@@ -12264,28 +10334,28 @@
     <w:abstractNumId w:val="15"/>
   </w:num>
   <w:num w:numId="19" w16cid:durableId="699474775">
-    <w:abstractNumId w:val="54"/>
+    <w:abstractNumId w:val="62"/>
   </w:num>
   <w:num w:numId="20" w16cid:durableId="1236742625">
-    <w:abstractNumId w:val="48"/>
+    <w:abstractNumId w:val="55"/>
   </w:num>
   <w:num w:numId="21" w16cid:durableId="1235167779">
-    <w:abstractNumId w:val="41"/>
+    <w:abstractNumId w:val="45"/>
   </w:num>
   <w:num w:numId="22" w16cid:durableId="325211534">
-    <w:abstractNumId w:val="40"/>
+    <w:abstractNumId w:val="44"/>
   </w:num>
   <w:num w:numId="23" w16cid:durableId="807740655">
-    <w:abstractNumId w:val="49"/>
+    <w:abstractNumId w:val="56"/>
   </w:num>
   <w:num w:numId="24" w16cid:durableId="176315077">
-    <w:abstractNumId w:val="17"/>
+    <w:abstractNumId w:val="18"/>
   </w:num>
   <w:num w:numId="25" w16cid:durableId="1685932855">
     <w:abstractNumId w:val="6"/>
   </w:num>
   <w:num w:numId="26" w16cid:durableId="1204975807">
-    <w:abstractNumId w:val="33"/>
+    <w:abstractNumId w:val="37"/>
   </w:num>
   <w:num w:numId="27" w16cid:durableId="624115609">
     <w:abstractNumId w:val="8"/>
@@ -12294,13 +10364,13 @@
     <w:abstractNumId w:val="16"/>
   </w:num>
   <w:num w:numId="29" w16cid:durableId="111170588">
-    <w:abstractNumId w:val="37"/>
+    <w:abstractNumId w:val="41"/>
   </w:num>
   <w:num w:numId="30" w16cid:durableId="1862165495">
-    <w:abstractNumId w:val="56"/>
+    <w:abstractNumId w:val="64"/>
   </w:num>
   <w:num w:numId="31" w16cid:durableId="831988167">
-    <w:abstractNumId w:val="32"/>
+    <w:abstractNumId w:val="34"/>
   </w:num>
   <w:num w:numId="32" w16cid:durableId="1224828167">
     <w:abstractNumId w:val="5"/>
@@ -12309,79 +10379,103 @@
     <w:abstractNumId w:val="2"/>
   </w:num>
   <w:num w:numId="34" w16cid:durableId="535699070">
-    <w:abstractNumId w:val="29"/>
+    <w:abstractNumId w:val="31"/>
   </w:num>
   <w:num w:numId="35" w16cid:durableId="1360356760">
-    <w:abstractNumId w:val="52"/>
+    <w:abstractNumId w:val="60"/>
   </w:num>
   <w:num w:numId="36" w16cid:durableId="2142921479">
+    <w:abstractNumId w:val="42"/>
+  </w:num>
+  <w:num w:numId="37" w16cid:durableId="2054231052">
     <w:abstractNumId w:val="38"/>
   </w:num>
-  <w:num w:numId="37" w16cid:durableId="2054231052">
-    <w:abstractNumId w:val="34"/>
-  </w:num>
   <w:num w:numId="38" w16cid:durableId="892541864">
-    <w:abstractNumId w:val="39"/>
+    <w:abstractNumId w:val="43"/>
   </w:num>
   <w:num w:numId="39" w16cid:durableId="1862863861">
-    <w:abstractNumId w:val="55"/>
+    <w:abstractNumId w:val="63"/>
   </w:num>
   <w:num w:numId="40" w16cid:durableId="1332872102">
-    <w:abstractNumId w:val="22"/>
+    <w:abstractNumId w:val="24"/>
   </w:num>
   <w:num w:numId="41" w16cid:durableId="1968509952">
     <w:abstractNumId w:val="1"/>
   </w:num>
   <w:num w:numId="42" w16cid:durableId="2104837208">
-    <w:abstractNumId w:val="27"/>
+    <w:abstractNumId w:val="29"/>
   </w:num>
   <w:num w:numId="43" w16cid:durableId="458306330">
     <w:abstractNumId w:val="14"/>
   </w:num>
   <w:num w:numId="44" w16cid:durableId="459811585">
+    <w:abstractNumId w:val="65"/>
+  </w:num>
+  <w:num w:numId="45" w16cid:durableId="307907778">
     <w:abstractNumId w:val="57"/>
   </w:num>
-  <w:num w:numId="45" w16cid:durableId="307907778">
-    <w:abstractNumId w:val="50"/>
-  </w:num>
   <w:num w:numId="46" w16cid:durableId="144319407">
-    <w:abstractNumId w:val="18"/>
+    <w:abstractNumId w:val="20"/>
   </w:num>
   <w:num w:numId="47" w16cid:durableId="1403603309">
-    <w:abstractNumId w:val="21"/>
+    <w:abstractNumId w:val="23"/>
   </w:num>
   <w:num w:numId="48" w16cid:durableId="213850770">
     <w:abstractNumId w:val="3"/>
   </w:num>
   <w:num w:numId="49" w16cid:durableId="494420880">
-    <w:abstractNumId w:val="26"/>
+    <w:abstractNumId w:val="28"/>
   </w:num>
   <w:num w:numId="50" w16cid:durableId="780611038">
+    <w:abstractNumId w:val="40"/>
+  </w:num>
+  <w:num w:numId="51" w16cid:durableId="208692335">
+    <w:abstractNumId w:val="32"/>
+  </w:num>
+  <w:num w:numId="52" w16cid:durableId="351302375">
+    <w:abstractNumId w:val="50"/>
+  </w:num>
+  <w:num w:numId="53" w16cid:durableId="1039819501">
+    <w:abstractNumId w:val="51"/>
+  </w:num>
+  <w:num w:numId="54" w16cid:durableId="1899434387">
+    <w:abstractNumId w:val="61"/>
+  </w:num>
+  <w:num w:numId="55" w16cid:durableId="1213928419">
+    <w:abstractNumId w:val="21"/>
+  </w:num>
+  <w:num w:numId="56" w16cid:durableId="1880892139">
+    <w:abstractNumId w:val="46"/>
+  </w:num>
+  <w:num w:numId="57" w16cid:durableId="1142383219">
+    <w:abstractNumId w:val="25"/>
+  </w:num>
+  <w:num w:numId="58" w16cid:durableId="74523958">
+    <w:abstractNumId w:val="39"/>
+  </w:num>
+  <w:num w:numId="59" w16cid:durableId="58066103">
+    <w:abstractNumId w:val="47"/>
+  </w:num>
+  <w:num w:numId="60" w16cid:durableId="1720089460">
+    <w:abstractNumId w:val="49"/>
+  </w:num>
+  <w:num w:numId="61" w16cid:durableId="1190069129">
+    <w:abstractNumId w:val="19"/>
+  </w:num>
+  <w:num w:numId="62" w16cid:durableId="842159796">
+    <w:abstractNumId w:val="35"/>
+  </w:num>
+  <w:num w:numId="63" w16cid:durableId="1406875892">
+    <w:abstractNumId w:val="17"/>
+  </w:num>
+  <w:num w:numId="64" w16cid:durableId="557008773">
+    <w:abstractNumId w:val="54"/>
+  </w:num>
+  <w:num w:numId="65" w16cid:durableId="478157853">
     <w:abstractNumId w:val="36"/>
   </w:num>
-  <w:num w:numId="51" w16cid:durableId="208692335">
-    <w:abstractNumId w:val="30"/>
-  </w:num>
-  <w:num w:numId="52" w16cid:durableId="351302375">
-    <w:abstractNumId w:val="44"/>
-  </w:num>
-  <w:num w:numId="53" w16cid:durableId="1039819501">
-    <w:abstractNumId w:val="45"/>
-  </w:num>
-  <w:num w:numId="54" w16cid:durableId="1899434387">
-    <w:abstractNumId w:val="53"/>
-  </w:num>
-  <w:num w:numId="55" w16cid:durableId="1213928419">
-    <w:abstractNumId w:val="19"/>
-  </w:num>
-  <w:num w:numId="56" w16cid:durableId="1880892139">
-    <w:abstractNumId w:val="42"/>
-  </w:num>
-  <w:num w:numId="57" w16cid:durableId="1142383219">
-    <w:abstractNumId w:val="23"/>
-  </w:num>
-  <w:num w:numId="58" w16cid:durableId="74523958">
-    <w:abstractNumId w:val="35"/>
+  <w:num w:numId="66" w16cid:durableId="571426619">
+    <w:abstractNumId w:val="58"/>
   </w:num>
 </w:numbering>
 </file>
@@ -13159,6 +11253,41 @@
       <w:szCs w:val="56"/>
     </w:rPr>
   </w:style>
+  <w:style w:type="character" w:styleId="UnresolvedMention">
+    <w:name w:val="Unresolved Mention"/>
+    <w:basedOn w:val="DefaultParagraphFont"/>
+    <w:uiPriority w:val="99"/>
+    <w:semiHidden/>
+    <w:unhideWhenUsed/>
+    <w:rsid w:val="000E147A"/>
+    <w:rPr>
+      <w:color w:val="605E5C"/>
+      <w:shd w:val="clear" w:color="auto" w:fill="E1DFDD"/>
+    </w:rPr>
+  </w:style>
+  <w:style w:type="character" w:styleId="FollowedHyperlink">
+    <w:name w:val="FollowedHyperlink"/>
+    <w:basedOn w:val="DefaultParagraphFont"/>
+    <w:uiPriority w:val="99"/>
+    <w:semiHidden/>
+    <w:unhideWhenUsed/>
+    <w:rsid w:val="000E147A"/>
+    <w:rPr>
+      <w:color w:val="96607D" w:themeColor="followedHyperlink"/>
+      <w:u w:val="single"/>
+    </w:rPr>
+  </w:style>
+  <w:style w:type="paragraph" w:styleId="NormalWeb">
+    <w:name w:val="Normal (Web)"/>
+    <w:basedOn w:val="Normal"/>
+    <w:uiPriority w:val="99"/>
+    <w:semiHidden/>
+    <w:unhideWhenUsed/>
+    <w:rsid w:val="003273C4"/>
+    <w:rPr>
+      <w:rFonts w:ascii="Times New Roman" w:hAnsi="Times New Roman" w:cs="Times New Roman"/>
+    </w:rPr>
+  </w:style>
 </w:styles>
 </file>
 
